--- a/TS Jatai Ghanam Project/TS 2.4/TS 2.4 Ghanam Malayalam Corrections.docx
+++ b/TS Jatai Ghanam Project/TS 2.4/TS 2.4 Ghanam Malayalam Corrections.docx
@@ -1,6 +1,6 @@
 
 <file path=word/document.xml><?xml version="1.0" encoding="utf-8"?>
-<w:document xmlns:wpc="http://schemas.microsoft.com/office/word/2010/wordprocessingCanvas" xmlns:cx="http://schemas.microsoft.com/office/drawing/2014/chartex" xmlns:cx1="http://schemas.microsoft.com/office/drawing/2015/9/8/chartex" xmlns:cx2="http://schemas.microsoft.com/office/drawing/2015/10/21/chartex" xmlns:cx3="http://schemas.microsoft.com/office/drawing/2016/5/9/chartex" xmlns:cx4="http://schemas.microsoft.com/office/drawing/2016/5/10/chartex" xmlns:cx5="http://schemas.microsoft.com/office/drawing/2016/5/11/chartex" xmlns:cx6="http://schemas.microsoft.com/office/drawing/2016/5/12/chartex" xmlns:cx7="http://schemas.microsoft.com/office/drawing/2016/5/13/chartex" xmlns:cx8="http://schemas.microsoft.com/office/drawing/2016/5/14/chartex" xmlns:mc="http://schemas.openxmlformats.org/markup-compatibility/2006" xmlns:aink="http://schemas.microsoft.com/office/drawing/2016/ink" xmlns:am3d="http://schemas.microsoft.com/office/drawing/2017/model3d" xmlns:o="urn:schemas-microsoft-com:office:office" xmlns:oel="http://schemas.microsoft.com/office/2019/extlst" xmlns:r="http://schemas.openxmlformats.org/officeDocument/2006/relationships" xmlns:m="http://schemas.openxmlformats.org/officeDocument/2006/math" xmlns:v="urn:schemas-microsoft-com:vml" xmlns:wp14="http://schemas.microsoft.com/office/word/2010/wordprocessingDrawing" xmlns:wp="http://schemas.openxmlformats.org/drawingml/2006/wordprocessingDrawing" xmlns:w10="urn:schemas-microsoft-com:office:word" xmlns:w="http://schemas.openxmlformats.org/wordprocessingml/2006/main" xmlns:w14="http://schemas.microsoft.com/office/word/2010/wordml" xmlns:w15="http://schemas.microsoft.com/office/word/2012/wordml" xmlns:w16cex="http://schemas.microsoft.com/office/word/2018/wordml/cex" xmlns:w16cid="http://schemas.microsoft.com/office/word/2016/wordml/cid" xmlns:w16="http://schemas.microsoft.com/office/word/2018/wordml" xmlns:w16sdtdh="http://schemas.microsoft.com/office/word/2020/wordml/sdtdatahash" xmlns:w16se="http://schemas.microsoft.com/office/word/2015/wordml/symex" xmlns:wpg="http://schemas.microsoft.com/office/word/2010/wordprocessingGroup" xmlns:wpi="http://schemas.microsoft.com/office/word/2010/wordprocessingInk" xmlns:wne="http://schemas.microsoft.com/office/word/2006/wordml" xmlns:wps="http://schemas.microsoft.com/office/word/2010/wordprocessingShape" mc:Ignorable="w14 w15 w16se w16cid w16 w16cex w16sdtdh wp14">
+<w:document xmlns:wpc="http://schemas.microsoft.com/office/word/2010/wordprocessingCanvas" xmlns:cx="http://schemas.microsoft.com/office/drawing/2014/chartex" xmlns:cx1="http://schemas.microsoft.com/office/drawing/2015/9/8/chartex" xmlns:cx2="http://schemas.microsoft.com/office/drawing/2015/10/21/chartex" xmlns:cx3="http://schemas.microsoft.com/office/drawing/2016/5/9/chartex" xmlns:cx4="http://schemas.microsoft.com/office/drawing/2016/5/10/chartex" xmlns:cx5="http://schemas.microsoft.com/office/drawing/2016/5/11/chartex" xmlns:cx6="http://schemas.microsoft.com/office/drawing/2016/5/12/chartex" xmlns:cx7="http://schemas.microsoft.com/office/drawing/2016/5/13/chartex" xmlns:cx8="http://schemas.microsoft.com/office/drawing/2016/5/14/chartex" xmlns:mc="http://schemas.openxmlformats.org/markup-compatibility/2006" xmlns:aink="http://schemas.microsoft.com/office/drawing/2016/ink" xmlns:am3d="http://schemas.microsoft.com/office/drawing/2017/model3d" xmlns:o="urn:schemas-microsoft-com:office:office" xmlns:oel="http://schemas.microsoft.com/office/2019/extlst" xmlns:r="http://schemas.openxmlformats.org/officeDocument/2006/relationships" xmlns:m="http://schemas.openxmlformats.org/officeDocument/2006/math" xmlns:v="urn:schemas-microsoft-com:vml" xmlns:wp14="http://schemas.microsoft.com/office/word/2010/wordprocessingDrawing" xmlns:wp="http://schemas.openxmlformats.org/drawingml/2006/wordprocessingDrawing" xmlns:w10="urn:schemas-microsoft-com:office:word" xmlns:w="http://schemas.openxmlformats.org/wordprocessingml/2006/main" xmlns:w14="http://schemas.microsoft.com/office/word/2010/wordml" xmlns:w15="http://schemas.microsoft.com/office/word/2012/wordml" xmlns:w16cex="http://schemas.microsoft.com/office/word/2018/wordml/cex" xmlns:w16cid="http://schemas.microsoft.com/office/word/2016/wordml/cid" xmlns:w16="http://schemas.microsoft.com/office/word/2018/wordml" xmlns:w16du="http://schemas.microsoft.com/office/word/2023/wordml/word16du" xmlns:w16sdtdh="http://schemas.microsoft.com/office/word/2020/wordml/sdtdatahash" xmlns:w16sdtfl="http://schemas.microsoft.com/office/word/2024/wordml/sdtformatlock" xmlns:w16se="http://schemas.microsoft.com/office/word/2015/wordml/symex" xmlns:wpg="http://schemas.microsoft.com/office/word/2010/wordprocessingGroup" xmlns:wpi="http://schemas.microsoft.com/office/word/2010/wordprocessingInk" xmlns:wne="http://schemas.microsoft.com/office/word/2006/wordml" xmlns:wps="http://schemas.microsoft.com/office/word/2010/wordprocessingShape" mc:Ignorable="w14 w15 w16se w16cid w16 w16cex w16sdtdh w16sdtfl w16du wp14">
   <w:body>
     <w:p>
       <w:pPr>
@@ -22,6 +22,3043 @@
           <w:szCs w:val="32"/>
           <w:u w:val="single"/>
         </w:rPr>
+        <w:t xml:space="preserve">TS </w:t>
+      </w:r>
+      <w:r>
+        <w:rPr>
+          <w:b/>
+          <w:bCs/>
+          <w:sz w:val="32"/>
+          <w:szCs w:val="32"/>
+          <w:u w:val="single"/>
+        </w:rPr>
+        <w:t>Ghanam</w:t>
+      </w:r>
+      <w:r>
+        <w:rPr>
+          <w:b/>
+          <w:bCs/>
+          <w:sz w:val="32"/>
+          <w:szCs w:val="32"/>
+          <w:u w:val="single"/>
+        </w:rPr>
+        <w:t xml:space="preserve"> – TS 2.4 Malayalam Corrections – Observed </w:t>
+      </w:r>
+      <w:proofErr w:type="gramStart"/>
+      <w:r>
+        <w:rPr>
+          <w:b/>
+          <w:bCs/>
+          <w:sz w:val="32"/>
+          <w:szCs w:val="32"/>
+          <w:u w:val="single"/>
+        </w:rPr>
+        <w:t xml:space="preserve">till </w:t>
+      </w:r>
+      <w:r>
+        <w:rPr>
+          <w:b/>
+          <w:bCs/>
+          <w:sz w:val="32"/>
+          <w:szCs w:val="32"/>
+          <w:highlight w:val="red"/>
+          <w:u w:val="single"/>
+        </w:rPr>
+        <w:t>??????</w:t>
+      </w:r>
+      <w:proofErr w:type="gramEnd"/>
+    </w:p>
+    <w:p>
+      <w:pPr>
+        <w:spacing w:before="0" w:line="240" w:lineRule="auto"/>
+        <w:jc w:val="center"/>
+        <w:rPr>
+          <w:b/>
+          <w:bCs/>
+          <w:sz w:val="28"/>
+          <w:szCs w:val="32"/>
+        </w:rPr>
+      </w:pPr>
+      <w:r>
+        <w:rPr>
+          <w:b/>
+          <w:bCs/>
+          <w:sz w:val="28"/>
+          <w:szCs w:val="32"/>
+        </w:rPr>
+        <w:t>(ignore those which are already incorporated in your book’s version and date)</w:t>
+      </w:r>
+    </w:p>
+    <w:tbl>
+      <w:tblPr>
+        <w:tblW w:w="14821" w:type="dxa"/>
+        <w:tblInd w:w="-792" w:type="dxa"/>
+        <w:tblBorders>
+          <w:top w:val="single" w:sz="4" w:space="0" w:color="000000"/>
+          <w:left w:val="single" w:sz="4" w:space="0" w:color="000000"/>
+          <w:bottom w:val="single" w:sz="4" w:space="0" w:color="000000"/>
+          <w:right w:val="single" w:sz="4" w:space="0" w:color="000000"/>
+          <w:insideH w:val="single" w:sz="4" w:space="0" w:color="000000"/>
+          <w:insideV w:val="single" w:sz="4" w:space="0" w:color="000000"/>
+        </w:tblBorders>
+        <w:tblLook w:val="04A0" w:firstRow="1" w:lastRow="0" w:firstColumn="1" w:lastColumn="0" w:noHBand="0" w:noVBand="1"/>
+      </w:tblPr>
+      <w:tblGrid>
+        <w:gridCol w:w="7308"/>
+        <w:gridCol w:w="7371"/>
+        <w:gridCol w:w="142"/>
+      </w:tblGrid>
+      <w:tr>
+        <w:trPr>
+          <w:gridAfter w:val="1"/>
+          <w:wAfter w:w="142" w:type="dxa"/>
+        </w:trPr>
+        <w:tc>
+          <w:tcPr>
+            <w:tcW w:w="7308" w:type="dxa"/>
+          </w:tcPr>
+          <w:p>
+            <w:pPr>
+              <w:spacing w:before="0" w:line="240" w:lineRule="auto"/>
+              <w:jc w:val="center"/>
+              <w:rPr>
+                <w:b/>
+                <w:sz w:val="32"/>
+                <w:szCs w:val="32"/>
+              </w:rPr>
+            </w:pPr>
+            <w:r>
+              <w:rPr>
+                <w:b/>
+                <w:sz w:val="32"/>
+                <w:szCs w:val="32"/>
+              </w:rPr>
+              <w:t>As Printed</w:t>
+            </w:r>
+          </w:p>
+        </w:tc>
+        <w:tc>
+          <w:tcPr>
+            <w:tcW w:w="7371" w:type="dxa"/>
+          </w:tcPr>
+          <w:p>
+            <w:pPr>
+              <w:spacing w:before="0" w:line="240" w:lineRule="auto"/>
+              <w:ind w:right="-18"/>
+              <w:jc w:val="center"/>
+              <w:rPr>
+                <w:b/>
+                <w:sz w:val="32"/>
+                <w:szCs w:val="32"/>
+              </w:rPr>
+            </w:pPr>
+            <w:r>
+              <w:rPr>
+                <w:b/>
+                <w:sz w:val="32"/>
+                <w:szCs w:val="32"/>
+              </w:rPr>
+              <w:t>To be read as or corrected as</w:t>
+            </w:r>
+            <w:r>
+              <w:rPr>
+                <w:b/>
+                <w:sz w:val="32"/>
+                <w:szCs w:val="32"/>
+              </w:rPr>
+              <w:t xml:space="preserve"> </w:t>
+            </w:r>
+          </w:p>
+        </w:tc>
+      </w:tr>
+      <w:tr>
+        <w:tc>
+          <w:tcPr>
+            <w:tcW w:w="7308" w:type="dxa"/>
+          </w:tcPr>
+          <w:p>
+            <w:pPr>
+              <w:widowControl w:val="0"/>
+              <w:autoSpaceDE w:val="0"/>
+              <w:autoSpaceDN w:val="0"/>
+              <w:adjustRightInd w:val="0"/>
+              <w:spacing w:line="240" w:lineRule="auto"/>
+              <w:rPr>
+                <w:rFonts w:ascii="BRH Malayalam Extra" w:hAnsi="BRH Malayalam Extra" w:cs="BRH Malayalam Extra"/>
+                <w:color w:val="000000"/>
+                <w:sz w:val="32"/>
+                <w:szCs w:val="40"/>
+              </w:rPr>
+            </w:pPr>
+            <w:r>
+              <w:rPr>
+                <w:rFonts w:cs="BRH Malayalam Extra"/>
+                <w:color w:val="000000"/>
+                <w:szCs w:val="40"/>
+              </w:rPr>
+              <w:t>17</w:t>
+            </w:r>
+            <w:r>
+              <w:rPr>
+                <w:rFonts w:ascii="BRH Malayalam Extra" w:hAnsi="BRH Malayalam Extra" w:cs="BRH Malayalam Extra"/>
+                <w:color w:val="000000"/>
+                <w:sz w:val="32"/>
+                <w:szCs w:val="40"/>
+              </w:rPr>
+              <w:t>)</w:t>
+            </w:r>
+            <w:r>
+              <w:rPr>
+                <w:rFonts w:ascii="BRH Malayalam Extra" w:hAnsi="BRH Malayalam Extra" w:cs="BRH Malayalam Extra"/>
+                <w:color w:val="000000"/>
+                <w:sz w:val="32"/>
+                <w:szCs w:val="40"/>
+              </w:rPr>
+              <w:tab/>
+            </w:r>
+            <w:r>
+              <w:rPr>
+                <w:rFonts w:cs="BRH Malayalam Extra"/>
+                <w:color w:val="000000"/>
+                <w:szCs w:val="40"/>
+              </w:rPr>
+              <w:t>2</w:t>
+            </w:r>
+            <w:r>
+              <w:rPr>
+                <w:rFonts w:ascii="BRH Malayalam Extra" w:hAnsi="BRH Malayalam Extra" w:cs="BRH Malayalam Extra"/>
+                <w:color w:val="000000"/>
+                <w:sz w:val="32"/>
+                <w:szCs w:val="40"/>
+              </w:rPr>
+              <w:t>.</w:t>
+            </w:r>
+            <w:r>
+              <w:rPr>
+                <w:rFonts w:cs="BRH Malayalam Extra"/>
+                <w:color w:val="000000"/>
+                <w:szCs w:val="40"/>
+              </w:rPr>
+              <w:t>4</w:t>
+            </w:r>
+            <w:r>
+              <w:rPr>
+                <w:rFonts w:ascii="BRH Malayalam Extra" w:hAnsi="BRH Malayalam Extra" w:cs="BRH Malayalam Extra"/>
+                <w:color w:val="000000"/>
+                <w:sz w:val="32"/>
+                <w:szCs w:val="40"/>
+              </w:rPr>
+              <w:t>.</w:t>
+            </w:r>
+            <w:r>
+              <w:rPr>
+                <w:rFonts w:cs="BRH Malayalam Extra"/>
+                <w:color w:val="000000"/>
+                <w:szCs w:val="40"/>
+              </w:rPr>
+              <w:t>8</w:t>
+            </w:r>
+            <w:r>
+              <w:rPr>
+                <w:rFonts w:ascii="BRH Malayalam Extra" w:hAnsi="BRH Malayalam Extra" w:cs="BRH Malayalam Extra"/>
+                <w:color w:val="000000"/>
+                <w:sz w:val="32"/>
+                <w:szCs w:val="40"/>
+              </w:rPr>
+              <w:t>.</w:t>
+            </w:r>
+            <w:r>
+              <w:rPr>
+                <w:rFonts w:cs="BRH Malayalam Extra"/>
+                <w:color w:val="000000"/>
+                <w:szCs w:val="40"/>
+              </w:rPr>
+              <w:t>1</w:t>
+            </w:r>
+            <w:r>
+              <w:rPr>
+                <w:rFonts w:ascii="BRH Malayalam Extra" w:hAnsi="BRH Malayalam Extra" w:cs="BRH Malayalam Extra"/>
+                <w:color w:val="000000"/>
+                <w:sz w:val="32"/>
+                <w:szCs w:val="40"/>
+              </w:rPr>
+              <w:t>(</w:t>
+            </w:r>
+            <w:r>
+              <w:rPr>
+                <w:rFonts w:cs="BRH Malayalam Extra"/>
+                <w:color w:val="000000"/>
+                <w:szCs w:val="40"/>
+              </w:rPr>
+              <w:t>15</w:t>
+            </w:r>
+            <w:r>
+              <w:rPr>
+                <w:rFonts w:ascii="BRH Malayalam Extra" w:hAnsi="BRH Malayalam Extra" w:cs="BRH Malayalam Extra"/>
+                <w:color w:val="000000"/>
+                <w:sz w:val="32"/>
+                <w:szCs w:val="40"/>
+              </w:rPr>
+              <w:t>)</w:t>
+            </w:r>
+            <w:proofErr w:type="gramStart"/>
+            <w:r>
+              <w:rPr>
+                <w:rFonts w:ascii="BRH Malayalam Extra" w:hAnsi="BRH Malayalam Extra" w:cs="BRH Malayalam Extra"/>
+                <w:color w:val="000000"/>
+                <w:sz w:val="32"/>
+                <w:szCs w:val="40"/>
+              </w:rPr>
+              <w:t>-  D</w:t>
+            </w:r>
+            <w:proofErr w:type="gramEnd"/>
+            <w:r>
+              <w:rPr>
+                <w:rFonts w:ascii="BRH Malayalam Extra" w:hAnsi="BRH Malayalam Extra" w:cs="BRH Malayalam Extra"/>
+                <w:color w:val="000000"/>
+                <w:sz w:val="26"/>
+                <w:szCs w:val="40"/>
+              </w:rPr>
+              <w:t>–</w:t>
+            </w:r>
+            <w:r>
+              <w:rPr>
+                <w:rFonts w:ascii="BRH Malayalam Extra" w:hAnsi="BRH Malayalam Extra" w:cs="BRH Malayalam Extra"/>
+                <w:color w:val="000000"/>
+                <w:sz w:val="32"/>
+                <w:szCs w:val="40"/>
+              </w:rPr>
+              <w:t>b§dJ | b</w:t>
+            </w:r>
+            <w:r>
+              <w:rPr>
+                <w:rFonts w:ascii="BRH Malayalam Extra" w:hAnsi="BRH Malayalam Extra" w:cs="BRH Malayalam Extra"/>
+                <w:color w:val="000000"/>
+                <w:sz w:val="26"/>
+                <w:szCs w:val="40"/>
+              </w:rPr>
+              <w:t>–</w:t>
+            </w:r>
+            <w:r>
+              <w:rPr>
+                <w:rFonts w:ascii="BRH Malayalam Extra" w:hAnsi="BRH Malayalam Extra" w:cs="BRH Malayalam Extra"/>
+                <w:color w:val="000000"/>
+                <w:sz w:val="32"/>
+                <w:szCs w:val="40"/>
+                <w:highlight w:val="yellow"/>
+              </w:rPr>
+              <w:t>À</w:t>
+            </w:r>
+            <w:r>
+              <w:rPr>
+                <w:rFonts w:ascii="BRH Malayalam Extra" w:hAnsi="BRH Malayalam Extra" w:cs="BRH Malayalam Extra"/>
+                <w:color w:val="000000"/>
+                <w:sz w:val="32"/>
+                <w:szCs w:val="40"/>
+              </w:rPr>
+              <w:t xml:space="preserve"> | D</w:t>
+            </w:r>
+            <w:r>
+              <w:rPr>
+                <w:rFonts w:ascii="BRH Malayalam Extra" w:hAnsi="BRH Malayalam Extra" w:cs="BRH Malayalam Extra"/>
+                <w:color w:val="000000"/>
+                <w:sz w:val="26"/>
+                <w:szCs w:val="40"/>
+              </w:rPr>
+              <w:t>–</w:t>
+            </w:r>
+            <w:r>
+              <w:rPr>
+                <w:rFonts w:ascii="BRH Malayalam Extra" w:hAnsi="BRH Malayalam Extra" w:cs="BRH Malayalam Extra"/>
+                <w:color w:val="000000"/>
+                <w:sz w:val="32"/>
+                <w:szCs w:val="40"/>
+              </w:rPr>
+              <w:t>b</w:t>
+            </w:r>
+            <w:r>
+              <w:rPr>
+                <w:rFonts w:ascii="BRH Malayalam Extra" w:hAnsi="BRH Malayalam Extra" w:cs="BRH Malayalam Extra"/>
+                <w:color w:val="000000"/>
+                <w:sz w:val="26"/>
+                <w:szCs w:val="40"/>
+              </w:rPr>
+              <w:t>–</w:t>
+            </w:r>
+            <w:r>
+              <w:rPr>
+                <w:rFonts w:ascii="BRH Malayalam Extra" w:hAnsi="BRH Malayalam Extra" w:cs="BRH Malayalam Extra"/>
+                <w:color w:val="000000"/>
+                <w:sz w:val="32"/>
+                <w:szCs w:val="40"/>
+              </w:rPr>
+              <w:t>cyI |</w:t>
+            </w:r>
+          </w:p>
+          <w:p>
+            <w:pPr>
+              <w:widowControl w:val="0"/>
+              <w:autoSpaceDE w:val="0"/>
+              <w:autoSpaceDN w:val="0"/>
+              <w:adjustRightInd w:val="0"/>
+              <w:spacing w:line="240" w:lineRule="auto"/>
+              <w:rPr>
+                <w:rFonts w:ascii="BRH Malayalam Extra" w:hAnsi="BRH Malayalam Extra" w:cs="BRH Malayalam Extra"/>
+                <w:color w:val="000000"/>
+                <w:sz w:val="32"/>
+                <w:szCs w:val="40"/>
+              </w:rPr>
+            </w:pPr>
+            <w:r>
+              <w:rPr>
+                <w:rFonts w:ascii="BRH Malayalam Extra" w:hAnsi="BRH Malayalam Extra" w:cs="BRH Malayalam Extra"/>
+                <w:color w:val="000000"/>
+                <w:sz w:val="32"/>
+                <w:szCs w:val="40"/>
+              </w:rPr>
+              <w:t>D</w:t>
+            </w:r>
+            <w:r>
+              <w:rPr>
+                <w:rFonts w:ascii="BRH Malayalam Extra" w:hAnsi="BRH Malayalam Extra" w:cs="BRH Malayalam Extra"/>
+                <w:color w:val="000000"/>
+                <w:sz w:val="26"/>
+                <w:szCs w:val="40"/>
+              </w:rPr>
+              <w:t>–</w:t>
+            </w:r>
+            <w:r>
+              <w:rPr>
+                <w:rFonts w:ascii="BRH Malayalam Extra" w:hAnsi="BRH Malayalam Extra" w:cs="BRH Malayalam Extra"/>
+                <w:color w:val="000000"/>
+                <w:sz w:val="32"/>
+                <w:szCs w:val="40"/>
+              </w:rPr>
+              <w:t xml:space="preserve">b§¥dx </w:t>
+            </w:r>
+            <w:r>
+              <w:rPr>
+                <w:rFonts w:ascii="BRH Malayalam Extra" w:hAnsi="BRH Malayalam Extra" w:cs="BRH Malayalam Extra"/>
+                <w:color w:val="000000"/>
+                <w:sz w:val="32"/>
+                <w:szCs w:val="40"/>
+                <w:highlight w:val="yellow"/>
+              </w:rPr>
+              <w:t>b</w:t>
+            </w:r>
+            <w:r>
+              <w:rPr>
+                <w:rFonts w:ascii="BRH Malayalam Extra" w:hAnsi="BRH Malayalam Extra" w:cs="BRH Malayalam Extra"/>
+                <w:color w:val="000000"/>
+                <w:sz w:val="26"/>
+                <w:szCs w:val="40"/>
+              </w:rPr>
+              <w:t>–</w:t>
+            </w:r>
+            <w:r>
+              <w:rPr>
+                <w:rFonts w:ascii="BRH Malayalam Extra" w:hAnsi="BRH Malayalam Extra" w:cs="BRH Malayalam Extra"/>
+                <w:color w:val="000000"/>
+                <w:sz w:val="32"/>
+                <w:szCs w:val="40"/>
+              </w:rPr>
+              <w:t xml:space="preserve">À </w:t>
+            </w:r>
+            <w:r>
+              <w:rPr>
+                <w:rFonts w:ascii="BRH Malayalam Extra" w:hAnsi="BRH Malayalam Extra" w:cs="BRH Malayalam Extra"/>
+                <w:color w:val="000000"/>
+                <w:sz w:val="32"/>
+                <w:szCs w:val="40"/>
+                <w:highlight w:val="yellow"/>
+              </w:rPr>
+              <w:t>b</w:t>
+            </w:r>
+            <w:r>
+              <w:rPr>
+                <w:rFonts w:ascii="BRH Malayalam Extra" w:hAnsi="BRH Malayalam Extra" w:cs="BRH Malayalam Extra"/>
+                <w:color w:val="000000"/>
+                <w:sz w:val="26"/>
+                <w:szCs w:val="40"/>
+                <w:highlight w:val="yellow"/>
+              </w:rPr>
+              <w:t>–</w:t>
+            </w:r>
+            <w:r>
+              <w:rPr>
+                <w:rFonts w:ascii="BRH Malayalam Extra" w:hAnsi="BRH Malayalam Extra" w:cs="BRH Malayalam Extra"/>
+                <w:color w:val="000000"/>
+                <w:sz w:val="32"/>
+                <w:szCs w:val="40"/>
+                <w:highlight w:val="yellow"/>
+              </w:rPr>
+              <w:t>¥Àx</w:t>
+            </w:r>
+            <w:r>
+              <w:rPr>
+                <w:rFonts w:ascii="BRH Malayalam Extra" w:hAnsi="BRH Malayalam Extra" w:cs="BRH Malayalam Extra"/>
+                <w:color w:val="000000"/>
+                <w:sz w:val="32"/>
+                <w:szCs w:val="40"/>
+              </w:rPr>
+              <w:t>b§d D</w:t>
+            </w:r>
+            <w:r>
+              <w:rPr>
+                <w:rFonts w:ascii="BRH Malayalam Extra" w:hAnsi="BRH Malayalam Extra" w:cs="BRH Malayalam Extra"/>
+                <w:color w:val="000000"/>
+                <w:sz w:val="26"/>
+                <w:szCs w:val="40"/>
+              </w:rPr>
+              <w:t>–</w:t>
+            </w:r>
+            <w:r>
+              <w:rPr>
+                <w:rFonts w:ascii="BRH Malayalam Extra" w:hAnsi="BRH Malayalam Extra" w:cs="BRH Malayalam Extra"/>
+                <w:color w:val="000000"/>
+                <w:sz w:val="32"/>
+                <w:szCs w:val="40"/>
+              </w:rPr>
+              <w:t xml:space="preserve">b§¥dx </w:t>
+            </w:r>
+            <w:r>
+              <w:rPr>
+                <w:rFonts w:ascii="BRH Malayalam Extra" w:hAnsi="BRH Malayalam Extra" w:cs="BRH Malayalam Extra"/>
+                <w:color w:val="000000"/>
+                <w:sz w:val="32"/>
+                <w:szCs w:val="40"/>
+                <w:highlight w:val="yellow"/>
+              </w:rPr>
+              <w:t>b</w:t>
+            </w:r>
+            <w:r>
+              <w:rPr>
+                <w:rFonts w:ascii="BRH Malayalam Extra" w:hAnsi="BRH Malayalam Extra" w:cs="BRH Malayalam Extra"/>
+                <w:color w:val="000000"/>
+                <w:sz w:val="26"/>
+                <w:szCs w:val="40"/>
+              </w:rPr>
+              <w:t>–</w:t>
+            </w:r>
+            <w:r>
+              <w:rPr>
+                <w:rFonts w:ascii="BRH Malayalam Extra" w:hAnsi="BRH Malayalam Extra" w:cs="BRH Malayalam Extra"/>
+                <w:color w:val="000000"/>
+                <w:sz w:val="32"/>
+                <w:szCs w:val="40"/>
+              </w:rPr>
+              <w:t>¥Àxb</w:t>
+            </w:r>
+            <w:r>
+              <w:rPr>
+                <w:rFonts w:ascii="BRH Malayalam Extra" w:hAnsi="BRH Malayalam Extra" w:cs="BRH Malayalam Extra"/>
+                <w:color w:val="000000"/>
+                <w:sz w:val="26"/>
+                <w:szCs w:val="40"/>
+              </w:rPr>
+              <w:t>–</w:t>
+            </w:r>
+            <w:r>
+              <w:rPr>
+                <w:rFonts w:ascii="BRH Malayalam Extra" w:hAnsi="BRH Malayalam Extra" w:cs="BRH Malayalam Extra"/>
+                <w:color w:val="000000"/>
+                <w:sz w:val="32"/>
+                <w:szCs w:val="40"/>
+              </w:rPr>
+              <w:t>cy i¡—b</w:t>
+            </w:r>
+            <w:r>
+              <w:rPr>
+                <w:rFonts w:ascii="BRH Malayalam Extra" w:hAnsi="BRH Malayalam Extra" w:cs="BRH Malayalam Extra"/>
+                <w:color w:val="000000"/>
+                <w:sz w:val="26"/>
+                <w:szCs w:val="40"/>
+              </w:rPr>
+              <w:t>–</w:t>
+            </w:r>
+            <w:r>
+              <w:rPr>
+                <w:rFonts w:ascii="BRH Malayalam Extra" w:hAnsi="BRH Malayalam Extra" w:cs="BRH Malayalam Extra"/>
+                <w:color w:val="000000"/>
+                <w:sz w:val="32"/>
+                <w:szCs w:val="40"/>
+              </w:rPr>
+              <w:t xml:space="preserve">cyI </w:t>
+            </w:r>
+          </w:p>
+          <w:p>
+            <w:pPr>
+              <w:widowControl w:val="0"/>
+              <w:autoSpaceDE w:val="0"/>
+              <w:autoSpaceDN w:val="0"/>
+              <w:adjustRightInd w:val="0"/>
+              <w:spacing w:line="240" w:lineRule="auto"/>
+              <w:rPr>
+                <w:rFonts w:ascii="BRH Malayalam Extra" w:hAnsi="BRH Malayalam Extra" w:cs="BRH Malayalam Extra"/>
+                <w:color w:val="000000"/>
+                <w:sz w:val="32"/>
+                <w:szCs w:val="40"/>
+              </w:rPr>
+            </w:pPr>
+            <w:r>
+              <w:rPr>
+                <w:rFonts w:ascii="BRH Malayalam Extra" w:hAnsi="BRH Malayalam Extra" w:cs="BRH Malayalam Extra"/>
+                <w:color w:val="000000"/>
+                <w:sz w:val="32"/>
+                <w:szCs w:val="40"/>
+                <w:highlight w:val="yellow"/>
+              </w:rPr>
+              <w:t>b</w:t>
+            </w:r>
+            <w:r>
+              <w:rPr>
+                <w:rFonts w:ascii="BRH Malayalam Extra" w:hAnsi="BRH Malayalam Extra" w:cs="BRH Malayalam Extra"/>
+                <w:color w:val="000000"/>
+                <w:sz w:val="26"/>
+                <w:szCs w:val="40"/>
+                <w:highlight w:val="yellow"/>
+              </w:rPr>
+              <w:t>–</w:t>
+            </w:r>
+            <w:r>
+              <w:rPr>
+                <w:rFonts w:ascii="BRH Malayalam Extra" w:hAnsi="BRH Malayalam Extra" w:cs="BRH Malayalam Extra"/>
+                <w:color w:val="000000"/>
+                <w:sz w:val="32"/>
+                <w:szCs w:val="40"/>
+                <w:highlight w:val="yellow"/>
+              </w:rPr>
+              <w:t>¥Àx</w:t>
+            </w:r>
+            <w:r>
+              <w:rPr>
+                <w:rFonts w:ascii="BRH Malayalam Extra" w:hAnsi="BRH Malayalam Extra" w:cs="BRH Malayalam Extra"/>
+                <w:color w:val="000000"/>
+                <w:sz w:val="32"/>
+                <w:szCs w:val="40"/>
+              </w:rPr>
+              <w:t>b§d D</w:t>
+            </w:r>
+            <w:r>
+              <w:rPr>
+                <w:rFonts w:ascii="BRH Malayalam Extra" w:hAnsi="BRH Malayalam Extra" w:cs="BRH Malayalam Extra"/>
+                <w:color w:val="000000"/>
+                <w:sz w:val="26"/>
+                <w:szCs w:val="40"/>
+              </w:rPr>
+              <w:t>–</w:t>
+            </w:r>
+            <w:r>
+              <w:rPr>
+                <w:rFonts w:ascii="BRH Malayalam Extra" w:hAnsi="BRH Malayalam Extra" w:cs="BRH Malayalam Extra"/>
+                <w:color w:val="000000"/>
+                <w:sz w:val="32"/>
+                <w:szCs w:val="40"/>
+              </w:rPr>
+              <w:t xml:space="preserve">b§¥dx </w:t>
+            </w:r>
+            <w:r>
+              <w:rPr>
+                <w:rFonts w:ascii="BRH Malayalam Extra" w:hAnsi="BRH Malayalam Extra" w:cs="BRH Malayalam Extra"/>
+                <w:color w:val="000000"/>
+                <w:sz w:val="32"/>
+                <w:szCs w:val="40"/>
+                <w:highlight w:val="yellow"/>
+              </w:rPr>
+              <w:t>b</w:t>
+            </w:r>
+            <w:r>
+              <w:rPr>
+                <w:rFonts w:ascii="BRH Malayalam Extra" w:hAnsi="BRH Malayalam Extra" w:cs="BRH Malayalam Extra"/>
+                <w:color w:val="000000"/>
+                <w:sz w:val="26"/>
+                <w:szCs w:val="40"/>
+              </w:rPr>
+              <w:t>–</w:t>
+            </w:r>
+            <w:r>
+              <w:rPr>
+                <w:rFonts w:ascii="BRH Malayalam Extra" w:hAnsi="BRH Malayalam Extra" w:cs="BRH Malayalam Extra"/>
+                <w:color w:val="000000"/>
+                <w:sz w:val="32"/>
+                <w:szCs w:val="40"/>
+              </w:rPr>
+              <w:t>¥Àxb</w:t>
+            </w:r>
+            <w:r>
+              <w:rPr>
+                <w:rFonts w:ascii="BRH Malayalam Extra" w:hAnsi="BRH Malayalam Extra" w:cs="BRH Malayalam Extra"/>
+                <w:color w:val="000000"/>
+                <w:sz w:val="26"/>
+                <w:szCs w:val="40"/>
+              </w:rPr>
+              <w:t>–</w:t>
+            </w:r>
+            <w:r>
+              <w:rPr>
+                <w:rFonts w:ascii="BRH Malayalam Extra" w:hAnsi="BRH Malayalam Extra" w:cs="BRH Malayalam Extra"/>
+                <w:color w:val="000000"/>
+                <w:sz w:val="32"/>
+                <w:szCs w:val="40"/>
+              </w:rPr>
+              <w:t xml:space="preserve">cyI | </w:t>
+            </w:r>
+          </w:p>
+          <w:p>
+            <w:pPr>
+              <w:widowControl w:val="0"/>
+              <w:autoSpaceDE w:val="0"/>
+              <w:autoSpaceDN w:val="0"/>
+              <w:adjustRightInd w:val="0"/>
+              <w:spacing w:line="240" w:lineRule="auto"/>
+              <w:rPr>
+                <w:rFonts w:ascii="BRH Malayalam Extra" w:hAnsi="BRH Malayalam Extra" w:cs="BRH Malayalam Extra"/>
+                <w:color w:val="000000"/>
+                <w:sz w:val="32"/>
+                <w:szCs w:val="40"/>
+              </w:rPr>
+            </w:pPr>
+            <w:r>
+              <w:rPr>
+                <w:rFonts w:cs="BRH Malayalam Extra"/>
+                <w:color w:val="000000"/>
+                <w:szCs w:val="40"/>
+              </w:rPr>
+              <w:t>18</w:t>
+            </w:r>
+            <w:r>
+              <w:rPr>
+                <w:rFonts w:ascii="BRH Malayalam Extra" w:hAnsi="BRH Malayalam Extra" w:cs="BRH Malayalam Extra"/>
+                <w:color w:val="000000"/>
+                <w:sz w:val="32"/>
+                <w:szCs w:val="40"/>
+              </w:rPr>
+              <w:t>)</w:t>
+            </w:r>
+            <w:r>
+              <w:rPr>
+                <w:rFonts w:ascii="BRH Malayalam Extra" w:hAnsi="BRH Malayalam Extra" w:cs="BRH Malayalam Extra"/>
+                <w:color w:val="000000"/>
+                <w:sz w:val="32"/>
+                <w:szCs w:val="40"/>
+              </w:rPr>
+              <w:tab/>
+            </w:r>
+            <w:r>
+              <w:rPr>
+                <w:rFonts w:cs="BRH Malayalam Extra"/>
+                <w:color w:val="000000"/>
+                <w:szCs w:val="40"/>
+              </w:rPr>
+              <w:t>2</w:t>
+            </w:r>
+            <w:r>
+              <w:rPr>
+                <w:rFonts w:ascii="BRH Malayalam Extra" w:hAnsi="BRH Malayalam Extra" w:cs="BRH Malayalam Extra"/>
+                <w:color w:val="000000"/>
+                <w:sz w:val="32"/>
+                <w:szCs w:val="40"/>
+              </w:rPr>
+              <w:t>.</w:t>
+            </w:r>
+            <w:r>
+              <w:rPr>
+                <w:rFonts w:cs="BRH Malayalam Extra"/>
+                <w:color w:val="000000"/>
+                <w:szCs w:val="40"/>
+              </w:rPr>
+              <w:t>4</w:t>
+            </w:r>
+            <w:r>
+              <w:rPr>
+                <w:rFonts w:ascii="BRH Malayalam Extra" w:hAnsi="BRH Malayalam Extra" w:cs="BRH Malayalam Extra"/>
+                <w:color w:val="000000"/>
+                <w:sz w:val="32"/>
+                <w:szCs w:val="40"/>
+              </w:rPr>
+              <w:t>.</w:t>
+            </w:r>
+            <w:r>
+              <w:rPr>
+                <w:rFonts w:cs="BRH Malayalam Extra"/>
+                <w:color w:val="000000"/>
+                <w:szCs w:val="40"/>
+              </w:rPr>
+              <w:t>8</w:t>
+            </w:r>
+            <w:r>
+              <w:rPr>
+                <w:rFonts w:ascii="BRH Malayalam Extra" w:hAnsi="BRH Malayalam Extra" w:cs="BRH Malayalam Extra"/>
+                <w:color w:val="000000"/>
+                <w:sz w:val="32"/>
+                <w:szCs w:val="40"/>
+              </w:rPr>
+              <w:t>.</w:t>
+            </w:r>
+            <w:r>
+              <w:rPr>
+                <w:rFonts w:cs="BRH Malayalam Extra"/>
+                <w:color w:val="000000"/>
+                <w:szCs w:val="40"/>
+              </w:rPr>
+              <w:t>1</w:t>
+            </w:r>
+            <w:r>
+              <w:rPr>
+                <w:rFonts w:ascii="BRH Malayalam Extra" w:hAnsi="BRH Malayalam Extra" w:cs="BRH Malayalam Extra"/>
+                <w:color w:val="000000"/>
+                <w:sz w:val="32"/>
+                <w:szCs w:val="40"/>
+              </w:rPr>
+              <w:t>(</w:t>
+            </w:r>
+            <w:r>
+              <w:rPr>
+                <w:rFonts w:cs="BRH Malayalam Extra"/>
+                <w:color w:val="000000"/>
+                <w:szCs w:val="40"/>
+              </w:rPr>
+              <w:t>16</w:t>
+            </w:r>
+            <w:r>
+              <w:rPr>
+                <w:rFonts w:ascii="BRH Malayalam Extra" w:hAnsi="BRH Malayalam Extra" w:cs="BRH Malayalam Extra"/>
+                <w:color w:val="000000"/>
+                <w:sz w:val="32"/>
+                <w:szCs w:val="40"/>
+              </w:rPr>
+              <w:t>)</w:t>
+            </w:r>
+            <w:proofErr w:type="gramStart"/>
+            <w:r>
+              <w:rPr>
+                <w:rFonts w:ascii="BRH Malayalam Extra" w:hAnsi="BRH Malayalam Extra" w:cs="BRH Malayalam Extra"/>
+                <w:color w:val="000000"/>
+                <w:sz w:val="32"/>
+                <w:szCs w:val="40"/>
+              </w:rPr>
+              <w:t>-  b</w:t>
+            </w:r>
+            <w:proofErr w:type="gramEnd"/>
+            <w:r>
+              <w:rPr>
+                <w:rFonts w:ascii="BRH Malayalam Extra" w:hAnsi="BRH Malayalam Extra" w:cs="BRH Malayalam Extra"/>
+                <w:color w:val="000000"/>
+                <w:sz w:val="26"/>
+                <w:szCs w:val="40"/>
+              </w:rPr>
+              <w:t>–</w:t>
+            </w:r>
+            <w:r>
+              <w:rPr>
+                <w:rFonts w:ascii="BRH Malayalam Extra" w:hAnsi="BRH Malayalam Extra" w:cs="BRH Malayalam Extra"/>
+                <w:color w:val="000000"/>
+                <w:sz w:val="32"/>
+                <w:szCs w:val="40"/>
+                <w:highlight w:val="yellow"/>
+              </w:rPr>
+              <w:t>À</w:t>
+            </w:r>
+            <w:r>
+              <w:rPr>
+                <w:rFonts w:ascii="BRH Malayalam Extra" w:hAnsi="BRH Malayalam Extra" w:cs="BRH Malayalam Extra"/>
+                <w:color w:val="000000"/>
+                <w:sz w:val="32"/>
+                <w:szCs w:val="40"/>
+              </w:rPr>
+              <w:t xml:space="preserve"> | D</w:t>
+            </w:r>
+            <w:r>
+              <w:rPr>
+                <w:rFonts w:ascii="BRH Malayalam Extra" w:hAnsi="BRH Malayalam Extra" w:cs="BRH Malayalam Extra"/>
+                <w:color w:val="000000"/>
+                <w:sz w:val="26"/>
+                <w:szCs w:val="40"/>
+              </w:rPr>
+              <w:t>–</w:t>
+            </w:r>
+            <w:r>
+              <w:rPr>
+                <w:rFonts w:ascii="BRH Malayalam Extra" w:hAnsi="BRH Malayalam Extra" w:cs="BRH Malayalam Extra"/>
+                <w:color w:val="000000"/>
+                <w:sz w:val="32"/>
+                <w:szCs w:val="40"/>
+              </w:rPr>
+              <w:t>b</w:t>
+            </w:r>
+            <w:r>
+              <w:rPr>
+                <w:rFonts w:ascii="BRH Malayalam Extra" w:hAnsi="BRH Malayalam Extra" w:cs="BRH Malayalam Extra"/>
+                <w:color w:val="000000"/>
+                <w:sz w:val="26"/>
+                <w:szCs w:val="40"/>
+              </w:rPr>
+              <w:t>–</w:t>
+            </w:r>
+            <w:r>
+              <w:rPr>
+                <w:rFonts w:ascii="BRH Malayalam Extra" w:hAnsi="BRH Malayalam Extra" w:cs="BRH Malayalam Extra"/>
+                <w:color w:val="000000"/>
+                <w:sz w:val="32"/>
+                <w:szCs w:val="40"/>
+              </w:rPr>
+              <w:t>cyI | hy</w:t>
+            </w:r>
+            <w:r>
+              <w:rPr>
+                <w:rFonts w:ascii="BRH Malayalam Extra" w:hAnsi="BRH Malayalam Extra" w:cs="BRH Malayalam Extra"/>
+                <w:color w:val="000000"/>
+                <w:sz w:val="26"/>
+                <w:szCs w:val="40"/>
+              </w:rPr>
+              <w:t>–</w:t>
+            </w:r>
+            <w:r>
+              <w:rPr>
+                <w:rFonts w:ascii="BRH Malayalam Extra" w:hAnsi="BRH Malayalam Extra" w:cs="BRH Malayalam Extra"/>
+                <w:color w:val="000000"/>
+                <w:sz w:val="32"/>
+                <w:szCs w:val="40"/>
+              </w:rPr>
+              <w:t>Ç</w:t>
+            </w:r>
+            <w:r>
+              <w:rPr>
+                <w:rFonts w:ascii="BRH Malayalam Extra" w:hAnsi="BRH Malayalam Extra" w:cs="BRH Malayalam Extra"/>
+                <w:color w:val="000000"/>
+                <w:sz w:val="26"/>
+                <w:szCs w:val="40"/>
+              </w:rPr>
+              <w:t>–</w:t>
+            </w:r>
+            <w:r>
+              <w:rPr>
+                <w:rFonts w:ascii="BRH Malayalam Extra" w:hAnsi="BRH Malayalam Extra" w:cs="BRH Malayalam Extra"/>
+                <w:color w:val="000000"/>
+                <w:sz w:val="32"/>
+                <w:szCs w:val="40"/>
+              </w:rPr>
+              <w:t xml:space="preserve"> |</w:t>
+            </w:r>
+          </w:p>
+          <w:p>
+            <w:pPr>
+              <w:widowControl w:val="0"/>
+              <w:autoSpaceDE w:val="0"/>
+              <w:autoSpaceDN w:val="0"/>
+              <w:adjustRightInd w:val="0"/>
+              <w:spacing w:line="240" w:lineRule="auto"/>
+              <w:rPr>
+                <w:rFonts w:ascii="BRH Malayalam Extra" w:hAnsi="BRH Malayalam Extra" w:cs="BRH Malayalam Extra"/>
+                <w:color w:val="000000"/>
+                <w:sz w:val="32"/>
+                <w:szCs w:val="40"/>
+              </w:rPr>
+            </w:pPr>
+            <w:r>
+              <w:rPr>
+                <w:rFonts w:ascii="BRH Malayalam Extra" w:hAnsi="BRH Malayalam Extra" w:cs="BRH Malayalam Extra"/>
+                <w:color w:val="000000"/>
+                <w:sz w:val="32"/>
+                <w:szCs w:val="40"/>
+              </w:rPr>
+              <w:t>b</w:t>
+            </w:r>
+            <w:r>
+              <w:rPr>
+                <w:rFonts w:ascii="BRH Malayalam Extra" w:hAnsi="BRH Malayalam Extra" w:cs="BRH Malayalam Extra"/>
+                <w:color w:val="000000"/>
+                <w:sz w:val="26"/>
+                <w:szCs w:val="40"/>
+              </w:rPr>
+              <w:t>–</w:t>
+            </w:r>
+            <w:r>
+              <w:rPr>
+                <w:rFonts w:ascii="BRH Malayalam Extra" w:hAnsi="BRH Malayalam Extra" w:cs="BRH Malayalam Extra"/>
+                <w:color w:val="000000"/>
+                <w:sz w:val="32"/>
+                <w:szCs w:val="40"/>
+              </w:rPr>
+              <w:t>¥</w:t>
+            </w:r>
+            <w:r>
+              <w:rPr>
+                <w:rFonts w:ascii="BRH Malayalam Extra" w:hAnsi="BRH Malayalam Extra" w:cs="BRH Malayalam Extra"/>
+                <w:color w:val="000000"/>
+                <w:sz w:val="32"/>
+                <w:szCs w:val="40"/>
+                <w:highlight w:val="yellow"/>
+              </w:rPr>
+              <w:t>À</w:t>
+            </w:r>
+            <w:r>
+              <w:rPr>
+                <w:rFonts w:ascii="BRH Malayalam Extra" w:hAnsi="BRH Malayalam Extra" w:cs="BRH Malayalam Extra"/>
+                <w:color w:val="000000"/>
+                <w:sz w:val="32"/>
+                <w:szCs w:val="40"/>
+              </w:rPr>
+              <w:t>xb</w:t>
+            </w:r>
+            <w:r>
+              <w:rPr>
+                <w:rFonts w:ascii="BRH Malayalam Extra" w:hAnsi="BRH Malayalam Extra" w:cs="BRH Malayalam Extra"/>
+                <w:color w:val="000000"/>
+                <w:sz w:val="26"/>
+                <w:szCs w:val="40"/>
+              </w:rPr>
+              <w:t>–</w:t>
+            </w:r>
+            <w:r>
+              <w:rPr>
+                <w:rFonts w:ascii="BRH Malayalam Extra" w:hAnsi="BRH Malayalam Extra" w:cs="BRH Malayalam Extra"/>
+                <w:color w:val="000000"/>
+                <w:sz w:val="32"/>
+                <w:szCs w:val="40"/>
+              </w:rPr>
+              <w:t>cy i¡—b</w:t>
+            </w:r>
+            <w:r>
+              <w:rPr>
+                <w:rFonts w:ascii="BRH Malayalam Extra" w:hAnsi="BRH Malayalam Extra" w:cs="BRH Malayalam Extra"/>
+                <w:color w:val="000000"/>
+                <w:sz w:val="26"/>
+                <w:szCs w:val="40"/>
+              </w:rPr>
+              <w:t>–</w:t>
+            </w:r>
+            <w:r>
+              <w:rPr>
+                <w:rFonts w:ascii="BRH Malayalam Extra" w:hAnsi="BRH Malayalam Extra" w:cs="BRH Malayalam Extra"/>
+                <w:color w:val="000000"/>
+                <w:sz w:val="32"/>
+                <w:szCs w:val="40"/>
+              </w:rPr>
+              <w:t xml:space="preserve">cyI </w:t>
+            </w:r>
+            <w:r>
+              <w:rPr>
+                <w:rFonts w:ascii="BRH Malayalam Extra" w:hAnsi="BRH Malayalam Extra" w:cs="BRH Malayalam Extra"/>
+                <w:color w:val="000000"/>
+                <w:sz w:val="32"/>
+                <w:szCs w:val="40"/>
+                <w:highlight w:val="yellow"/>
+              </w:rPr>
+              <w:t>b</w:t>
+            </w:r>
+            <w:r>
+              <w:rPr>
+                <w:rFonts w:ascii="BRH Malayalam Extra" w:hAnsi="BRH Malayalam Extra" w:cs="BRH Malayalam Extra"/>
+                <w:color w:val="000000"/>
+                <w:sz w:val="26"/>
+                <w:szCs w:val="40"/>
+              </w:rPr>
+              <w:t>–</w:t>
+            </w:r>
+            <w:r>
+              <w:rPr>
+                <w:rFonts w:ascii="BRH Malayalam Extra" w:hAnsi="BRH Malayalam Extra" w:cs="BRH Malayalam Extra"/>
+                <w:color w:val="000000"/>
+                <w:sz w:val="32"/>
+                <w:szCs w:val="40"/>
+              </w:rPr>
+              <w:t xml:space="preserve">À </w:t>
+            </w:r>
+            <w:r>
+              <w:rPr>
+                <w:rFonts w:ascii="BRH Malayalam Extra" w:hAnsi="BRH Malayalam Extra" w:cs="BRH Malayalam Extra"/>
+                <w:color w:val="000000"/>
+                <w:sz w:val="32"/>
+                <w:szCs w:val="40"/>
+                <w:highlight w:val="yellow"/>
+              </w:rPr>
+              <w:t>b</w:t>
+            </w:r>
+            <w:r>
+              <w:rPr>
+                <w:rFonts w:ascii="BRH Malayalam Extra" w:hAnsi="BRH Malayalam Extra" w:cs="BRH Malayalam Extra"/>
+                <w:color w:val="000000"/>
+                <w:sz w:val="26"/>
+                <w:szCs w:val="40"/>
+              </w:rPr>
+              <w:t>–</w:t>
+            </w:r>
+            <w:r>
+              <w:rPr>
+                <w:rFonts w:ascii="BRH Malayalam Extra" w:hAnsi="BRH Malayalam Extra" w:cs="BRH Malayalam Extra"/>
+                <w:color w:val="000000"/>
+                <w:sz w:val="32"/>
+                <w:szCs w:val="40"/>
+              </w:rPr>
+              <w:t>¥Àxb</w:t>
+            </w:r>
+            <w:r>
+              <w:rPr>
+                <w:rFonts w:ascii="BRH Malayalam Extra" w:hAnsi="BRH Malayalam Extra" w:cs="BRH Malayalam Extra"/>
+                <w:color w:val="000000"/>
+                <w:sz w:val="26"/>
+                <w:szCs w:val="40"/>
+              </w:rPr>
+              <w:t>–</w:t>
+            </w:r>
+            <w:r>
+              <w:rPr>
+                <w:rFonts w:ascii="BRH Malayalam Extra" w:hAnsi="BRH Malayalam Extra" w:cs="BRH Malayalam Extra"/>
+                <w:color w:val="000000"/>
+                <w:sz w:val="32"/>
+                <w:szCs w:val="40"/>
+              </w:rPr>
+              <w:t xml:space="preserve">cyI hy—Ç </w:t>
+            </w:r>
+          </w:p>
+          <w:p>
+            <w:pPr>
+              <w:widowControl w:val="0"/>
+              <w:autoSpaceDE w:val="0"/>
+              <w:autoSpaceDN w:val="0"/>
+              <w:adjustRightInd w:val="0"/>
+              <w:spacing w:line="240" w:lineRule="auto"/>
+              <w:rPr>
+                <w:rFonts w:ascii="BRH Malayalam Extra" w:hAnsi="BRH Malayalam Extra" w:cs="BRH Malayalam Extra"/>
+                <w:color w:val="000000"/>
+                <w:sz w:val="32"/>
+                <w:szCs w:val="40"/>
+              </w:rPr>
+            </w:pPr>
+            <w:r>
+              <w:rPr>
+                <w:rFonts w:ascii="BRH Malayalam Extra" w:hAnsi="BRH Malayalam Extra" w:cs="BRH Malayalam Extra"/>
+                <w:color w:val="000000"/>
+                <w:sz w:val="32"/>
+                <w:szCs w:val="40"/>
+              </w:rPr>
+              <w:t>hy¥Çxb</w:t>
+            </w:r>
+            <w:r>
+              <w:rPr>
+                <w:rFonts w:ascii="BRH Malayalam Extra" w:hAnsi="BRH Malayalam Extra" w:cs="BRH Malayalam Extra"/>
+                <w:color w:val="000000"/>
+                <w:sz w:val="26"/>
+                <w:szCs w:val="40"/>
+              </w:rPr>
+              <w:t>–</w:t>
+            </w:r>
+            <w:r>
+              <w:rPr>
+                <w:rFonts w:ascii="BRH Malayalam Extra" w:hAnsi="BRH Malayalam Extra" w:cs="BRH Malayalam Extra"/>
+                <w:color w:val="000000"/>
+                <w:sz w:val="32"/>
+                <w:szCs w:val="40"/>
+              </w:rPr>
+              <w:t xml:space="preserve">cyI </w:t>
+            </w:r>
+            <w:r>
+              <w:rPr>
+                <w:rFonts w:ascii="BRH Malayalam Extra" w:hAnsi="BRH Malayalam Extra" w:cs="BRH Malayalam Extra"/>
+                <w:color w:val="000000"/>
+                <w:sz w:val="32"/>
+                <w:szCs w:val="40"/>
+                <w:highlight w:val="yellow"/>
+              </w:rPr>
+              <w:t>b</w:t>
+            </w:r>
+            <w:r>
+              <w:rPr>
+                <w:rFonts w:ascii="BRH Malayalam Extra" w:hAnsi="BRH Malayalam Extra" w:cs="BRH Malayalam Extra"/>
+                <w:color w:val="000000"/>
+                <w:sz w:val="26"/>
+                <w:szCs w:val="40"/>
+                <w:highlight w:val="yellow"/>
+              </w:rPr>
+              <w:t>–</w:t>
+            </w:r>
+            <w:r>
+              <w:rPr>
+                <w:rFonts w:ascii="BRH Malayalam Extra" w:hAnsi="BRH Malayalam Extra" w:cs="BRH Malayalam Extra"/>
+                <w:color w:val="000000"/>
+                <w:sz w:val="32"/>
+                <w:szCs w:val="40"/>
+              </w:rPr>
+              <w:t xml:space="preserve">À </w:t>
+            </w:r>
+            <w:r>
+              <w:rPr>
+                <w:rFonts w:ascii="BRH Malayalam Extra" w:hAnsi="BRH Malayalam Extra" w:cs="BRH Malayalam Extra"/>
+                <w:color w:val="000000"/>
+                <w:sz w:val="32"/>
+                <w:szCs w:val="40"/>
+                <w:highlight w:val="yellow"/>
+              </w:rPr>
+              <w:t>b</w:t>
+            </w:r>
+            <w:r>
+              <w:rPr>
+                <w:rFonts w:ascii="BRH Malayalam Extra" w:hAnsi="BRH Malayalam Extra" w:cs="BRH Malayalam Extra"/>
+                <w:color w:val="000000"/>
+                <w:sz w:val="26"/>
+                <w:szCs w:val="40"/>
+              </w:rPr>
+              <w:t>–</w:t>
+            </w:r>
+            <w:r>
+              <w:rPr>
+                <w:rFonts w:ascii="BRH Malayalam Extra" w:hAnsi="BRH Malayalam Extra" w:cs="BRH Malayalam Extra"/>
+                <w:color w:val="000000"/>
+                <w:sz w:val="32"/>
+                <w:szCs w:val="40"/>
+              </w:rPr>
+              <w:t>¥Àxb</w:t>
+            </w:r>
+            <w:r>
+              <w:rPr>
+                <w:rFonts w:ascii="BRH Malayalam Extra" w:hAnsi="BRH Malayalam Extra" w:cs="BRH Malayalam Extra"/>
+                <w:color w:val="000000"/>
+                <w:sz w:val="26"/>
+                <w:szCs w:val="40"/>
+              </w:rPr>
+              <w:t>–</w:t>
+            </w:r>
+            <w:r>
+              <w:rPr>
+                <w:rFonts w:ascii="BRH Malayalam Extra" w:hAnsi="BRH Malayalam Extra" w:cs="BRH Malayalam Extra"/>
+                <w:color w:val="000000"/>
+                <w:sz w:val="32"/>
+                <w:szCs w:val="40"/>
+              </w:rPr>
+              <w:t xml:space="preserve">cyI hy—Ç | </w:t>
+            </w:r>
+          </w:p>
+          <w:p>
+            <w:pPr>
+              <w:widowControl w:val="0"/>
+              <w:autoSpaceDE w:val="0"/>
+              <w:autoSpaceDN w:val="0"/>
+              <w:adjustRightInd w:val="0"/>
+              <w:spacing w:before="0" w:line="240" w:lineRule="auto"/>
+              <w:rPr>
+                <w:rFonts w:cs="BRH Malayalam Extra"/>
+                <w:color w:val="000000"/>
+                <w:szCs w:val="40"/>
+              </w:rPr>
+            </w:pPr>
+          </w:p>
+        </w:tc>
+        <w:tc>
+          <w:tcPr>
+            <w:tcW w:w="7513" w:type="dxa"/>
+            <w:gridSpan w:val="2"/>
+          </w:tcPr>
+          <w:p>
+            <w:pPr>
+              <w:widowControl w:val="0"/>
+              <w:autoSpaceDE w:val="0"/>
+              <w:autoSpaceDN w:val="0"/>
+              <w:adjustRightInd w:val="0"/>
+              <w:spacing w:line="240" w:lineRule="auto"/>
+              <w:rPr>
+                <w:rFonts w:ascii="BRH Malayalam Extra" w:hAnsi="BRH Malayalam Extra" w:cs="BRH Malayalam Extra"/>
+                <w:color w:val="000000"/>
+                <w:sz w:val="32"/>
+                <w:szCs w:val="40"/>
+              </w:rPr>
+            </w:pPr>
+            <w:r>
+              <w:rPr>
+                <w:rFonts w:cs="BRH Malayalam Extra"/>
+                <w:color w:val="000000"/>
+                <w:szCs w:val="40"/>
+              </w:rPr>
+              <w:t>17</w:t>
+            </w:r>
+            <w:r>
+              <w:rPr>
+                <w:rFonts w:ascii="BRH Malayalam Extra" w:hAnsi="BRH Malayalam Extra" w:cs="BRH Malayalam Extra"/>
+                <w:color w:val="000000"/>
+                <w:sz w:val="32"/>
+                <w:szCs w:val="40"/>
+              </w:rPr>
+              <w:t>)</w:t>
+            </w:r>
+            <w:r>
+              <w:rPr>
+                <w:rFonts w:ascii="BRH Malayalam Extra" w:hAnsi="BRH Malayalam Extra" w:cs="BRH Malayalam Extra"/>
+                <w:color w:val="000000"/>
+                <w:sz w:val="32"/>
+                <w:szCs w:val="40"/>
+              </w:rPr>
+              <w:tab/>
+            </w:r>
+            <w:r>
+              <w:rPr>
+                <w:rFonts w:cs="BRH Malayalam Extra"/>
+                <w:color w:val="000000"/>
+                <w:szCs w:val="40"/>
+              </w:rPr>
+              <w:t>2</w:t>
+            </w:r>
+            <w:r>
+              <w:rPr>
+                <w:rFonts w:ascii="BRH Malayalam Extra" w:hAnsi="BRH Malayalam Extra" w:cs="BRH Malayalam Extra"/>
+                <w:color w:val="000000"/>
+                <w:sz w:val="32"/>
+                <w:szCs w:val="40"/>
+              </w:rPr>
+              <w:t>.</w:t>
+            </w:r>
+            <w:r>
+              <w:rPr>
+                <w:rFonts w:cs="BRH Malayalam Extra"/>
+                <w:color w:val="000000"/>
+                <w:szCs w:val="40"/>
+              </w:rPr>
+              <w:t>4</w:t>
+            </w:r>
+            <w:r>
+              <w:rPr>
+                <w:rFonts w:ascii="BRH Malayalam Extra" w:hAnsi="BRH Malayalam Extra" w:cs="BRH Malayalam Extra"/>
+                <w:color w:val="000000"/>
+                <w:sz w:val="32"/>
+                <w:szCs w:val="40"/>
+              </w:rPr>
+              <w:t>.</w:t>
+            </w:r>
+            <w:r>
+              <w:rPr>
+                <w:rFonts w:cs="BRH Malayalam Extra"/>
+                <w:color w:val="000000"/>
+                <w:szCs w:val="40"/>
+              </w:rPr>
+              <w:t>8</w:t>
+            </w:r>
+            <w:r>
+              <w:rPr>
+                <w:rFonts w:ascii="BRH Malayalam Extra" w:hAnsi="BRH Malayalam Extra" w:cs="BRH Malayalam Extra"/>
+                <w:color w:val="000000"/>
+                <w:sz w:val="32"/>
+                <w:szCs w:val="40"/>
+              </w:rPr>
+              <w:t>.</w:t>
+            </w:r>
+            <w:r>
+              <w:rPr>
+                <w:rFonts w:cs="BRH Malayalam Extra"/>
+                <w:color w:val="000000"/>
+                <w:szCs w:val="40"/>
+              </w:rPr>
+              <w:t>1</w:t>
+            </w:r>
+            <w:r>
+              <w:rPr>
+                <w:rFonts w:ascii="BRH Malayalam Extra" w:hAnsi="BRH Malayalam Extra" w:cs="BRH Malayalam Extra"/>
+                <w:color w:val="000000"/>
+                <w:sz w:val="32"/>
+                <w:szCs w:val="40"/>
+              </w:rPr>
+              <w:t>(</w:t>
+            </w:r>
+            <w:r>
+              <w:rPr>
+                <w:rFonts w:cs="BRH Malayalam Extra"/>
+                <w:color w:val="000000"/>
+                <w:szCs w:val="40"/>
+              </w:rPr>
+              <w:t>15</w:t>
+            </w:r>
+            <w:r>
+              <w:rPr>
+                <w:rFonts w:ascii="BRH Malayalam Extra" w:hAnsi="BRH Malayalam Extra" w:cs="BRH Malayalam Extra"/>
+                <w:color w:val="000000"/>
+                <w:sz w:val="32"/>
+                <w:szCs w:val="40"/>
+              </w:rPr>
+              <w:t>)</w:t>
+            </w:r>
+            <w:proofErr w:type="gramStart"/>
+            <w:r>
+              <w:rPr>
+                <w:rFonts w:ascii="BRH Malayalam Extra" w:hAnsi="BRH Malayalam Extra" w:cs="BRH Malayalam Extra"/>
+                <w:color w:val="000000"/>
+                <w:sz w:val="32"/>
+                <w:szCs w:val="40"/>
+              </w:rPr>
+              <w:t>-  D</w:t>
+            </w:r>
+            <w:proofErr w:type="gramEnd"/>
+            <w:r>
+              <w:rPr>
+                <w:rFonts w:ascii="BRH Malayalam Extra" w:hAnsi="BRH Malayalam Extra" w:cs="BRH Malayalam Extra"/>
+                <w:color w:val="000000"/>
+                <w:sz w:val="26"/>
+                <w:szCs w:val="40"/>
+              </w:rPr>
+              <w:t>–</w:t>
+            </w:r>
+            <w:r>
+              <w:rPr>
+                <w:rFonts w:ascii="BRH Malayalam Extra" w:hAnsi="BRH Malayalam Extra" w:cs="BRH Malayalam Extra"/>
+                <w:color w:val="000000"/>
+                <w:sz w:val="32"/>
+                <w:szCs w:val="40"/>
+              </w:rPr>
+              <w:t>b§dJ | b</w:t>
+            </w:r>
+            <w:r>
+              <w:rPr>
+                <w:rFonts w:ascii="BRH Malayalam Extra" w:hAnsi="BRH Malayalam Extra" w:cs="BRH Malayalam Extra"/>
+                <w:color w:val="000000"/>
+                <w:sz w:val="26"/>
+                <w:szCs w:val="40"/>
+                <w:highlight w:val="green"/>
+              </w:rPr>
+              <w:t>–</w:t>
+            </w:r>
+            <w:r>
+              <w:rPr>
+                <w:rFonts w:ascii="BRH Malayalam Extra" w:hAnsi="BRH Malayalam Extra" w:cs="BRH Malayalam Extra"/>
+                <w:color w:val="000000"/>
+                <w:sz w:val="32"/>
+                <w:szCs w:val="40"/>
+                <w:highlight w:val="green"/>
+              </w:rPr>
+              <w:t>À</w:t>
+            </w:r>
+            <w:r>
+              <w:rPr>
+                <w:rFonts w:ascii="BRH Malayalam Extra" w:hAnsi="BRH Malayalam Extra" w:cs="BRH Malayalam Extra"/>
+                <w:color w:val="000000"/>
+                <w:sz w:val="26"/>
+                <w:szCs w:val="40"/>
+              </w:rPr>
+              <w:t>–</w:t>
+            </w:r>
+            <w:r>
+              <w:rPr>
+                <w:rFonts w:ascii="BRH Malayalam Extra" w:hAnsi="BRH Malayalam Extra" w:cs="BRH Malayalam Extra"/>
+                <w:color w:val="000000"/>
+                <w:sz w:val="32"/>
+                <w:szCs w:val="40"/>
+              </w:rPr>
+              <w:t xml:space="preserve"> | D</w:t>
+            </w:r>
+            <w:r>
+              <w:rPr>
+                <w:rFonts w:ascii="BRH Malayalam Extra" w:hAnsi="BRH Malayalam Extra" w:cs="BRH Malayalam Extra"/>
+                <w:color w:val="000000"/>
+                <w:sz w:val="26"/>
+                <w:szCs w:val="40"/>
+              </w:rPr>
+              <w:t>–</w:t>
+            </w:r>
+            <w:r>
+              <w:rPr>
+                <w:rFonts w:ascii="BRH Malayalam Extra" w:hAnsi="BRH Malayalam Extra" w:cs="BRH Malayalam Extra"/>
+                <w:color w:val="000000"/>
+                <w:sz w:val="32"/>
+                <w:szCs w:val="40"/>
+              </w:rPr>
+              <w:t>b</w:t>
+            </w:r>
+            <w:r>
+              <w:rPr>
+                <w:rFonts w:ascii="BRH Malayalam Extra" w:hAnsi="BRH Malayalam Extra" w:cs="BRH Malayalam Extra"/>
+                <w:color w:val="000000"/>
+                <w:sz w:val="26"/>
+                <w:szCs w:val="40"/>
+              </w:rPr>
+              <w:t>–</w:t>
+            </w:r>
+            <w:r>
+              <w:rPr>
+                <w:rFonts w:ascii="BRH Malayalam Extra" w:hAnsi="BRH Malayalam Extra" w:cs="BRH Malayalam Extra"/>
+                <w:color w:val="000000"/>
+                <w:sz w:val="32"/>
+                <w:szCs w:val="40"/>
+              </w:rPr>
+              <w:t>cyI |</w:t>
+            </w:r>
+          </w:p>
+          <w:p>
+            <w:pPr>
+              <w:widowControl w:val="0"/>
+              <w:autoSpaceDE w:val="0"/>
+              <w:autoSpaceDN w:val="0"/>
+              <w:adjustRightInd w:val="0"/>
+              <w:spacing w:line="240" w:lineRule="auto"/>
+              <w:rPr>
+                <w:rFonts w:ascii="BRH Malayalam Extra" w:hAnsi="BRH Malayalam Extra" w:cs="BRH Malayalam Extra"/>
+                <w:color w:val="000000"/>
+                <w:sz w:val="32"/>
+                <w:szCs w:val="40"/>
+              </w:rPr>
+            </w:pPr>
+            <w:r>
+              <w:rPr>
+                <w:rFonts w:ascii="BRH Malayalam Extra" w:hAnsi="BRH Malayalam Extra" w:cs="BRH Malayalam Extra"/>
+                <w:color w:val="000000"/>
+                <w:sz w:val="32"/>
+                <w:szCs w:val="40"/>
+              </w:rPr>
+              <w:t>D</w:t>
+            </w:r>
+            <w:r>
+              <w:rPr>
+                <w:rFonts w:ascii="BRH Malayalam Extra" w:hAnsi="BRH Malayalam Extra" w:cs="BRH Malayalam Extra"/>
+                <w:color w:val="000000"/>
+                <w:sz w:val="26"/>
+                <w:szCs w:val="40"/>
+              </w:rPr>
+              <w:t>–</w:t>
+            </w:r>
+            <w:r>
+              <w:rPr>
+                <w:rFonts w:ascii="BRH Malayalam Extra" w:hAnsi="BRH Malayalam Extra" w:cs="BRH Malayalam Extra"/>
+                <w:color w:val="000000"/>
+                <w:sz w:val="32"/>
+                <w:szCs w:val="40"/>
+              </w:rPr>
+              <w:t xml:space="preserve">b§¥dx </w:t>
+            </w:r>
+            <w:r>
+              <w:rPr>
+                <w:rFonts w:ascii="BRH Malayalam Extra" w:hAnsi="BRH Malayalam Extra" w:cs="BRH Malayalam Extra"/>
+                <w:color w:val="000000"/>
+                <w:sz w:val="32"/>
+                <w:szCs w:val="40"/>
+                <w:highlight w:val="green"/>
+              </w:rPr>
+              <w:t>b</w:t>
+            </w:r>
+            <w:r>
+              <w:rPr>
+                <w:rFonts w:ascii="BRH Malayalam Extra" w:hAnsi="BRH Malayalam Extra" w:cs="BRH Malayalam Extra"/>
+                <w:color w:val="000000"/>
+                <w:sz w:val="32"/>
+                <w:szCs w:val="40"/>
+              </w:rPr>
+              <w:t xml:space="preserve">—À </w:t>
+            </w:r>
+            <w:r>
+              <w:rPr>
+                <w:rFonts w:ascii="BRH Malayalam Extra" w:hAnsi="BRH Malayalam Extra" w:cs="BRH Malayalam Extra"/>
+                <w:color w:val="000000"/>
+                <w:sz w:val="32"/>
+                <w:szCs w:val="40"/>
+                <w:highlight w:val="green"/>
+              </w:rPr>
+              <w:t>b¥Àx</w:t>
+            </w:r>
+            <w:r>
+              <w:rPr>
+                <w:rFonts w:ascii="BRH Malayalam Extra" w:hAnsi="BRH Malayalam Extra" w:cs="BRH Malayalam Extra"/>
+                <w:color w:val="000000"/>
+                <w:sz w:val="26"/>
+                <w:szCs w:val="40"/>
+                <w:highlight w:val="yellow"/>
+              </w:rPr>
+              <w:t>–</w:t>
+            </w:r>
+            <w:r>
+              <w:rPr>
+                <w:rFonts w:ascii="BRH Malayalam Extra" w:hAnsi="BRH Malayalam Extra" w:cs="BRH Malayalam Extra"/>
+                <w:color w:val="000000"/>
+                <w:sz w:val="32"/>
+                <w:szCs w:val="40"/>
+              </w:rPr>
+              <w:t>b§d D</w:t>
+            </w:r>
+            <w:r>
+              <w:rPr>
+                <w:rFonts w:ascii="BRH Malayalam Extra" w:hAnsi="BRH Malayalam Extra" w:cs="BRH Malayalam Extra"/>
+                <w:color w:val="000000"/>
+                <w:sz w:val="26"/>
+                <w:szCs w:val="40"/>
+              </w:rPr>
+              <w:t>–</w:t>
+            </w:r>
+            <w:r>
+              <w:rPr>
+                <w:rFonts w:ascii="BRH Malayalam Extra" w:hAnsi="BRH Malayalam Extra" w:cs="BRH Malayalam Extra"/>
+                <w:color w:val="000000"/>
+                <w:sz w:val="32"/>
+                <w:szCs w:val="40"/>
+              </w:rPr>
+              <w:t xml:space="preserve">b§¥dx </w:t>
+            </w:r>
+            <w:r>
+              <w:rPr>
+                <w:rFonts w:ascii="BRH Malayalam Extra" w:hAnsi="BRH Malayalam Extra" w:cs="BRH Malayalam Extra"/>
+                <w:color w:val="000000"/>
+                <w:sz w:val="32"/>
+                <w:szCs w:val="40"/>
+                <w:highlight w:val="green"/>
+              </w:rPr>
+              <w:t>b—</w:t>
+            </w:r>
+            <w:r>
+              <w:rPr>
+                <w:rFonts w:ascii="BRH Malayalam Extra" w:hAnsi="BRH Malayalam Extra" w:cs="BRH Malayalam Extra"/>
+                <w:color w:val="000000"/>
+                <w:sz w:val="32"/>
+                <w:szCs w:val="40"/>
+              </w:rPr>
+              <w:t>¥Àxb</w:t>
+            </w:r>
+            <w:r>
+              <w:rPr>
+                <w:rFonts w:ascii="BRH Malayalam Extra" w:hAnsi="BRH Malayalam Extra" w:cs="BRH Malayalam Extra"/>
+                <w:color w:val="000000"/>
+                <w:sz w:val="26"/>
+                <w:szCs w:val="40"/>
+              </w:rPr>
+              <w:t>–</w:t>
+            </w:r>
+            <w:r>
+              <w:rPr>
+                <w:rFonts w:ascii="BRH Malayalam Extra" w:hAnsi="BRH Malayalam Extra" w:cs="BRH Malayalam Extra"/>
+                <w:color w:val="000000"/>
+                <w:sz w:val="32"/>
+                <w:szCs w:val="40"/>
+              </w:rPr>
+              <w:t>cy i¡—b</w:t>
+            </w:r>
+            <w:r>
+              <w:rPr>
+                <w:rFonts w:ascii="BRH Malayalam Extra" w:hAnsi="BRH Malayalam Extra" w:cs="BRH Malayalam Extra"/>
+                <w:color w:val="000000"/>
+                <w:sz w:val="26"/>
+                <w:szCs w:val="40"/>
+              </w:rPr>
+              <w:t>–</w:t>
+            </w:r>
+            <w:r>
+              <w:rPr>
+                <w:rFonts w:ascii="BRH Malayalam Extra" w:hAnsi="BRH Malayalam Extra" w:cs="BRH Malayalam Extra"/>
+                <w:color w:val="000000"/>
+                <w:sz w:val="32"/>
+                <w:szCs w:val="40"/>
+              </w:rPr>
+              <w:t xml:space="preserve">cyI </w:t>
+            </w:r>
+          </w:p>
+          <w:p>
+            <w:pPr>
+              <w:widowControl w:val="0"/>
+              <w:autoSpaceDE w:val="0"/>
+              <w:autoSpaceDN w:val="0"/>
+              <w:adjustRightInd w:val="0"/>
+              <w:spacing w:line="240" w:lineRule="auto"/>
+              <w:rPr>
+                <w:rFonts w:ascii="BRH Malayalam Extra" w:hAnsi="BRH Malayalam Extra" w:cs="BRH Malayalam Extra"/>
+                <w:color w:val="000000"/>
+                <w:sz w:val="32"/>
+                <w:szCs w:val="40"/>
+              </w:rPr>
+            </w:pPr>
+            <w:r>
+              <w:rPr>
+                <w:rFonts w:ascii="BRH Malayalam Extra" w:hAnsi="BRH Malayalam Extra" w:cs="BRH Malayalam Extra"/>
+                <w:color w:val="000000"/>
+                <w:sz w:val="32"/>
+                <w:szCs w:val="40"/>
+                <w:highlight w:val="green"/>
+              </w:rPr>
+              <w:t>b—¥Àx</w:t>
+            </w:r>
+            <w:r>
+              <w:rPr>
+                <w:rFonts w:ascii="BRH Malayalam Extra" w:hAnsi="BRH Malayalam Extra" w:cs="BRH Malayalam Extra"/>
+                <w:color w:val="000000"/>
+                <w:sz w:val="26"/>
+                <w:szCs w:val="40"/>
+              </w:rPr>
+              <w:t>–</w:t>
+            </w:r>
+            <w:r>
+              <w:rPr>
+                <w:rFonts w:ascii="BRH Malayalam Extra" w:hAnsi="BRH Malayalam Extra" w:cs="BRH Malayalam Extra"/>
+                <w:color w:val="000000"/>
+                <w:sz w:val="32"/>
+                <w:szCs w:val="40"/>
+              </w:rPr>
+              <w:t>b§d D</w:t>
+            </w:r>
+            <w:r>
+              <w:rPr>
+                <w:rFonts w:ascii="BRH Malayalam Extra" w:hAnsi="BRH Malayalam Extra" w:cs="BRH Malayalam Extra"/>
+                <w:color w:val="000000"/>
+                <w:sz w:val="26"/>
+                <w:szCs w:val="40"/>
+              </w:rPr>
+              <w:t>–</w:t>
+            </w:r>
+            <w:r>
+              <w:rPr>
+                <w:rFonts w:ascii="BRH Malayalam Extra" w:hAnsi="BRH Malayalam Extra" w:cs="BRH Malayalam Extra"/>
+                <w:color w:val="000000"/>
+                <w:sz w:val="32"/>
+                <w:szCs w:val="40"/>
+              </w:rPr>
+              <w:t xml:space="preserve">b§¥dx </w:t>
+            </w:r>
+            <w:r>
+              <w:rPr>
+                <w:rFonts w:ascii="BRH Malayalam Extra" w:hAnsi="BRH Malayalam Extra" w:cs="BRH Malayalam Extra"/>
+                <w:color w:val="000000"/>
+                <w:sz w:val="32"/>
+                <w:szCs w:val="40"/>
+                <w:highlight w:val="green"/>
+              </w:rPr>
+              <w:t>b</w:t>
+            </w:r>
+            <w:r>
+              <w:rPr>
+                <w:rFonts w:ascii="BRH Malayalam Extra" w:hAnsi="BRH Malayalam Extra" w:cs="BRH Malayalam Extra"/>
+                <w:color w:val="000000"/>
+                <w:sz w:val="32"/>
+                <w:szCs w:val="40"/>
+              </w:rPr>
+              <w:t>—¥Àxb</w:t>
+            </w:r>
+            <w:r>
+              <w:rPr>
+                <w:rFonts w:ascii="BRH Malayalam Extra" w:hAnsi="BRH Malayalam Extra" w:cs="BRH Malayalam Extra"/>
+                <w:color w:val="000000"/>
+                <w:sz w:val="26"/>
+                <w:szCs w:val="40"/>
+              </w:rPr>
+              <w:t>–</w:t>
+            </w:r>
+            <w:r>
+              <w:rPr>
+                <w:rFonts w:ascii="BRH Malayalam Extra" w:hAnsi="BRH Malayalam Extra" w:cs="BRH Malayalam Extra"/>
+                <w:color w:val="000000"/>
+                <w:sz w:val="32"/>
+                <w:szCs w:val="40"/>
+              </w:rPr>
+              <w:t xml:space="preserve">cyI | </w:t>
+            </w:r>
+          </w:p>
+          <w:p>
+            <w:pPr>
+              <w:widowControl w:val="0"/>
+              <w:autoSpaceDE w:val="0"/>
+              <w:autoSpaceDN w:val="0"/>
+              <w:adjustRightInd w:val="0"/>
+              <w:spacing w:line="240" w:lineRule="auto"/>
+              <w:rPr>
+                <w:rFonts w:ascii="BRH Malayalam Extra" w:hAnsi="BRH Malayalam Extra" w:cs="BRH Malayalam Extra"/>
+                <w:color w:val="000000"/>
+                <w:sz w:val="32"/>
+                <w:szCs w:val="40"/>
+              </w:rPr>
+            </w:pPr>
+            <w:r>
+              <w:rPr>
+                <w:rFonts w:cs="BRH Malayalam Extra"/>
+                <w:color w:val="000000"/>
+                <w:szCs w:val="40"/>
+              </w:rPr>
+              <w:t>18</w:t>
+            </w:r>
+            <w:r>
+              <w:rPr>
+                <w:rFonts w:ascii="BRH Malayalam Extra" w:hAnsi="BRH Malayalam Extra" w:cs="BRH Malayalam Extra"/>
+                <w:color w:val="000000"/>
+                <w:sz w:val="32"/>
+                <w:szCs w:val="40"/>
+              </w:rPr>
+              <w:t>)</w:t>
+            </w:r>
+            <w:r>
+              <w:rPr>
+                <w:rFonts w:ascii="BRH Malayalam Extra" w:hAnsi="BRH Malayalam Extra" w:cs="BRH Malayalam Extra"/>
+                <w:color w:val="000000"/>
+                <w:sz w:val="32"/>
+                <w:szCs w:val="40"/>
+              </w:rPr>
+              <w:tab/>
+            </w:r>
+            <w:r>
+              <w:rPr>
+                <w:rFonts w:cs="BRH Malayalam Extra"/>
+                <w:color w:val="000000"/>
+                <w:szCs w:val="40"/>
+              </w:rPr>
+              <w:t>2</w:t>
+            </w:r>
+            <w:r>
+              <w:rPr>
+                <w:rFonts w:ascii="BRH Malayalam Extra" w:hAnsi="BRH Malayalam Extra" w:cs="BRH Malayalam Extra"/>
+                <w:color w:val="000000"/>
+                <w:sz w:val="32"/>
+                <w:szCs w:val="40"/>
+              </w:rPr>
+              <w:t>.</w:t>
+            </w:r>
+            <w:r>
+              <w:rPr>
+                <w:rFonts w:cs="BRH Malayalam Extra"/>
+                <w:color w:val="000000"/>
+                <w:szCs w:val="40"/>
+              </w:rPr>
+              <w:t>4</w:t>
+            </w:r>
+            <w:r>
+              <w:rPr>
+                <w:rFonts w:ascii="BRH Malayalam Extra" w:hAnsi="BRH Malayalam Extra" w:cs="BRH Malayalam Extra"/>
+                <w:color w:val="000000"/>
+                <w:sz w:val="32"/>
+                <w:szCs w:val="40"/>
+              </w:rPr>
+              <w:t>.</w:t>
+            </w:r>
+            <w:r>
+              <w:rPr>
+                <w:rFonts w:cs="BRH Malayalam Extra"/>
+                <w:color w:val="000000"/>
+                <w:szCs w:val="40"/>
+              </w:rPr>
+              <w:t>8</w:t>
+            </w:r>
+            <w:r>
+              <w:rPr>
+                <w:rFonts w:ascii="BRH Malayalam Extra" w:hAnsi="BRH Malayalam Extra" w:cs="BRH Malayalam Extra"/>
+                <w:color w:val="000000"/>
+                <w:sz w:val="32"/>
+                <w:szCs w:val="40"/>
+              </w:rPr>
+              <w:t>.</w:t>
+            </w:r>
+            <w:r>
+              <w:rPr>
+                <w:rFonts w:cs="BRH Malayalam Extra"/>
+                <w:color w:val="000000"/>
+                <w:szCs w:val="40"/>
+              </w:rPr>
+              <w:t>1</w:t>
+            </w:r>
+            <w:r>
+              <w:rPr>
+                <w:rFonts w:ascii="BRH Malayalam Extra" w:hAnsi="BRH Malayalam Extra" w:cs="BRH Malayalam Extra"/>
+                <w:color w:val="000000"/>
+                <w:sz w:val="32"/>
+                <w:szCs w:val="40"/>
+              </w:rPr>
+              <w:t>(</w:t>
+            </w:r>
+            <w:r>
+              <w:rPr>
+                <w:rFonts w:cs="BRH Malayalam Extra"/>
+                <w:color w:val="000000"/>
+                <w:szCs w:val="40"/>
+              </w:rPr>
+              <w:t>16</w:t>
+            </w:r>
+            <w:r>
+              <w:rPr>
+                <w:rFonts w:ascii="BRH Malayalam Extra" w:hAnsi="BRH Malayalam Extra" w:cs="BRH Malayalam Extra"/>
+                <w:color w:val="000000"/>
+                <w:sz w:val="32"/>
+                <w:szCs w:val="40"/>
+              </w:rPr>
+              <w:t>)</w:t>
+            </w:r>
+            <w:proofErr w:type="gramStart"/>
+            <w:r>
+              <w:rPr>
+                <w:rFonts w:ascii="BRH Malayalam Extra" w:hAnsi="BRH Malayalam Extra" w:cs="BRH Malayalam Extra"/>
+                <w:color w:val="000000"/>
+                <w:sz w:val="32"/>
+                <w:szCs w:val="40"/>
+              </w:rPr>
+              <w:t>-  b</w:t>
+            </w:r>
+            <w:proofErr w:type="gramEnd"/>
+            <w:r>
+              <w:rPr>
+                <w:rFonts w:ascii="BRH Malayalam Extra" w:hAnsi="BRH Malayalam Extra" w:cs="BRH Malayalam Extra"/>
+                <w:color w:val="000000"/>
+                <w:sz w:val="26"/>
+                <w:szCs w:val="40"/>
+              </w:rPr>
+              <w:t>–</w:t>
+            </w:r>
+            <w:r>
+              <w:rPr>
+                <w:rFonts w:ascii="BRH Malayalam Extra" w:hAnsi="BRH Malayalam Extra" w:cs="BRH Malayalam Extra"/>
+                <w:color w:val="000000"/>
+                <w:sz w:val="32"/>
+                <w:szCs w:val="40"/>
+                <w:highlight w:val="green"/>
+              </w:rPr>
+              <w:t>À</w:t>
+            </w:r>
+            <w:r>
+              <w:rPr>
+                <w:rFonts w:ascii="BRH Malayalam Extra" w:hAnsi="BRH Malayalam Extra" w:cs="BRH Malayalam Extra"/>
+                <w:color w:val="000000"/>
+                <w:sz w:val="26"/>
+                <w:szCs w:val="40"/>
+                <w:highlight w:val="green"/>
+              </w:rPr>
+              <w:t>–</w:t>
+            </w:r>
+            <w:r>
+              <w:rPr>
+                <w:rFonts w:ascii="BRH Malayalam Extra" w:hAnsi="BRH Malayalam Extra" w:cs="BRH Malayalam Extra"/>
+                <w:color w:val="000000"/>
+                <w:sz w:val="32"/>
+                <w:szCs w:val="40"/>
+              </w:rPr>
+              <w:t xml:space="preserve"> | D</w:t>
+            </w:r>
+            <w:r>
+              <w:rPr>
+                <w:rFonts w:ascii="BRH Malayalam Extra" w:hAnsi="BRH Malayalam Extra" w:cs="BRH Malayalam Extra"/>
+                <w:color w:val="000000"/>
+                <w:sz w:val="26"/>
+                <w:szCs w:val="40"/>
+              </w:rPr>
+              <w:t>–</w:t>
+            </w:r>
+            <w:r>
+              <w:rPr>
+                <w:rFonts w:ascii="BRH Malayalam Extra" w:hAnsi="BRH Malayalam Extra" w:cs="BRH Malayalam Extra"/>
+                <w:color w:val="000000"/>
+                <w:sz w:val="32"/>
+                <w:szCs w:val="40"/>
+              </w:rPr>
+              <w:t>b</w:t>
+            </w:r>
+            <w:r>
+              <w:rPr>
+                <w:rFonts w:ascii="BRH Malayalam Extra" w:hAnsi="BRH Malayalam Extra" w:cs="BRH Malayalam Extra"/>
+                <w:color w:val="000000"/>
+                <w:sz w:val="26"/>
+                <w:szCs w:val="40"/>
+              </w:rPr>
+              <w:t>–</w:t>
+            </w:r>
+            <w:r>
+              <w:rPr>
+                <w:rFonts w:ascii="BRH Malayalam Extra" w:hAnsi="BRH Malayalam Extra" w:cs="BRH Malayalam Extra"/>
+                <w:color w:val="000000"/>
+                <w:sz w:val="32"/>
+                <w:szCs w:val="40"/>
+              </w:rPr>
+              <w:t>cyI | hy</w:t>
+            </w:r>
+            <w:r>
+              <w:rPr>
+                <w:rFonts w:ascii="BRH Malayalam Extra" w:hAnsi="BRH Malayalam Extra" w:cs="BRH Malayalam Extra"/>
+                <w:color w:val="000000"/>
+                <w:sz w:val="26"/>
+                <w:szCs w:val="40"/>
+              </w:rPr>
+              <w:t>–</w:t>
+            </w:r>
+            <w:r>
+              <w:rPr>
+                <w:rFonts w:ascii="BRH Malayalam Extra" w:hAnsi="BRH Malayalam Extra" w:cs="BRH Malayalam Extra"/>
+                <w:color w:val="000000"/>
+                <w:sz w:val="32"/>
+                <w:szCs w:val="40"/>
+              </w:rPr>
+              <w:t>Ç</w:t>
+            </w:r>
+            <w:r>
+              <w:rPr>
+                <w:rFonts w:ascii="BRH Malayalam Extra" w:hAnsi="BRH Malayalam Extra" w:cs="BRH Malayalam Extra"/>
+                <w:color w:val="000000"/>
+                <w:sz w:val="26"/>
+                <w:szCs w:val="40"/>
+              </w:rPr>
+              <w:t>–</w:t>
+            </w:r>
+            <w:r>
+              <w:rPr>
+                <w:rFonts w:ascii="BRH Malayalam Extra" w:hAnsi="BRH Malayalam Extra" w:cs="BRH Malayalam Extra"/>
+                <w:color w:val="000000"/>
+                <w:sz w:val="32"/>
+                <w:szCs w:val="40"/>
+              </w:rPr>
+              <w:t xml:space="preserve"> |</w:t>
+            </w:r>
+          </w:p>
+          <w:p>
+            <w:pPr>
+              <w:widowControl w:val="0"/>
+              <w:autoSpaceDE w:val="0"/>
+              <w:autoSpaceDN w:val="0"/>
+              <w:adjustRightInd w:val="0"/>
+              <w:spacing w:line="240" w:lineRule="auto"/>
+              <w:rPr>
+                <w:rFonts w:ascii="BRH Malayalam Extra" w:hAnsi="BRH Malayalam Extra" w:cs="BRH Malayalam Extra"/>
+                <w:color w:val="000000"/>
+                <w:sz w:val="32"/>
+                <w:szCs w:val="40"/>
+              </w:rPr>
+            </w:pPr>
+            <w:r>
+              <w:rPr>
+                <w:rFonts w:ascii="BRH Malayalam Extra" w:hAnsi="BRH Malayalam Extra" w:cs="BRH Malayalam Extra"/>
+                <w:color w:val="000000"/>
+                <w:sz w:val="32"/>
+                <w:szCs w:val="40"/>
+              </w:rPr>
+              <w:t>b</w:t>
+            </w:r>
+            <w:r>
+              <w:rPr>
+                <w:rFonts w:ascii="BRH Malayalam Extra" w:hAnsi="BRH Malayalam Extra" w:cs="BRH Malayalam Extra"/>
+                <w:color w:val="000000"/>
+                <w:sz w:val="26"/>
+                <w:szCs w:val="40"/>
+              </w:rPr>
+              <w:t>–</w:t>
+            </w:r>
+            <w:r>
+              <w:rPr>
+                <w:rFonts w:ascii="BRH Malayalam Extra" w:hAnsi="BRH Malayalam Extra" w:cs="BRH Malayalam Extra"/>
+                <w:color w:val="000000"/>
+                <w:sz w:val="32"/>
+                <w:szCs w:val="40"/>
+              </w:rPr>
+              <w:t>¥</w:t>
+            </w:r>
+            <w:r>
+              <w:rPr>
+                <w:rFonts w:ascii="BRH Malayalam Extra" w:hAnsi="BRH Malayalam Extra" w:cs="BRH Malayalam Extra"/>
+                <w:color w:val="000000"/>
+                <w:sz w:val="32"/>
+                <w:szCs w:val="40"/>
+                <w:highlight w:val="green"/>
+              </w:rPr>
+              <w:t>À</w:t>
+            </w:r>
+            <w:r>
+              <w:rPr>
+                <w:rFonts w:ascii="BRH Malayalam Extra" w:hAnsi="BRH Malayalam Extra" w:cs="BRH Malayalam Extra"/>
+                <w:color w:val="000000"/>
+                <w:sz w:val="26"/>
+                <w:szCs w:val="40"/>
+              </w:rPr>
+              <w:t>–</w:t>
+            </w:r>
+            <w:r>
+              <w:rPr>
+                <w:rFonts w:ascii="BRH Malayalam Extra" w:hAnsi="BRH Malayalam Extra" w:cs="BRH Malayalam Extra"/>
+                <w:color w:val="000000"/>
+                <w:sz w:val="32"/>
+                <w:szCs w:val="40"/>
+              </w:rPr>
+              <w:t>xb</w:t>
+            </w:r>
+            <w:r>
+              <w:rPr>
+                <w:rFonts w:ascii="BRH Malayalam Extra" w:hAnsi="BRH Malayalam Extra" w:cs="BRH Malayalam Extra"/>
+                <w:color w:val="000000"/>
+                <w:sz w:val="26"/>
+                <w:szCs w:val="40"/>
+              </w:rPr>
+              <w:t>–</w:t>
+            </w:r>
+            <w:r>
+              <w:rPr>
+                <w:rFonts w:ascii="BRH Malayalam Extra" w:hAnsi="BRH Malayalam Extra" w:cs="BRH Malayalam Extra"/>
+                <w:color w:val="000000"/>
+                <w:sz w:val="32"/>
+                <w:szCs w:val="40"/>
+              </w:rPr>
+              <w:t>cy i¡—b</w:t>
+            </w:r>
+            <w:r>
+              <w:rPr>
+                <w:rFonts w:ascii="BRH Malayalam Extra" w:hAnsi="BRH Malayalam Extra" w:cs="BRH Malayalam Extra"/>
+                <w:color w:val="000000"/>
+                <w:sz w:val="26"/>
+                <w:szCs w:val="40"/>
+              </w:rPr>
+              <w:t>–</w:t>
+            </w:r>
+            <w:r>
+              <w:rPr>
+                <w:rFonts w:ascii="BRH Malayalam Extra" w:hAnsi="BRH Malayalam Extra" w:cs="BRH Malayalam Extra"/>
+                <w:color w:val="000000"/>
+                <w:sz w:val="32"/>
+                <w:szCs w:val="40"/>
+              </w:rPr>
+              <w:t xml:space="preserve">cyI </w:t>
+            </w:r>
+            <w:r>
+              <w:rPr>
+                <w:rFonts w:ascii="BRH Malayalam Extra" w:hAnsi="BRH Malayalam Extra" w:cs="BRH Malayalam Extra"/>
+                <w:color w:val="000000"/>
+                <w:sz w:val="32"/>
+                <w:szCs w:val="40"/>
+                <w:highlight w:val="green"/>
+              </w:rPr>
+              <w:t>b</w:t>
+            </w:r>
+            <w:r>
+              <w:rPr>
+                <w:rFonts w:ascii="BRH Malayalam Extra" w:hAnsi="BRH Malayalam Extra" w:cs="BRH Malayalam Extra"/>
+                <w:color w:val="000000"/>
+                <w:sz w:val="32"/>
+                <w:szCs w:val="40"/>
+              </w:rPr>
+              <w:t xml:space="preserve">—À </w:t>
+            </w:r>
+            <w:r>
+              <w:rPr>
+                <w:rFonts w:ascii="BRH Malayalam Extra" w:hAnsi="BRH Malayalam Extra" w:cs="BRH Malayalam Extra"/>
+                <w:color w:val="000000"/>
+                <w:sz w:val="32"/>
+                <w:szCs w:val="40"/>
+                <w:highlight w:val="green"/>
+              </w:rPr>
+              <w:t>b</w:t>
+            </w:r>
+            <w:r>
+              <w:rPr>
+                <w:rFonts w:ascii="BRH Malayalam Extra" w:hAnsi="BRH Malayalam Extra" w:cs="BRH Malayalam Extra"/>
+                <w:color w:val="000000"/>
+                <w:sz w:val="32"/>
+                <w:szCs w:val="40"/>
+              </w:rPr>
+              <w:t>¥Àxb</w:t>
+            </w:r>
+            <w:r>
+              <w:rPr>
+                <w:rFonts w:ascii="BRH Malayalam Extra" w:hAnsi="BRH Malayalam Extra" w:cs="BRH Malayalam Extra"/>
+                <w:color w:val="000000"/>
+                <w:sz w:val="26"/>
+                <w:szCs w:val="40"/>
+              </w:rPr>
+              <w:t>–</w:t>
+            </w:r>
+            <w:r>
+              <w:rPr>
+                <w:rFonts w:ascii="BRH Malayalam Extra" w:hAnsi="BRH Malayalam Extra" w:cs="BRH Malayalam Extra"/>
+                <w:color w:val="000000"/>
+                <w:sz w:val="32"/>
+                <w:szCs w:val="40"/>
+              </w:rPr>
+              <w:t xml:space="preserve">cyI hy—Ç </w:t>
+            </w:r>
+          </w:p>
+          <w:p>
+            <w:pPr>
+              <w:widowControl w:val="0"/>
+              <w:autoSpaceDE w:val="0"/>
+              <w:autoSpaceDN w:val="0"/>
+              <w:adjustRightInd w:val="0"/>
+              <w:spacing w:line="240" w:lineRule="auto"/>
+              <w:rPr>
+                <w:rFonts w:ascii="BRH Malayalam Extra" w:hAnsi="BRH Malayalam Extra" w:cs="BRH Malayalam Extra"/>
+                <w:color w:val="000000"/>
+                <w:sz w:val="32"/>
+                <w:szCs w:val="40"/>
+              </w:rPr>
+            </w:pPr>
+            <w:r>
+              <w:rPr>
+                <w:rFonts w:ascii="BRH Malayalam Extra" w:hAnsi="BRH Malayalam Extra" w:cs="BRH Malayalam Extra"/>
+                <w:color w:val="000000"/>
+                <w:sz w:val="32"/>
+                <w:szCs w:val="40"/>
+              </w:rPr>
+              <w:t>hy¥Çxb</w:t>
+            </w:r>
+            <w:r>
+              <w:rPr>
+                <w:rFonts w:ascii="BRH Malayalam Extra" w:hAnsi="BRH Malayalam Extra" w:cs="BRH Malayalam Extra"/>
+                <w:color w:val="000000"/>
+                <w:sz w:val="26"/>
+                <w:szCs w:val="40"/>
+              </w:rPr>
+              <w:t>–</w:t>
+            </w:r>
+            <w:r>
+              <w:rPr>
+                <w:rFonts w:ascii="BRH Malayalam Extra" w:hAnsi="BRH Malayalam Extra" w:cs="BRH Malayalam Extra"/>
+                <w:color w:val="000000"/>
+                <w:sz w:val="32"/>
+                <w:szCs w:val="40"/>
+              </w:rPr>
+              <w:t xml:space="preserve">cyI </w:t>
+            </w:r>
+            <w:r>
+              <w:rPr>
+                <w:rFonts w:ascii="BRH Malayalam Extra" w:hAnsi="BRH Malayalam Extra" w:cs="BRH Malayalam Extra"/>
+                <w:color w:val="000000"/>
+                <w:sz w:val="32"/>
+                <w:szCs w:val="40"/>
+                <w:highlight w:val="green"/>
+              </w:rPr>
+              <w:t>b—</w:t>
+            </w:r>
+            <w:r>
+              <w:rPr>
+                <w:rFonts w:ascii="BRH Malayalam Extra" w:hAnsi="BRH Malayalam Extra" w:cs="BRH Malayalam Extra"/>
+                <w:color w:val="000000"/>
+                <w:sz w:val="32"/>
+                <w:szCs w:val="40"/>
+              </w:rPr>
+              <w:t xml:space="preserve">À </w:t>
+            </w:r>
+            <w:r>
+              <w:rPr>
+                <w:rFonts w:ascii="BRH Malayalam Extra" w:hAnsi="BRH Malayalam Extra" w:cs="BRH Malayalam Extra"/>
+                <w:color w:val="000000"/>
+                <w:sz w:val="32"/>
+                <w:szCs w:val="40"/>
+                <w:highlight w:val="green"/>
+              </w:rPr>
+              <w:t>b</w:t>
+            </w:r>
+            <w:r>
+              <w:rPr>
+                <w:rFonts w:ascii="BRH Malayalam Extra" w:hAnsi="BRH Malayalam Extra" w:cs="BRH Malayalam Extra"/>
+                <w:color w:val="000000"/>
+                <w:sz w:val="32"/>
+                <w:szCs w:val="40"/>
+              </w:rPr>
+              <w:t>¥Àxb</w:t>
+            </w:r>
+            <w:r>
+              <w:rPr>
+                <w:rFonts w:ascii="BRH Malayalam Extra" w:hAnsi="BRH Malayalam Extra" w:cs="BRH Malayalam Extra"/>
+                <w:color w:val="000000"/>
+                <w:sz w:val="26"/>
+                <w:szCs w:val="40"/>
+              </w:rPr>
+              <w:t>–</w:t>
+            </w:r>
+            <w:r>
+              <w:rPr>
+                <w:rFonts w:ascii="BRH Malayalam Extra" w:hAnsi="BRH Malayalam Extra" w:cs="BRH Malayalam Extra"/>
+                <w:color w:val="000000"/>
+                <w:sz w:val="32"/>
+                <w:szCs w:val="40"/>
+              </w:rPr>
+              <w:t xml:space="preserve">cyI </w:t>
+            </w:r>
+            <w:r>
+              <w:rPr>
+                <w:rFonts w:ascii="BRH Malayalam Extra" w:hAnsi="BRH Malayalam Extra" w:cs="BRH Malayalam Extra"/>
+                <w:color w:val="000000"/>
+                <w:sz w:val="32"/>
+                <w:szCs w:val="40"/>
+              </w:rPr>
+              <w:t xml:space="preserve">hy—Ç | </w:t>
+            </w:r>
+          </w:p>
+          <w:p>
+            <w:pPr>
+              <w:widowControl w:val="0"/>
+              <w:autoSpaceDE w:val="0"/>
+              <w:autoSpaceDN w:val="0"/>
+              <w:adjustRightInd w:val="0"/>
+              <w:spacing w:before="0" w:line="240" w:lineRule="auto"/>
+              <w:rPr>
+                <w:rFonts w:cs="BRH Malayalam Extra"/>
+                <w:color w:val="000000"/>
+                <w:szCs w:val="40"/>
+              </w:rPr>
+            </w:pPr>
+          </w:p>
+        </w:tc>
+      </w:tr>
+      <w:tr>
+        <w:trPr>
+          <w:trHeight w:val="1393"/>
+        </w:trPr>
+        <w:tc>
+          <w:tcPr>
+            <w:tcW w:w="7308" w:type="dxa"/>
+          </w:tcPr>
+          <w:p>
+            <w:pPr>
+              <w:widowControl w:val="0"/>
+              <w:autoSpaceDE w:val="0"/>
+              <w:autoSpaceDN w:val="0"/>
+              <w:adjustRightInd w:val="0"/>
+              <w:spacing w:line="240" w:lineRule="auto"/>
+              <w:rPr>
+                <w:rFonts w:ascii="BRH Malayalam Extra" w:hAnsi="BRH Malayalam Extra" w:cs="BRH Malayalam Extra"/>
+                <w:color w:val="000000"/>
+                <w:sz w:val="32"/>
+                <w:szCs w:val="40"/>
+              </w:rPr>
+            </w:pPr>
+            <w:r>
+              <w:rPr>
+                <w:rFonts w:cs="BRH Malayalam Extra"/>
+                <w:color w:val="000000"/>
+                <w:szCs w:val="40"/>
+              </w:rPr>
+              <w:t>9</w:t>
+            </w:r>
+            <w:r>
+              <w:rPr>
+                <w:rFonts w:ascii="BRH Malayalam Extra" w:hAnsi="BRH Malayalam Extra" w:cs="BRH Malayalam Extra"/>
+                <w:color w:val="000000"/>
+                <w:sz w:val="32"/>
+                <w:szCs w:val="40"/>
+              </w:rPr>
+              <w:t>)</w:t>
+            </w:r>
+            <w:r>
+              <w:rPr>
+                <w:rFonts w:ascii="BRH Malayalam Extra" w:hAnsi="BRH Malayalam Extra" w:cs="BRH Malayalam Extra"/>
+                <w:color w:val="000000"/>
+                <w:sz w:val="32"/>
+                <w:szCs w:val="40"/>
+              </w:rPr>
+              <w:tab/>
+            </w:r>
+            <w:r>
+              <w:rPr>
+                <w:rFonts w:cs="BRH Malayalam Extra"/>
+                <w:color w:val="000000"/>
+                <w:szCs w:val="40"/>
+              </w:rPr>
+              <w:t>2</w:t>
+            </w:r>
+            <w:r>
+              <w:rPr>
+                <w:rFonts w:ascii="BRH Malayalam Extra" w:hAnsi="BRH Malayalam Extra" w:cs="BRH Malayalam Extra"/>
+                <w:color w:val="000000"/>
+                <w:sz w:val="32"/>
+                <w:szCs w:val="40"/>
+              </w:rPr>
+              <w:t>.</w:t>
+            </w:r>
+            <w:r>
+              <w:rPr>
+                <w:rFonts w:cs="BRH Malayalam Extra"/>
+                <w:color w:val="000000"/>
+                <w:szCs w:val="40"/>
+              </w:rPr>
+              <w:t>4</w:t>
+            </w:r>
+            <w:r>
+              <w:rPr>
+                <w:rFonts w:ascii="BRH Malayalam Extra" w:hAnsi="BRH Malayalam Extra" w:cs="BRH Malayalam Extra"/>
+                <w:color w:val="000000"/>
+                <w:sz w:val="32"/>
+                <w:szCs w:val="40"/>
+              </w:rPr>
+              <w:t>.</w:t>
+            </w:r>
+            <w:r>
+              <w:rPr>
+                <w:rFonts w:cs="BRH Malayalam Extra"/>
+                <w:color w:val="000000"/>
+                <w:szCs w:val="40"/>
+              </w:rPr>
+              <w:t>8</w:t>
+            </w:r>
+            <w:r>
+              <w:rPr>
+                <w:rFonts w:ascii="BRH Malayalam Extra" w:hAnsi="BRH Malayalam Extra" w:cs="BRH Malayalam Extra"/>
+                <w:color w:val="000000"/>
+                <w:sz w:val="32"/>
+                <w:szCs w:val="40"/>
+              </w:rPr>
+              <w:t>.</w:t>
+            </w:r>
+            <w:r>
+              <w:rPr>
+                <w:rFonts w:cs="BRH Malayalam Extra"/>
+                <w:color w:val="000000"/>
+                <w:szCs w:val="40"/>
+              </w:rPr>
+              <w:t>2</w:t>
+            </w:r>
+            <w:r>
+              <w:rPr>
+                <w:rFonts w:ascii="BRH Malayalam Extra" w:hAnsi="BRH Malayalam Extra" w:cs="BRH Malayalam Extra"/>
+                <w:color w:val="000000"/>
+                <w:sz w:val="32"/>
+                <w:szCs w:val="40"/>
+              </w:rPr>
+              <w:t>(</w:t>
+            </w:r>
+            <w:r>
+              <w:rPr>
+                <w:rFonts w:cs="BRH Malayalam Extra"/>
+                <w:color w:val="000000"/>
+                <w:szCs w:val="40"/>
+              </w:rPr>
+              <w:t>9</w:t>
+            </w:r>
+            <w:r>
+              <w:rPr>
+                <w:rFonts w:ascii="BRH Malayalam Extra" w:hAnsi="BRH Malayalam Extra" w:cs="BRH Malayalam Extra"/>
+                <w:color w:val="000000"/>
+                <w:sz w:val="32"/>
+                <w:szCs w:val="40"/>
+              </w:rPr>
+              <w:t>)</w:t>
+            </w:r>
+            <w:proofErr w:type="gramStart"/>
+            <w:r>
+              <w:rPr>
+                <w:rFonts w:ascii="BRH Malayalam Extra" w:hAnsi="BRH Malayalam Extra" w:cs="BRH Malayalam Extra"/>
+                <w:color w:val="000000"/>
+                <w:sz w:val="32"/>
+                <w:szCs w:val="40"/>
+              </w:rPr>
+              <w:t>-  e</w:t>
+            </w:r>
+            <w:proofErr w:type="gramEnd"/>
+            <w:r>
+              <w:rPr>
+                <w:rFonts w:ascii="BRH Malayalam Extra" w:hAnsi="BRH Malayalam Extra" w:cs="BRH Malayalam Extra"/>
+                <w:color w:val="000000"/>
+                <w:sz w:val="32"/>
+                <w:szCs w:val="40"/>
+              </w:rPr>
+              <w:t>¡</w:t>
+            </w:r>
+            <w:r>
+              <w:rPr>
+                <w:rFonts w:ascii="BRH Malayalam Extra" w:hAnsi="BRH Malayalam Extra" w:cs="BRH Malayalam Extra"/>
+                <w:color w:val="000000"/>
+                <w:sz w:val="26"/>
+                <w:szCs w:val="40"/>
+              </w:rPr>
+              <w:t>–</w:t>
+            </w:r>
+            <w:r>
+              <w:rPr>
+                <w:rFonts w:ascii="BRH Malayalam Extra" w:hAnsi="BRH Malayalam Extra" w:cs="BRH Malayalam Extra"/>
+                <w:color w:val="000000"/>
+                <w:sz w:val="32"/>
+                <w:szCs w:val="40"/>
+              </w:rPr>
+              <w:t>kz</w:t>
+            </w:r>
+            <w:r>
+              <w:rPr>
+                <w:rFonts w:ascii="BRH Malayalam Extra" w:hAnsi="BRH Malayalam Extra" w:cs="BRH Malayalam Extra"/>
+                <w:color w:val="000000"/>
+                <w:sz w:val="26"/>
+                <w:szCs w:val="40"/>
+              </w:rPr>
+              <w:t>–</w:t>
+            </w:r>
+            <w:r>
+              <w:rPr>
+                <w:rFonts w:ascii="BRH Malayalam Extra" w:hAnsi="BRH Malayalam Extra" w:cs="BRH Malayalam Extra"/>
+                <w:color w:val="000000"/>
+                <w:sz w:val="32"/>
+                <w:szCs w:val="40"/>
+              </w:rPr>
+              <w:t>ry</w:t>
+            </w:r>
+            <w:r>
+              <w:rPr>
+                <w:rFonts w:ascii="BRH Malayalam Extra" w:hAnsi="BRH Malayalam Extra" w:cs="BRH Malayalam Extra"/>
+                <w:color w:val="000000"/>
+                <w:sz w:val="26"/>
+                <w:szCs w:val="40"/>
+              </w:rPr>
+              <w:t>–</w:t>
+            </w:r>
+            <w:r>
+              <w:rPr>
+                <w:rFonts w:ascii="BRH Malayalam Extra" w:hAnsi="BRH Malayalam Extra" w:cs="BRH Malayalam Extra"/>
+                <w:color w:val="000000"/>
+                <w:sz w:val="32"/>
+                <w:szCs w:val="40"/>
+              </w:rPr>
+              <w:t>Y</w:t>
+            </w:r>
+            <w:r>
+              <w:rPr>
+                <w:rFonts w:ascii="BRH Malayalam Extra" w:hAnsi="BRH Malayalam Extra" w:cs="BRH Malayalam Extra"/>
+                <w:color w:val="000000"/>
+                <w:sz w:val="26"/>
+                <w:szCs w:val="40"/>
+              </w:rPr>
+              <w:t>–</w:t>
+            </w:r>
+            <w:r>
+              <w:rPr>
+                <w:rFonts w:ascii="BRH Malayalam Extra" w:hAnsi="BRH Malayalam Extra" w:cs="BRH Malayalam Extra"/>
+                <w:color w:val="000000"/>
+                <w:sz w:val="32"/>
+                <w:szCs w:val="40"/>
+              </w:rPr>
+              <w:t>J ||</w:t>
+            </w:r>
+          </w:p>
+          <w:p>
+            <w:pPr>
+              <w:widowControl w:val="0"/>
+              <w:autoSpaceDE w:val="0"/>
+              <w:autoSpaceDN w:val="0"/>
+              <w:adjustRightInd w:val="0"/>
+              <w:spacing w:line="240" w:lineRule="auto"/>
+              <w:rPr>
+                <w:rFonts w:cs="BRH Malayalam Extra"/>
+                <w:color w:val="000000"/>
+                <w:szCs w:val="40"/>
+              </w:rPr>
+            </w:pPr>
+            <w:r>
+              <w:rPr>
+                <w:rFonts w:ascii="BRH Malayalam Extra" w:hAnsi="BRH Malayalam Extra" w:cs="BRH Malayalam Extra"/>
+                <w:color w:val="000000"/>
+                <w:sz w:val="32"/>
+                <w:szCs w:val="40"/>
+              </w:rPr>
+              <w:t>e¡</w:t>
+            </w:r>
+            <w:r>
+              <w:rPr>
+                <w:rFonts w:ascii="BRH Malayalam Extra" w:hAnsi="BRH Malayalam Extra" w:cs="BRH Malayalam Extra"/>
+                <w:color w:val="000000"/>
+                <w:sz w:val="26"/>
+                <w:szCs w:val="40"/>
+              </w:rPr>
+              <w:t>–</w:t>
+            </w:r>
+            <w:r>
+              <w:rPr>
+                <w:rFonts w:ascii="BRH Malayalam Extra" w:hAnsi="BRH Malayalam Extra" w:cs="BRH Malayalam Extra"/>
+                <w:color w:val="000000"/>
+                <w:sz w:val="32"/>
+                <w:szCs w:val="40"/>
+              </w:rPr>
+              <w:t>kz</w:t>
+            </w:r>
+            <w:r>
+              <w:rPr>
+                <w:rFonts w:ascii="BRH Malayalam Extra" w:hAnsi="BRH Malayalam Extra" w:cs="BRH Malayalam Extra"/>
+                <w:color w:val="000000"/>
+                <w:sz w:val="26"/>
+                <w:szCs w:val="40"/>
+              </w:rPr>
+              <w:t>–</w:t>
+            </w:r>
+            <w:r>
+              <w:rPr>
+                <w:rFonts w:ascii="BRH Malayalam Extra" w:hAnsi="BRH Malayalam Extra" w:cs="BRH Malayalam Extra"/>
+                <w:color w:val="000000"/>
+                <w:sz w:val="32"/>
+                <w:szCs w:val="40"/>
+                <w:highlight w:val="yellow"/>
+              </w:rPr>
+              <w:t>r</w:t>
+            </w:r>
+            <w:r>
+              <w:rPr>
+                <w:rFonts w:ascii="BRH Malayalam Extra" w:hAnsi="BRH Malayalam Extra" w:cs="BRH Malayalam Extra"/>
+                <w:color w:val="000000"/>
+                <w:sz w:val="26"/>
+                <w:szCs w:val="40"/>
+              </w:rPr>
+              <w:t>–</w:t>
+            </w:r>
+            <w:r>
+              <w:rPr>
+                <w:rFonts w:ascii="BRH Malayalam Extra" w:hAnsi="BRH Malayalam Extra" w:cs="BRH Malayalam Extra"/>
+                <w:color w:val="000000"/>
+                <w:sz w:val="32"/>
+                <w:szCs w:val="40"/>
+              </w:rPr>
+              <w:t>Y</w:t>
+            </w:r>
+            <w:r>
+              <w:rPr>
+                <w:rFonts w:ascii="BRH Malayalam Extra" w:hAnsi="BRH Malayalam Extra" w:cs="BRH Malayalam Extra"/>
+                <w:color w:val="000000"/>
+                <w:sz w:val="26"/>
+                <w:szCs w:val="40"/>
+              </w:rPr>
+              <w:t>–</w:t>
+            </w:r>
+            <w:r>
+              <w:rPr>
+                <w:rFonts w:ascii="BRH Malayalam Extra" w:hAnsi="BRH Malayalam Extra" w:cs="BRH Malayalam Extra"/>
+                <w:color w:val="000000"/>
+                <w:sz w:val="32"/>
+                <w:szCs w:val="40"/>
+              </w:rPr>
+              <w:t xml:space="preserve"> CZy— e¡kz</w:t>
+            </w:r>
+            <w:r>
+              <w:rPr>
+                <w:rFonts w:ascii="BRH Malayalam Extra" w:hAnsi="BRH Malayalam Extra" w:cs="BRH Malayalam Extra"/>
+                <w:color w:val="000000"/>
+                <w:sz w:val="32"/>
+                <w:szCs w:val="40"/>
+                <w:highlight w:val="yellow"/>
+              </w:rPr>
+              <w:t>r</w:t>
+            </w:r>
+            <w:r>
+              <w:rPr>
+                <w:rFonts w:ascii="BRH Malayalam Extra" w:hAnsi="BRH Malayalam Extra" w:cs="BRH Malayalam Extra"/>
+                <w:color w:val="000000"/>
+                <w:sz w:val="32"/>
+                <w:szCs w:val="40"/>
+              </w:rPr>
+              <w:t xml:space="preserve">YJ | </w:t>
+            </w:r>
+          </w:p>
+        </w:tc>
+        <w:tc>
+          <w:tcPr>
+            <w:tcW w:w="7513" w:type="dxa"/>
+            <w:gridSpan w:val="2"/>
+          </w:tcPr>
+          <w:p>
+            <w:pPr>
+              <w:widowControl w:val="0"/>
+              <w:autoSpaceDE w:val="0"/>
+              <w:autoSpaceDN w:val="0"/>
+              <w:adjustRightInd w:val="0"/>
+              <w:spacing w:line="240" w:lineRule="auto"/>
+              <w:rPr>
+                <w:rFonts w:ascii="BRH Malayalam Extra" w:hAnsi="BRH Malayalam Extra" w:cs="BRH Malayalam Extra"/>
+                <w:color w:val="000000"/>
+                <w:sz w:val="32"/>
+                <w:szCs w:val="40"/>
+              </w:rPr>
+            </w:pPr>
+            <w:r>
+              <w:rPr>
+                <w:rFonts w:cs="BRH Malayalam Extra"/>
+                <w:color w:val="000000"/>
+                <w:szCs w:val="40"/>
+              </w:rPr>
+              <w:t>9</w:t>
+            </w:r>
+            <w:r>
+              <w:rPr>
+                <w:rFonts w:ascii="BRH Malayalam Extra" w:hAnsi="BRH Malayalam Extra" w:cs="BRH Malayalam Extra"/>
+                <w:color w:val="000000"/>
+                <w:sz w:val="32"/>
+                <w:szCs w:val="40"/>
+              </w:rPr>
+              <w:t>)</w:t>
+            </w:r>
+            <w:r>
+              <w:rPr>
+                <w:rFonts w:ascii="BRH Malayalam Extra" w:hAnsi="BRH Malayalam Extra" w:cs="BRH Malayalam Extra"/>
+                <w:color w:val="000000"/>
+                <w:sz w:val="32"/>
+                <w:szCs w:val="40"/>
+              </w:rPr>
+              <w:tab/>
+            </w:r>
+            <w:r>
+              <w:rPr>
+                <w:rFonts w:cs="BRH Malayalam Extra"/>
+                <w:color w:val="000000"/>
+                <w:szCs w:val="40"/>
+              </w:rPr>
+              <w:t>2</w:t>
+            </w:r>
+            <w:r>
+              <w:rPr>
+                <w:rFonts w:ascii="BRH Malayalam Extra" w:hAnsi="BRH Malayalam Extra" w:cs="BRH Malayalam Extra"/>
+                <w:color w:val="000000"/>
+                <w:sz w:val="32"/>
+                <w:szCs w:val="40"/>
+              </w:rPr>
+              <w:t>.</w:t>
+            </w:r>
+            <w:r>
+              <w:rPr>
+                <w:rFonts w:cs="BRH Malayalam Extra"/>
+                <w:color w:val="000000"/>
+                <w:szCs w:val="40"/>
+              </w:rPr>
+              <w:t>4</w:t>
+            </w:r>
+            <w:r>
+              <w:rPr>
+                <w:rFonts w:ascii="BRH Malayalam Extra" w:hAnsi="BRH Malayalam Extra" w:cs="BRH Malayalam Extra"/>
+                <w:color w:val="000000"/>
+                <w:sz w:val="32"/>
+                <w:szCs w:val="40"/>
+              </w:rPr>
+              <w:t>.</w:t>
+            </w:r>
+            <w:r>
+              <w:rPr>
+                <w:rFonts w:cs="BRH Malayalam Extra"/>
+                <w:color w:val="000000"/>
+                <w:szCs w:val="40"/>
+              </w:rPr>
+              <w:t>8</w:t>
+            </w:r>
+            <w:r>
+              <w:rPr>
+                <w:rFonts w:ascii="BRH Malayalam Extra" w:hAnsi="BRH Malayalam Extra" w:cs="BRH Malayalam Extra"/>
+                <w:color w:val="000000"/>
+                <w:sz w:val="32"/>
+                <w:szCs w:val="40"/>
+              </w:rPr>
+              <w:t>.</w:t>
+            </w:r>
+            <w:r>
+              <w:rPr>
+                <w:rFonts w:cs="BRH Malayalam Extra"/>
+                <w:color w:val="000000"/>
+                <w:szCs w:val="40"/>
+              </w:rPr>
+              <w:t>2</w:t>
+            </w:r>
+            <w:r>
+              <w:rPr>
+                <w:rFonts w:ascii="BRH Malayalam Extra" w:hAnsi="BRH Malayalam Extra" w:cs="BRH Malayalam Extra"/>
+                <w:color w:val="000000"/>
+                <w:sz w:val="32"/>
+                <w:szCs w:val="40"/>
+              </w:rPr>
+              <w:t>(</w:t>
+            </w:r>
+            <w:r>
+              <w:rPr>
+                <w:rFonts w:cs="BRH Malayalam Extra"/>
+                <w:color w:val="000000"/>
+                <w:szCs w:val="40"/>
+              </w:rPr>
+              <w:t>9</w:t>
+            </w:r>
+            <w:r>
+              <w:rPr>
+                <w:rFonts w:ascii="BRH Malayalam Extra" w:hAnsi="BRH Malayalam Extra" w:cs="BRH Malayalam Extra"/>
+                <w:color w:val="000000"/>
+                <w:sz w:val="32"/>
+                <w:szCs w:val="40"/>
+              </w:rPr>
+              <w:t>)</w:t>
+            </w:r>
+            <w:proofErr w:type="gramStart"/>
+            <w:r>
+              <w:rPr>
+                <w:rFonts w:ascii="BRH Malayalam Extra" w:hAnsi="BRH Malayalam Extra" w:cs="BRH Malayalam Extra"/>
+                <w:color w:val="000000"/>
+                <w:sz w:val="32"/>
+                <w:szCs w:val="40"/>
+              </w:rPr>
+              <w:t>-  e</w:t>
+            </w:r>
+            <w:proofErr w:type="gramEnd"/>
+            <w:r>
+              <w:rPr>
+                <w:rFonts w:ascii="BRH Malayalam Extra" w:hAnsi="BRH Malayalam Extra" w:cs="BRH Malayalam Extra"/>
+                <w:color w:val="000000"/>
+                <w:sz w:val="32"/>
+                <w:szCs w:val="40"/>
+              </w:rPr>
+              <w:t>¡</w:t>
+            </w:r>
+            <w:r>
+              <w:rPr>
+                <w:rFonts w:ascii="BRH Malayalam Extra" w:hAnsi="BRH Malayalam Extra" w:cs="BRH Malayalam Extra"/>
+                <w:color w:val="000000"/>
+                <w:sz w:val="26"/>
+                <w:szCs w:val="40"/>
+              </w:rPr>
+              <w:t>–</w:t>
+            </w:r>
+            <w:r>
+              <w:rPr>
+                <w:rFonts w:ascii="BRH Malayalam Extra" w:hAnsi="BRH Malayalam Extra" w:cs="BRH Malayalam Extra"/>
+                <w:color w:val="000000"/>
+                <w:sz w:val="32"/>
+                <w:szCs w:val="40"/>
+              </w:rPr>
+              <w:t>kz</w:t>
+            </w:r>
+            <w:r>
+              <w:rPr>
+                <w:rFonts w:ascii="BRH Malayalam Extra" w:hAnsi="BRH Malayalam Extra" w:cs="BRH Malayalam Extra"/>
+                <w:color w:val="000000"/>
+                <w:sz w:val="26"/>
+                <w:szCs w:val="40"/>
+              </w:rPr>
+              <w:t>–</w:t>
+            </w:r>
+            <w:r>
+              <w:rPr>
+                <w:rFonts w:ascii="BRH Malayalam Extra" w:hAnsi="BRH Malayalam Extra" w:cs="BRH Malayalam Extra"/>
+                <w:color w:val="000000"/>
+                <w:sz w:val="32"/>
+                <w:szCs w:val="40"/>
+              </w:rPr>
+              <w:t>ry</w:t>
+            </w:r>
+            <w:r>
+              <w:rPr>
+                <w:rFonts w:ascii="BRH Malayalam Extra" w:hAnsi="BRH Malayalam Extra" w:cs="BRH Malayalam Extra"/>
+                <w:color w:val="000000"/>
+                <w:sz w:val="26"/>
+                <w:szCs w:val="40"/>
+              </w:rPr>
+              <w:t>–</w:t>
+            </w:r>
+            <w:r>
+              <w:rPr>
+                <w:rFonts w:ascii="BRH Malayalam Extra" w:hAnsi="BRH Malayalam Extra" w:cs="BRH Malayalam Extra"/>
+                <w:color w:val="000000"/>
+                <w:sz w:val="32"/>
+                <w:szCs w:val="40"/>
+              </w:rPr>
+              <w:t>Y</w:t>
+            </w:r>
+            <w:r>
+              <w:rPr>
+                <w:rFonts w:ascii="BRH Malayalam Extra" w:hAnsi="BRH Malayalam Extra" w:cs="BRH Malayalam Extra"/>
+                <w:color w:val="000000"/>
+                <w:sz w:val="26"/>
+                <w:szCs w:val="40"/>
+              </w:rPr>
+              <w:t>–</w:t>
+            </w:r>
+            <w:r>
+              <w:rPr>
+                <w:rFonts w:ascii="BRH Malayalam Extra" w:hAnsi="BRH Malayalam Extra" w:cs="BRH Malayalam Extra"/>
+                <w:color w:val="000000"/>
+                <w:sz w:val="32"/>
+                <w:szCs w:val="40"/>
+              </w:rPr>
+              <w:t>J ||</w:t>
+            </w:r>
+          </w:p>
+          <w:p>
+            <w:pPr>
+              <w:widowControl w:val="0"/>
+              <w:autoSpaceDE w:val="0"/>
+              <w:autoSpaceDN w:val="0"/>
+              <w:adjustRightInd w:val="0"/>
+              <w:spacing w:line="240" w:lineRule="auto"/>
+              <w:rPr>
+                <w:rFonts w:cs="BRH Malayalam Extra"/>
+                <w:color w:val="000000"/>
+                <w:szCs w:val="40"/>
+              </w:rPr>
+            </w:pPr>
+            <w:r>
+              <w:rPr>
+                <w:rFonts w:ascii="BRH Malayalam Extra" w:hAnsi="BRH Malayalam Extra" w:cs="BRH Malayalam Extra"/>
+                <w:color w:val="000000"/>
+                <w:sz w:val="32"/>
+                <w:szCs w:val="40"/>
+              </w:rPr>
+              <w:t>e¡</w:t>
+            </w:r>
+            <w:r>
+              <w:rPr>
+                <w:rFonts w:ascii="BRH Malayalam Extra" w:hAnsi="BRH Malayalam Extra" w:cs="BRH Malayalam Extra"/>
+                <w:color w:val="000000"/>
+                <w:sz w:val="26"/>
+                <w:szCs w:val="40"/>
+              </w:rPr>
+              <w:t>–</w:t>
+            </w:r>
+            <w:r>
+              <w:rPr>
+                <w:rFonts w:ascii="BRH Malayalam Extra" w:hAnsi="BRH Malayalam Extra" w:cs="BRH Malayalam Extra"/>
+                <w:color w:val="000000"/>
+                <w:sz w:val="32"/>
+                <w:szCs w:val="40"/>
+              </w:rPr>
+              <w:t>kz</w:t>
+            </w:r>
+            <w:r>
+              <w:rPr>
+                <w:rFonts w:ascii="BRH Malayalam Extra" w:hAnsi="BRH Malayalam Extra" w:cs="BRH Malayalam Extra"/>
+                <w:color w:val="000000"/>
+                <w:sz w:val="26"/>
+                <w:szCs w:val="40"/>
+              </w:rPr>
+              <w:t>–</w:t>
+            </w:r>
+            <w:r>
+              <w:rPr>
+                <w:rFonts w:ascii="BRH Malayalam Extra" w:hAnsi="BRH Malayalam Extra" w:cs="BRH Malayalam Extra"/>
+                <w:color w:val="000000"/>
+                <w:sz w:val="32"/>
+                <w:szCs w:val="40"/>
+                <w:highlight w:val="green"/>
+              </w:rPr>
+              <w:t>ry</w:t>
+            </w:r>
+            <w:r>
+              <w:rPr>
+                <w:rFonts w:ascii="BRH Malayalam Extra" w:hAnsi="BRH Malayalam Extra" w:cs="BRH Malayalam Extra"/>
+                <w:color w:val="000000"/>
+                <w:sz w:val="26"/>
+                <w:szCs w:val="40"/>
+                <w:highlight w:val="green"/>
+              </w:rPr>
+              <w:t>–</w:t>
+            </w:r>
+            <w:r>
+              <w:rPr>
+                <w:rFonts w:ascii="BRH Malayalam Extra" w:hAnsi="BRH Malayalam Extra" w:cs="BRH Malayalam Extra"/>
+                <w:color w:val="000000"/>
+                <w:sz w:val="32"/>
+                <w:szCs w:val="40"/>
+              </w:rPr>
+              <w:t>Y</w:t>
+            </w:r>
+            <w:r>
+              <w:rPr>
+                <w:rFonts w:ascii="BRH Malayalam Extra" w:hAnsi="BRH Malayalam Extra" w:cs="BRH Malayalam Extra"/>
+                <w:color w:val="000000"/>
+                <w:sz w:val="26"/>
+                <w:szCs w:val="40"/>
+              </w:rPr>
+              <w:t>–</w:t>
+            </w:r>
+            <w:r>
+              <w:rPr>
+                <w:rFonts w:ascii="BRH Malayalam Extra" w:hAnsi="BRH Malayalam Extra" w:cs="BRH Malayalam Extra"/>
+                <w:color w:val="000000"/>
+                <w:sz w:val="32"/>
+                <w:szCs w:val="40"/>
+              </w:rPr>
+              <w:t xml:space="preserve"> CZy— e¡kzr</w:t>
+            </w:r>
+            <w:r>
+              <w:rPr>
+                <w:rFonts w:ascii="BRH Malayalam Extra" w:hAnsi="BRH Malayalam Extra" w:cs="BRH Malayalam Extra"/>
+                <w:color w:val="000000"/>
+                <w:sz w:val="32"/>
+                <w:szCs w:val="40"/>
+                <w:highlight w:val="green"/>
+              </w:rPr>
+              <w:t>y</w:t>
+            </w:r>
+            <w:r>
+              <w:rPr>
+                <w:rFonts w:ascii="BRH Malayalam Extra" w:hAnsi="BRH Malayalam Extra" w:cs="BRH Malayalam Extra"/>
+                <w:color w:val="000000"/>
+                <w:sz w:val="32"/>
+                <w:szCs w:val="40"/>
+              </w:rPr>
+              <w:t xml:space="preserve">YJ | </w:t>
+            </w:r>
+          </w:p>
+        </w:tc>
+      </w:tr>
+      <w:tr>
+        <w:trPr>
+          <w:trHeight w:val="1227"/>
+        </w:trPr>
+        <w:tc>
+          <w:tcPr>
+            <w:tcW w:w="7308" w:type="dxa"/>
+          </w:tcPr>
+          <w:p>
+            <w:pPr>
+              <w:widowControl w:val="0"/>
+              <w:autoSpaceDE w:val="0"/>
+              <w:autoSpaceDN w:val="0"/>
+              <w:adjustRightInd w:val="0"/>
+              <w:spacing w:before="0" w:line="240" w:lineRule="auto"/>
+              <w:rPr>
+                <w:rFonts w:cs="BRH Malayalam Extra"/>
+                <w:color w:val="000000"/>
+                <w:szCs w:val="40"/>
+              </w:rPr>
+            </w:pPr>
+          </w:p>
+        </w:tc>
+        <w:tc>
+          <w:tcPr>
+            <w:tcW w:w="7513" w:type="dxa"/>
+            <w:gridSpan w:val="2"/>
+          </w:tcPr>
+          <w:p>
+            <w:pPr>
+              <w:widowControl w:val="0"/>
+              <w:autoSpaceDE w:val="0"/>
+              <w:autoSpaceDN w:val="0"/>
+              <w:adjustRightInd w:val="0"/>
+              <w:spacing w:before="0" w:line="240" w:lineRule="auto"/>
+              <w:rPr>
+                <w:rFonts w:cs="BRH Malayalam Extra"/>
+                <w:color w:val="000000"/>
+                <w:szCs w:val="40"/>
+              </w:rPr>
+            </w:pPr>
+          </w:p>
+        </w:tc>
+      </w:tr>
+    </w:tbl>
+    <w:p>
+      <w:pPr>
+        <w:spacing w:before="0" w:line="240" w:lineRule="auto"/>
+        <w:jc w:val="center"/>
+        <w:rPr>
+          <w:b/>
+          <w:bCs/>
+          <w:sz w:val="32"/>
+          <w:szCs w:val="32"/>
+          <w:u w:val="single"/>
+        </w:rPr>
+      </w:pPr>
+    </w:p>
+    <w:p>
+      <w:pPr>
+        <w:spacing w:before="0" w:line="240" w:lineRule="auto"/>
+        <w:jc w:val="center"/>
+        <w:rPr>
+          <w:b/>
+          <w:bCs/>
+          <w:sz w:val="32"/>
+          <w:szCs w:val="32"/>
+          <w:u w:val="single"/>
+        </w:rPr>
+      </w:pPr>
+    </w:p>
+    <w:p>
+      <w:pPr>
+        <w:spacing w:before="0" w:line="240" w:lineRule="auto"/>
+        <w:jc w:val="center"/>
+        <w:rPr>
+          <w:b/>
+          <w:bCs/>
+          <w:sz w:val="32"/>
+          <w:szCs w:val="32"/>
+          <w:u w:val="single"/>
+        </w:rPr>
+      </w:pPr>
+    </w:p>
+    <w:p>
+      <w:pPr>
+        <w:spacing w:before="0" w:line="240" w:lineRule="auto"/>
+        <w:jc w:val="center"/>
+        <w:rPr>
+          <w:b/>
+          <w:bCs/>
+          <w:sz w:val="32"/>
+          <w:szCs w:val="32"/>
+          <w:u w:val="single"/>
+        </w:rPr>
+      </w:pPr>
+      <w:r>
+        <w:rPr>
+          <w:b/>
+          <w:bCs/>
+          <w:sz w:val="32"/>
+          <w:szCs w:val="32"/>
+          <w:u w:val="single"/>
+        </w:rPr>
+        <w:lastRenderedPageBreak/>
         <w:t xml:space="preserve">TS </w:t>
       </w:r>
       <w:r>
@@ -154,27 +3191,7 @@
           <w:sz w:val="28"/>
           <w:szCs w:val="32"/>
         </w:rPr>
-        <w:t>(</w:t>
-      </w:r>
-      <w:proofErr w:type="gramStart"/>
-      <w:r>
-        <w:rPr>
-          <w:b/>
-          <w:bCs/>
-          <w:sz w:val="28"/>
-          <w:szCs w:val="32"/>
-        </w:rPr>
-        <w:t>ignore</w:t>
-      </w:r>
-      <w:proofErr w:type="gramEnd"/>
-      <w:r>
-        <w:rPr>
-          <w:b/>
-          <w:bCs/>
-          <w:sz w:val="28"/>
-          <w:szCs w:val="32"/>
-        </w:rPr>
-        <w:t xml:space="preserve"> those which are already incorporated in your book’s version and date)</w:t>
+        <w:t>(ignore those which are already incorporated in your book’s version and date)</w:t>
       </w:r>
     </w:p>
     <w:tbl>
@@ -4503,16 +7520,37 @@
                 <w:highlight w:val="yellow"/>
               </w:rPr>
               <w:lastRenderedPageBreak/>
-              <w:t>„(³§)</w:t>
-            </w:r>
-            <w:r>
-              <w:rPr>
-                <w:rFonts w:ascii="BRH Malayalam Extra" w:hAnsi="BRH Malayalam Extra" w:cs="BRH Malayalam Extra"/>
-                <w:color w:val="000000"/>
-                <w:sz w:val="32"/>
-                <w:szCs w:val="40"/>
-              </w:rPr>
-              <w:t>¥tx</w:t>
+              <w:t>„(³</w:t>
+            </w:r>
+            <w:proofErr w:type="gramStart"/>
+            <w:r>
+              <w:rPr>
+                <w:rFonts w:ascii="BRH Malayalam Extra" w:hAnsi="BRH Malayalam Extra" w:cs="BRH Malayalam Extra"/>
+                <w:color w:val="000000"/>
+                <w:sz w:val="32"/>
+                <w:szCs w:val="40"/>
+                <w:highlight w:val="yellow"/>
+              </w:rPr>
+              <w:t>§)</w:t>
+            </w:r>
+            <w:r>
+              <w:rPr>
+                <w:rFonts w:ascii="BRH Malayalam Extra" w:hAnsi="BRH Malayalam Extra" w:cs="BRH Malayalam Extra"/>
+                <w:color w:val="000000"/>
+                <w:sz w:val="32"/>
+                <w:szCs w:val="40"/>
+              </w:rPr>
+              <w:t>¥</w:t>
+            </w:r>
+            <w:proofErr w:type="gramEnd"/>
+            <w:r>
+              <w:rPr>
+                <w:rFonts w:ascii="BRH Malayalam Extra" w:hAnsi="BRH Malayalam Extra" w:cs="BRH Malayalam Extra"/>
+                <w:color w:val="000000"/>
+                <w:sz w:val="32"/>
+                <w:szCs w:val="40"/>
+              </w:rPr>
+              <w:t>tx</w:t>
             </w:r>
             <w:r>
               <w:rPr>
@@ -4566,7 +7604,27 @@
                 <w:sz w:val="32"/>
                 <w:szCs w:val="40"/>
               </w:rPr>
-              <w:t xml:space="preserve"> jb§ jbyöÉx—jx (³§)¥tx</w:t>
+              <w:t xml:space="preserve"> jb§ jbyöÉx—jx (³</w:t>
+            </w:r>
+            <w:proofErr w:type="gramStart"/>
+            <w:r>
+              <w:rPr>
+                <w:rFonts w:ascii="BRH Malayalam Extra" w:hAnsi="BRH Malayalam Extra" w:cs="BRH Malayalam Extra"/>
+                <w:color w:val="000000"/>
+                <w:sz w:val="32"/>
+                <w:szCs w:val="40"/>
+              </w:rPr>
+              <w:t>§)¥</w:t>
+            </w:r>
+            <w:proofErr w:type="gramEnd"/>
+            <w:r>
+              <w:rPr>
+                <w:rFonts w:ascii="BRH Malayalam Extra" w:hAnsi="BRH Malayalam Extra" w:cs="BRH Malayalam Extra"/>
+                <w:color w:val="000000"/>
+                <w:sz w:val="32"/>
+                <w:szCs w:val="40"/>
+              </w:rPr>
+              <w:t>tx</w:t>
             </w:r>
             <w:r>
               <w:rPr>
@@ -4898,16 +7956,37 @@
                 <w:szCs w:val="40"/>
                 <w:highlight w:val="yellow"/>
               </w:rPr>
-              <w:t>¥P— „(³§)</w:t>
-            </w:r>
-            <w:r>
-              <w:rPr>
-                <w:rFonts w:ascii="BRH Malayalam Extra" w:hAnsi="BRH Malayalam Extra" w:cs="BRH Malayalam Extra"/>
-                <w:color w:val="000000"/>
-                <w:sz w:val="32"/>
-                <w:szCs w:val="40"/>
-              </w:rPr>
-              <w:t>¥tx</w:t>
+              <w:t>¥P— „(³</w:t>
+            </w:r>
+            <w:proofErr w:type="gramStart"/>
+            <w:r>
+              <w:rPr>
+                <w:rFonts w:ascii="BRH Malayalam Extra" w:hAnsi="BRH Malayalam Extra" w:cs="BRH Malayalam Extra"/>
+                <w:color w:val="000000"/>
+                <w:sz w:val="32"/>
+                <w:szCs w:val="40"/>
+                <w:highlight w:val="yellow"/>
+              </w:rPr>
+              <w:t>§)</w:t>
+            </w:r>
+            <w:r>
+              <w:rPr>
+                <w:rFonts w:ascii="BRH Malayalam Extra" w:hAnsi="BRH Malayalam Extra" w:cs="BRH Malayalam Extra"/>
+                <w:color w:val="000000"/>
+                <w:sz w:val="32"/>
+                <w:szCs w:val="40"/>
+              </w:rPr>
+              <w:t>¥</w:t>
+            </w:r>
+            <w:proofErr w:type="gramEnd"/>
+            <w:r>
+              <w:rPr>
+                <w:rFonts w:ascii="BRH Malayalam Extra" w:hAnsi="BRH Malayalam Extra" w:cs="BRH Malayalam Extra"/>
+                <w:color w:val="000000"/>
+                <w:sz w:val="32"/>
+                <w:szCs w:val="40"/>
+              </w:rPr>
+              <w:t>tx</w:t>
             </w:r>
             <w:r>
               <w:rPr>
@@ -4961,7 +8040,27 @@
                 <w:sz w:val="32"/>
                 <w:szCs w:val="40"/>
               </w:rPr>
-              <w:t xml:space="preserve"> ¥jöÉx—jx(³§)¥tx</w:t>
+              <w:t xml:space="preserve"> ¥jöÉx—jx(³</w:t>
+            </w:r>
+            <w:proofErr w:type="gramStart"/>
+            <w:r>
+              <w:rPr>
+                <w:rFonts w:ascii="BRH Malayalam Extra" w:hAnsi="BRH Malayalam Extra" w:cs="BRH Malayalam Extra"/>
+                <w:color w:val="000000"/>
+                <w:sz w:val="32"/>
+                <w:szCs w:val="40"/>
+              </w:rPr>
+              <w:t>§)¥</w:t>
+            </w:r>
+            <w:proofErr w:type="gramEnd"/>
+            <w:r>
+              <w:rPr>
+                <w:rFonts w:ascii="BRH Malayalam Extra" w:hAnsi="BRH Malayalam Extra" w:cs="BRH Malayalam Extra"/>
+                <w:color w:val="000000"/>
+                <w:sz w:val="32"/>
+                <w:szCs w:val="40"/>
+              </w:rPr>
+              <w:t>tx</w:t>
             </w:r>
             <w:r>
               <w:rPr>
@@ -5015,7 +8114,27 @@
                 <w:sz w:val="32"/>
                 <w:szCs w:val="40"/>
               </w:rPr>
-              <w:t>kp—e© d(³§)¥tx</w:t>
+              <w:t>kp—e© d(³</w:t>
+            </w:r>
+            <w:proofErr w:type="gramStart"/>
+            <w:r>
+              <w:rPr>
+                <w:rFonts w:ascii="BRH Malayalam Extra" w:hAnsi="BRH Malayalam Extra" w:cs="BRH Malayalam Extra"/>
+                <w:color w:val="000000"/>
+                <w:sz w:val="32"/>
+                <w:szCs w:val="40"/>
+              </w:rPr>
+              <w:t>§)¥</w:t>
+            </w:r>
+            <w:proofErr w:type="gramEnd"/>
+            <w:r>
+              <w:rPr>
+                <w:rFonts w:ascii="BRH Malayalam Extra" w:hAnsi="BRH Malayalam Extra" w:cs="BRH Malayalam Extra"/>
+                <w:color w:val="000000"/>
+                <w:sz w:val="32"/>
+                <w:szCs w:val="40"/>
+              </w:rPr>
+              <w:t>tx</w:t>
             </w:r>
             <w:r>
               <w:rPr>
@@ -5069,7 +8188,27 @@
                 <w:sz w:val="32"/>
                 <w:szCs w:val="40"/>
               </w:rPr>
-              <w:t xml:space="preserve"> ¥jöÉx—jx (³§)¥tx</w:t>
+              <w:t xml:space="preserve"> ¥jöÉx—jx (³</w:t>
+            </w:r>
+            <w:proofErr w:type="gramStart"/>
+            <w:r>
+              <w:rPr>
+                <w:rFonts w:ascii="BRH Malayalam Extra" w:hAnsi="BRH Malayalam Extra" w:cs="BRH Malayalam Extra"/>
+                <w:color w:val="000000"/>
+                <w:sz w:val="32"/>
+                <w:szCs w:val="40"/>
+              </w:rPr>
+              <w:t>§)¥</w:t>
+            </w:r>
+            <w:proofErr w:type="gramEnd"/>
+            <w:r>
+              <w:rPr>
+                <w:rFonts w:ascii="BRH Malayalam Extra" w:hAnsi="BRH Malayalam Extra" w:cs="BRH Malayalam Extra"/>
+                <w:color w:val="000000"/>
+                <w:sz w:val="32"/>
+                <w:szCs w:val="40"/>
+              </w:rPr>
+              <w:t>tx</w:t>
             </w:r>
             <w:r>
               <w:rPr>
@@ -5314,7 +8453,27 @@
                 <w:sz w:val="32"/>
                 <w:szCs w:val="40"/>
               </w:rPr>
-              <w:t xml:space="preserve">kp—eË§ | A(³§)t—sJ | </w:t>
+              <w:t>kp—eË§ | A(³</w:t>
+            </w:r>
+            <w:proofErr w:type="gramStart"/>
+            <w:r>
+              <w:rPr>
+                <w:rFonts w:ascii="BRH Malayalam Extra" w:hAnsi="BRH Malayalam Extra" w:cs="BRH Malayalam Extra"/>
+                <w:color w:val="000000"/>
+                <w:sz w:val="32"/>
+                <w:szCs w:val="40"/>
+              </w:rPr>
+              <w:t>§)t</w:t>
+            </w:r>
+            <w:proofErr w:type="gramEnd"/>
+            <w:r>
+              <w:rPr>
+                <w:rFonts w:ascii="BRH Malayalam Extra" w:hAnsi="BRH Malayalam Extra" w:cs="BRH Malayalam Extra"/>
+                <w:color w:val="000000"/>
+                <w:sz w:val="32"/>
+                <w:szCs w:val="40"/>
+              </w:rPr>
+              <w:t xml:space="preserve">—sJ | </w:t>
             </w:r>
           </w:p>
           <w:p>
@@ -5476,16 +8635,37 @@
                 <w:szCs w:val="40"/>
                 <w:highlight w:val="yellow"/>
               </w:rPr>
-              <w:t>¥P— „(³§)</w:t>
-            </w:r>
-            <w:r>
-              <w:rPr>
-                <w:rFonts w:ascii="BRH Malayalam Extra" w:hAnsi="BRH Malayalam Extra" w:cs="BRH Malayalam Extra"/>
-                <w:color w:val="000000"/>
-                <w:sz w:val="32"/>
-                <w:szCs w:val="40"/>
-              </w:rPr>
-              <w:t>¥tx</w:t>
+              <w:t>¥P— „(³</w:t>
+            </w:r>
+            <w:proofErr w:type="gramStart"/>
+            <w:r>
+              <w:rPr>
+                <w:rFonts w:ascii="BRH Malayalam Extra" w:hAnsi="BRH Malayalam Extra" w:cs="BRH Malayalam Extra"/>
+                <w:color w:val="000000"/>
+                <w:sz w:val="32"/>
+                <w:szCs w:val="40"/>
+                <w:highlight w:val="yellow"/>
+              </w:rPr>
+              <w:t>§)</w:t>
+            </w:r>
+            <w:r>
+              <w:rPr>
+                <w:rFonts w:ascii="BRH Malayalam Extra" w:hAnsi="BRH Malayalam Extra" w:cs="BRH Malayalam Extra"/>
+                <w:color w:val="000000"/>
+                <w:sz w:val="32"/>
+                <w:szCs w:val="40"/>
+              </w:rPr>
+              <w:t>¥</w:t>
+            </w:r>
+            <w:proofErr w:type="gramEnd"/>
+            <w:r>
+              <w:rPr>
+                <w:rFonts w:ascii="BRH Malayalam Extra" w:hAnsi="BRH Malayalam Extra" w:cs="BRH Malayalam Extra"/>
+                <w:color w:val="000000"/>
+                <w:sz w:val="32"/>
+                <w:szCs w:val="40"/>
+              </w:rPr>
+              <w:t>tx</w:t>
             </w:r>
             <w:r>
               <w:rPr>
@@ -5539,7 +8719,17 @@
                 <w:sz w:val="32"/>
                 <w:szCs w:val="40"/>
               </w:rPr>
-              <w:t>© d(³§)</w:t>
+              <w:t>© d(³</w:t>
+            </w:r>
+            <w:proofErr w:type="gramStart"/>
+            <w:r>
+              <w:rPr>
+                <w:rFonts w:ascii="BRH Malayalam Extra" w:hAnsi="BRH Malayalam Extra" w:cs="BRH Malayalam Extra"/>
+                <w:color w:val="000000"/>
+                <w:sz w:val="32"/>
+                <w:szCs w:val="40"/>
+              </w:rPr>
+              <w:t>§)</w:t>
             </w:r>
             <w:r>
               <w:rPr>
@@ -5549,7 +8739,18 @@
                 <w:szCs w:val="40"/>
                 <w:highlight w:val="yellow"/>
               </w:rPr>
-              <w:t>t—¥sx</w:t>
+              <w:t>t</w:t>
+            </w:r>
+            <w:proofErr w:type="gramEnd"/>
+            <w:r>
+              <w:rPr>
+                <w:rFonts w:ascii="BRH Malayalam Extra" w:hAnsi="BRH Malayalam Extra" w:cs="BRH Malayalam Extra"/>
+                <w:color w:val="000000"/>
+                <w:sz w:val="32"/>
+                <w:szCs w:val="40"/>
+                <w:highlight w:val="yellow"/>
+              </w:rPr>
+              <w:t>—¥sx</w:t>
             </w:r>
             <w:r>
               <w:rPr>
@@ -5577,34 +8778,75 @@
                 <w:szCs w:val="40"/>
                 <w:highlight w:val="yellow"/>
               </w:rPr>
-              <w:t>A(³§)</w:t>
-            </w:r>
-            <w:r>
-              <w:rPr>
-                <w:rFonts w:ascii="BRH Malayalam Extra" w:hAnsi="BRH Malayalam Extra" w:cs="BRH Malayalam Extra"/>
-                <w:color w:val="000000"/>
-                <w:sz w:val="32"/>
-                <w:szCs w:val="40"/>
-              </w:rPr>
-              <w:t>t—¥sx dy</w:t>
-            </w:r>
-            <w:r>
-              <w:rPr>
-                <w:rFonts w:ascii="BRH Malayalam Extra" w:hAnsi="BRH Malayalam Extra" w:cs="BRH Malayalam Extra"/>
-                <w:color w:val="000000"/>
-                <w:sz w:val="26"/>
-                <w:szCs w:val="40"/>
-              </w:rPr>
-              <w:t>–</w:t>
-            </w:r>
-            <w:r>
-              <w:rPr>
-                <w:rFonts w:ascii="BRH Malayalam Extra" w:hAnsi="BRH Malayalam Extra" w:cs="BRH Malayalam Extra"/>
-                <w:color w:val="000000"/>
-                <w:sz w:val="32"/>
-                <w:szCs w:val="40"/>
-              </w:rPr>
-              <w:t>kp—e© d(³§)¥tx</w:t>
+              <w:t>A(³</w:t>
+            </w:r>
+            <w:proofErr w:type="gramStart"/>
+            <w:r>
+              <w:rPr>
+                <w:rFonts w:ascii="BRH Malayalam Extra" w:hAnsi="BRH Malayalam Extra" w:cs="BRH Malayalam Extra"/>
+                <w:color w:val="000000"/>
+                <w:sz w:val="32"/>
+                <w:szCs w:val="40"/>
+                <w:highlight w:val="yellow"/>
+              </w:rPr>
+              <w:t>§)</w:t>
+            </w:r>
+            <w:r>
+              <w:rPr>
+                <w:rFonts w:ascii="BRH Malayalam Extra" w:hAnsi="BRH Malayalam Extra" w:cs="BRH Malayalam Extra"/>
+                <w:color w:val="000000"/>
+                <w:sz w:val="32"/>
+                <w:szCs w:val="40"/>
+              </w:rPr>
+              <w:t>t</w:t>
+            </w:r>
+            <w:proofErr w:type="gramEnd"/>
+            <w:r>
+              <w:rPr>
+                <w:rFonts w:ascii="BRH Malayalam Extra" w:hAnsi="BRH Malayalam Extra" w:cs="BRH Malayalam Extra"/>
+                <w:color w:val="000000"/>
+                <w:sz w:val="32"/>
+                <w:szCs w:val="40"/>
+              </w:rPr>
+              <w:t>—¥sx dy</w:t>
+            </w:r>
+            <w:r>
+              <w:rPr>
+                <w:rFonts w:ascii="BRH Malayalam Extra" w:hAnsi="BRH Malayalam Extra" w:cs="BRH Malayalam Extra"/>
+                <w:color w:val="000000"/>
+                <w:sz w:val="26"/>
+                <w:szCs w:val="40"/>
+              </w:rPr>
+              <w:t>–</w:t>
+            </w:r>
+            <w:r>
+              <w:rPr>
+                <w:rFonts w:ascii="BRH Malayalam Extra" w:hAnsi="BRH Malayalam Extra" w:cs="BRH Malayalam Extra"/>
+                <w:color w:val="000000"/>
+                <w:sz w:val="32"/>
+                <w:szCs w:val="40"/>
+              </w:rPr>
+              <w:t>kp—e© d(³</w:t>
+            </w:r>
+            <w:proofErr w:type="gramStart"/>
+            <w:r>
+              <w:rPr>
+                <w:rFonts w:ascii="BRH Malayalam Extra" w:hAnsi="BRH Malayalam Extra" w:cs="BRH Malayalam Extra"/>
+                <w:color w:val="000000"/>
+                <w:sz w:val="32"/>
+                <w:szCs w:val="40"/>
+              </w:rPr>
+              <w:t>§)¥</w:t>
+            </w:r>
+            <w:proofErr w:type="gramEnd"/>
+            <w:r>
+              <w:rPr>
+                <w:rFonts w:ascii="BRH Malayalam Extra" w:hAnsi="BRH Malayalam Extra" w:cs="BRH Malayalam Extra"/>
+                <w:color w:val="000000"/>
+                <w:sz w:val="32"/>
+                <w:szCs w:val="40"/>
+              </w:rPr>
+              <w:t>tx</w:t>
             </w:r>
             <w:r>
               <w:rPr>
@@ -5761,7 +9003,27 @@
                 <w:sz w:val="32"/>
                 <w:szCs w:val="40"/>
               </w:rPr>
-              <w:t xml:space="preserve">© d(³§)t—sJ | </w:t>
+              <w:t>© d(³</w:t>
+            </w:r>
+            <w:proofErr w:type="gramStart"/>
+            <w:r>
+              <w:rPr>
+                <w:rFonts w:ascii="BRH Malayalam Extra" w:hAnsi="BRH Malayalam Extra" w:cs="BRH Malayalam Extra"/>
+                <w:color w:val="000000"/>
+                <w:sz w:val="32"/>
+                <w:szCs w:val="40"/>
+              </w:rPr>
+              <w:t>§)t</w:t>
+            </w:r>
+            <w:proofErr w:type="gramEnd"/>
+            <w:r>
+              <w:rPr>
+                <w:rFonts w:ascii="BRH Malayalam Extra" w:hAnsi="BRH Malayalam Extra" w:cs="BRH Malayalam Extra"/>
+                <w:color w:val="000000"/>
+                <w:sz w:val="32"/>
+                <w:szCs w:val="40"/>
+              </w:rPr>
+              <w:t xml:space="preserve">—sJ | </w:t>
             </w:r>
           </w:p>
         </w:tc>
@@ -6580,7 +9842,27 @@
                 <w:sz w:val="32"/>
                 <w:szCs w:val="40"/>
               </w:rPr>
-              <w:t xml:space="preserve"> ¥jöÉx—jx(³§)¥tx</w:t>
+              <w:t xml:space="preserve"> ¥jöÉx—jx(³</w:t>
+            </w:r>
+            <w:proofErr w:type="gramStart"/>
+            <w:r>
+              <w:rPr>
+                <w:rFonts w:ascii="BRH Malayalam Extra" w:hAnsi="BRH Malayalam Extra" w:cs="BRH Malayalam Extra"/>
+                <w:color w:val="000000"/>
+                <w:sz w:val="32"/>
+                <w:szCs w:val="40"/>
+              </w:rPr>
+              <w:t>§)¥</w:t>
+            </w:r>
+            <w:proofErr w:type="gramEnd"/>
+            <w:r>
+              <w:rPr>
+                <w:rFonts w:ascii="BRH Malayalam Extra" w:hAnsi="BRH Malayalam Extra" w:cs="BRH Malayalam Extra"/>
+                <w:color w:val="000000"/>
+                <w:sz w:val="32"/>
+                <w:szCs w:val="40"/>
+              </w:rPr>
+              <w:t>tx</w:t>
             </w:r>
             <w:r>
               <w:rPr>
@@ -6634,7 +9916,27 @@
                 <w:sz w:val="32"/>
                 <w:szCs w:val="40"/>
               </w:rPr>
-              <w:t>kp—e© d(³§)¥tx</w:t>
+              <w:t>kp—e© d(³</w:t>
+            </w:r>
+            <w:proofErr w:type="gramStart"/>
+            <w:r>
+              <w:rPr>
+                <w:rFonts w:ascii="BRH Malayalam Extra" w:hAnsi="BRH Malayalam Extra" w:cs="BRH Malayalam Extra"/>
+                <w:color w:val="000000"/>
+                <w:sz w:val="32"/>
+                <w:szCs w:val="40"/>
+              </w:rPr>
+              <w:t>§)¥</w:t>
+            </w:r>
+            <w:proofErr w:type="gramEnd"/>
+            <w:r>
+              <w:rPr>
+                <w:rFonts w:ascii="BRH Malayalam Extra" w:hAnsi="BRH Malayalam Extra" w:cs="BRH Malayalam Extra"/>
+                <w:color w:val="000000"/>
+                <w:sz w:val="32"/>
+                <w:szCs w:val="40"/>
+              </w:rPr>
+              <w:t>tx</w:t>
             </w:r>
             <w:r>
               <w:rPr>
@@ -6688,7 +9990,27 @@
                 <w:sz w:val="32"/>
                 <w:szCs w:val="40"/>
               </w:rPr>
-              <w:t xml:space="preserve"> ¥jöÉx—jx (³§)¥tx</w:t>
+              <w:t xml:space="preserve"> ¥jöÉx—jx (³</w:t>
+            </w:r>
+            <w:proofErr w:type="gramStart"/>
+            <w:r>
+              <w:rPr>
+                <w:rFonts w:ascii="BRH Malayalam Extra" w:hAnsi="BRH Malayalam Extra" w:cs="BRH Malayalam Extra"/>
+                <w:color w:val="000000"/>
+                <w:sz w:val="32"/>
+                <w:szCs w:val="40"/>
+              </w:rPr>
+              <w:t>§)¥</w:t>
+            </w:r>
+            <w:proofErr w:type="gramEnd"/>
+            <w:r>
+              <w:rPr>
+                <w:rFonts w:ascii="BRH Malayalam Extra" w:hAnsi="BRH Malayalam Extra" w:cs="BRH Malayalam Extra"/>
+                <w:color w:val="000000"/>
+                <w:sz w:val="32"/>
+                <w:szCs w:val="40"/>
+              </w:rPr>
+              <w:t>tx</w:t>
             </w:r>
             <w:r>
               <w:rPr>
@@ -6933,7 +10255,27 @@
                 <w:sz w:val="32"/>
                 <w:szCs w:val="40"/>
               </w:rPr>
-              <w:t xml:space="preserve">kp—eË§ | A(³§)t—sJ | </w:t>
+              <w:t>kp—eË§ | A(³</w:t>
+            </w:r>
+            <w:proofErr w:type="gramStart"/>
+            <w:r>
+              <w:rPr>
+                <w:rFonts w:ascii="BRH Malayalam Extra" w:hAnsi="BRH Malayalam Extra" w:cs="BRH Malayalam Extra"/>
+                <w:color w:val="000000"/>
+                <w:sz w:val="32"/>
+                <w:szCs w:val="40"/>
+              </w:rPr>
+              <w:t>§)t</w:t>
+            </w:r>
+            <w:proofErr w:type="gramEnd"/>
+            <w:r>
+              <w:rPr>
+                <w:rFonts w:ascii="BRH Malayalam Extra" w:hAnsi="BRH Malayalam Extra" w:cs="BRH Malayalam Extra"/>
+                <w:color w:val="000000"/>
+                <w:sz w:val="32"/>
+                <w:szCs w:val="40"/>
+              </w:rPr>
+              <w:t xml:space="preserve">—sJ | </w:t>
             </w:r>
           </w:p>
           <w:p>
@@ -7167,7 +10509,17 @@
                 <w:sz w:val="32"/>
                 <w:szCs w:val="40"/>
               </w:rPr>
-              <w:t>© d(³§)</w:t>
+              <w:t>© d(³</w:t>
+            </w:r>
+            <w:proofErr w:type="gramStart"/>
+            <w:r>
+              <w:rPr>
+                <w:rFonts w:ascii="BRH Malayalam Extra" w:hAnsi="BRH Malayalam Extra" w:cs="BRH Malayalam Extra"/>
+                <w:color w:val="000000"/>
+                <w:sz w:val="32"/>
+                <w:szCs w:val="40"/>
+              </w:rPr>
+              <w:t>§)</w:t>
             </w:r>
             <w:r>
               <w:rPr>
@@ -7179,6 +10531,7 @@
               </w:rPr>
               <w:t>t</w:t>
             </w:r>
+            <w:proofErr w:type="gramEnd"/>
             <w:r>
               <w:rPr>
                 <w:rFonts w:ascii="BRH Malayalam Extra" w:hAnsi="BRH Malayalam Extra" w:cs="BRH Malayalam Extra"/>
@@ -7206,34 +10559,75 @@
                 <w:szCs w:val="40"/>
                 <w:highlight w:val="green"/>
               </w:rPr>
-              <w:t>„(³§)</w:t>
-            </w:r>
-            <w:r>
-              <w:rPr>
-                <w:rFonts w:ascii="BRH Malayalam Extra" w:hAnsi="BRH Malayalam Extra" w:cs="BRH Malayalam Extra"/>
-                <w:color w:val="000000"/>
-                <w:sz w:val="32"/>
-                <w:szCs w:val="40"/>
-              </w:rPr>
-              <w:t>t—¥sx dy</w:t>
-            </w:r>
-            <w:r>
-              <w:rPr>
-                <w:rFonts w:ascii="BRH Malayalam Extra" w:hAnsi="BRH Malayalam Extra" w:cs="BRH Malayalam Extra"/>
-                <w:color w:val="000000"/>
-                <w:sz w:val="26"/>
-                <w:szCs w:val="40"/>
-              </w:rPr>
-              <w:t>–</w:t>
-            </w:r>
-            <w:r>
-              <w:rPr>
-                <w:rFonts w:ascii="BRH Malayalam Extra" w:hAnsi="BRH Malayalam Extra" w:cs="BRH Malayalam Extra"/>
-                <w:color w:val="000000"/>
-                <w:sz w:val="32"/>
-                <w:szCs w:val="40"/>
-              </w:rPr>
-              <w:t>kp—e© d(³§)¥tx</w:t>
+              <w:t>„(³</w:t>
+            </w:r>
+            <w:proofErr w:type="gramStart"/>
+            <w:r>
+              <w:rPr>
+                <w:rFonts w:ascii="BRH Malayalam Extra" w:hAnsi="BRH Malayalam Extra" w:cs="BRH Malayalam Extra"/>
+                <w:color w:val="000000"/>
+                <w:sz w:val="32"/>
+                <w:szCs w:val="40"/>
+                <w:highlight w:val="green"/>
+              </w:rPr>
+              <w:t>§)</w:t>
+            </w:r>
+            <w:r>
+              <w:rPr>
+                <w:rFonts w:ascii="BRH Malayalam Extra" w:hAnsi="BRH Malayalam Extra" w:cs="BRH Malayalam Extra"/>
+                <w:color w:val="000000"/>
+                <w:sz w:val="32"/>
+                <w:szCs w:val="40"/>
+              </w:rPr>
+              <w:t>t</w:t>
+            </w:r>
+            <w:proofErr w:type="gramEnd"/>
+            <w:r>
+              <w:rPr>
+                <w:rFonts w:ascii="BRH Malayalam Extra" w:hAnsi="BRH Malayalam Extra" w:cs="BRH Malayalam Extra"/>
+                <w:color w:val="000000"/>
+                <w:sz w:val="32"/>
+                <w:szCs w:val="40"/>
+              </w:rPr>
+              <w:t>—¥sx dy</w:t>
+            </w:r>
+            <w:r>
+              <w:rPr>
+                <w:rFonts w:ascii="BRH Malayalam Extra" w:hAnsi="BRH Malayalam Extra" w:cs="BRH Malayalam Extra"/>
+                <w:color w:val="000000"/>
+                <w:sz w:val="26"/>
+                <w:szCs w:val="40"/>
+              </w:rPr>
+              <w:t>–</w:t>
+            </w:r>
+            <w:r>
+              <w:rPr>
+                <w:rFonts w:ascii="BRH Malayalam Extra" w:hAnsi="BRH Malayalam Extra" w:cs="BRH Malayalam Extra"/>
+                <w:color w:val="000000"/>
+                <w:sz w:val="32"/>
+                <w:szCs w:val="40"/>
+              </w:rPr>
+              <w:t>kp—e© d(³</w:t>
+            </w:r>
+            <w:proofErr w:type="gramStart"/>
+            <w:r>
+              <w:rPr>
+                <w:rFonts w:ascii="BRH Malayalam Extra" w:hAnsi="BRH Malayalam Extra" w:cs="BRH Malayalam Extra"/>
+                <w:color w:val="000000"/>
+                <w:sz w:val="32"/>
+                <w:szCs w:val="40"/>
+              </w:rPr>
+              <w:t>§)¥</w:t>
+            </w:r>
+            <w:proofErr w:type="gramEnd"/>
+            <w:r>
+              <w:rPr>
+                <w:rFonts w:ascii="BRH Malayalam Extra" w:hAnsi="BRH Malayalam Extra" w:cs="BRH Malayalam Extra"/>
+                <w:color w:val="000000"/>
+                <w:sz w:val="32"/>
+                <w:szCs w:val="40"/>
+              </w:rPr>
+              <w:t>tx</w:t>
             </w:r>
             <w:r>
               <w:rPr>
@@ -7810,8 +11204,20 @@
                 <w:szCs w:val="40"/>
                 <w:highlight w:val="yellow"/>
               </w:rPr>
-              <w:t>P— „(³§)¥</w:t>
-            </w:r>
+              <w:t>P— „(³</w:t>
+            </w:r>
+            <w:proofErr w:type="gramStart"/>
+            <w:r>
+              <w:rPr>
+                <w:rFonts w:ascii="BRH Malayalam Extra" w:hAnsi="BRH Malayalam Extra" w:cs="BRH Malayalam Extra"/>
+                <w:color w:val="000000"/>
+                <w:sz w:val="32"/>
+                <w:szCs w:val="40"/>
+                <w:highlight w:val="yellow"/>
+              </w:rPr>
+              <w:t>§)¥</w:t>
+            </w:r>
+            <w:proofErr w:type="gramEnd"/>
             <w:r>
               <w:rPr>
                 <w:rFonts w:ascii="BRH Malayalam Extra" w:hAnsi="BRH Malayalam Extra" w:cs="BRH Malayalam Extra"/>
@@ -7873,17 +11279,27 @@
                 <w:sz w:val="32"/>
                 <w:szCs w:val="40"/>
               </w:rPr>
-              <w:t>¥ZöÉx—</w:t>
-            </w:r>
-            <w:r>
-              <w:rPr>
-                <w:rFonts w:ascii="BRH Malayalam Extra" w:hAnsi="BRH Malayalam Extra" w:cs="BRH Malayalam Extra"/>
-                <w:color w:val="000000"/>
-                <w:sz w:val="32"/>
-                <w:szCs w:val="40"/>
-              </w:rPr>
-              <w:lastRenderedPageBreak/>
-              <w:t>jx(³§)¥tx</w:t>
+              <w:t>¥ZöÉx—jx(³</w:t>
+            </w:r>
+            <w:proofErr w:type="gramStart"/>
+            <w:r>
+              <w:rPr>
+                <w:rFonts w:ascii="BRH Malayalam Extra" w:hAnsi="BRH Malayalam Extra" w:cs="BRH Malayalam Extra"/>
+                <w:color w:val="000000"/>
+                <w:sz w:val="32"/>
+                <w:szCs w:val="40"/>
+              </w:rPr>
+              <w:t>§)¥</w:t>
+            </w:r>
+            <w:proofErr w:type="gramEnd"/>
+            <w:r>
+              <w:rPr>
+                <w:rFonts w:ascii="BRH Malayalam Extra" w:hAnsi="BRH Malayalam Extra" w:cs="BRH Malayalam Extra"/>
+                <w:color w:val="000000"/>
+                <w:sz w:val="32"/>
+                <w:szCs w:val="40"/>
+              </w:rPr>
+              <w:t>tx</w:t>
             </w:r>
             <w:r>
               <w:rPr>
@@ -7924,6 +11340,7 @@
                 <w:color w:val="000000"/>
                 <w:szCs w:val="40"/>
               </w:rPr>
+              <w:lastRenderedPageBreak/>
               <w:t>20</w:t>
             </w:r>
             <w:r>
@@ -8233,8 +11650,20 @@
                 <w:szCs w:val="40"/>
                 <w:highlight w:val="yellow"/>
               </w:rPr>
-              <w:t>¡¥P— „(³§)¥</w:t>
-            </w:r>
+              <w:t>¡¥P— „(³</w:t>
+            </w:r>
+            <w:proofErr w:type="gramStart"/>
+            <w:r>
+              <w:rPr>
+                <w:rFonts w:ascii="BRH Malayalam Extra" w:hAnsi="BRH Malayalam Extra" w:cs="BRH Malayalam Extra"/>
+                <w:color w:val="000000"/>
+                <w:sz w:val="32"/>
+                <w:szCs w:val="40"/>
+                <w:highlight w:val="yellow"/>
+              </w:rPr>
+              <w:t>§)¥</w:t>
+            </w:r>
+            <w:proofErr w:type="gramEnd"/>
             <w:r>
               <w:rPr>
                 <w:rFonts w:ascii="BRH Malayalam Extra" w:hAnsi="BRH Malayalam Extra" w:cs="BRH Malayalam Extra"/>
@@ -8296,7 +11725,27 @@
                 <w:sz w:val="32"/>
                 <w:szCs w:val="40"/>
               </w:rPr>
-              <w:t xml:space="preserve"> ¥jöÉx—jx(³§)¥tx</w:t>
+              <w:t xml:space="preserve"> ¥jöÉx—jx(³</w:t>
+            </w:r>
+            <w:proofErr w:type="gramStart"/>
+            <w:r>
+              <w:rPr>
+                <w:rFonts w:ascii="BRH Malayalam Extra" w:hAnsi="BRH Malayalam Extra" w:cs="BRH Malayalam Extra"/>
+                <w:color w:val="000000"/>
+                <w:sz w:val="32"/>
+                <w:szCs w:val="40"/>
+              </w:rPr>
+              <w:t>§)¥</w:t>
+            </w:r>
+            <w:proofErr w:type="gramEnd"/>
+            <w:r>
+              <w:rPr>
+                <w:rFonts w:ascii="BRH Malayalam Extra" w:hAnsi="BRH Malayalam Extra" w:cs="BRH Malayalam Extra"/>
+                <w:color w:val="000000"/>
+                <w:sz w:val="32"/>
+                <w:szCs w:val="40"/>
+              </w:rPr>
+              <w:t>tx</w:t>
             </w:r>
             <w:r>
               <w:rPr>
@@ -8350,7 +11799,27 @@
                 <w:sz w:val="32"/>
                 <w:szCs w:val="40"/>
               </w:rPr>
-              <w:t>Wxq— i(³§)¥tx</w:t>
+              <w:t>Wxq— i(³</w:t>
+            </w:r>
+            <w:proofErr w:type="gramStart"/>
+            <w:r>
+              <w:rPr>
+                <w:rFonts w:ascii="BRH Malayalam Extra" w:hAnsi="BRH Malayalam Extra" w:cs="BRH Malayalam Extra"/>
+                <w:color w:val="000000"/>
+                <w:sz w:val="32"/>
+                <w:szCs w:val="40"/>
+              </w:rPr>
+              <w:t>§)¥</w:t>
+            </w:r>
+            <w:proofErr w:type="gramEnd"/>
+            <w:r>
+              <w:rPr>
+                <w:rFonts w:ascii="BRH Malayalam Extra" w:hAnsi="BRH Malayalam Extra" w:cs="BRH Malayalam Extra"/>
+                <w:color w:val="000000"/>
+                <w:sz w:val="32"/>
+                <w:szCs w:val="40"/>
+              </w:rPr>
+              <w:t>tx</w:t>
             </w:r>
             <w:r>
               <w:rPr>
@@ -8404,7 +11873,27 @@
                 <w:sz w:val="32"/>
                 <w:szCs w:val="40"/>
               </w:rPr>
-              <w:t xml:space="preserve"> ¥jöÉx—jx(³§)¥tx</w:t>
+              <w:t xml:space="preserve"> ¥jöÉx—jx(³</w:t>
+            </w:r>
+            <w:proofErr w:type="gramStart"/>
+            <w:r>
+              <w:rPr>
+                <w:rFonts w:ascii="BRH Malayalam Extra" w:hAnsi="BRH Malayalam Extra" w:cs="BRH Malayalam Extra"/>
+                <w:color w:val="000000"/>
+                <w:sz w:val="32"/>
+                <w:szCs w:val="40"/>
+              </w:rPr>
+              <w:t>§)¥</w:t>
+            </w:r>
+            <w:proofErr w:type="gramEnd"/>
+            <w:r>
+              <w:rPr>
+                <w:rFonts w:ascii="BRH Malayalam Extra" w:hAnsi="BRH Malayalam Extra" w:cs="BRH Malayalam Extra"/>
+                <w:color w:val="000000"/>
+                <w:sz w:val="32"/>
+                <w:szCs w:val="40"/>
+              </w:rPr>
+              <w:t>tx</w:t>
             </w:r>
             <w:r>
               <w:rPr>
@@ -8853,8 +12342,20 @@
                 <w:szCs w:val="40"/>
                 <w:highlight w:val="yellow"/>
               </w:rPr>
-              <w:t>¡¥P— „(³§)¥</w:t>
-            </w:r>
+              <w:t>¡¥P— „(³</w:t>
+            </w:r>
+            <w:proofErr w:type="gramStart"/>
+            <w:r>
+              <w:rPr>
+                <w:rFonts w:ascii="BRH Malayalam Extra" w:hAnsi="BRH Malayalam Extra" w:cs="BRH Malayalam Extra"/>
+                <w:color w:val="000000"/>
+                <w:sz w:val="32"/>
+                <w:szCs w:val="40"/>
+                <w:highlight w:val="yellow"/>
+              </w:rPr>
+              <w:t>§)¥</w:t>
+            </w:r>
+            <w:proofErr w:type="gramEnd"/>
             <w:r>
               <w:rPr>
                 <w:rFonts w:ascii="BRH Malayalam Extra" w:hAnsi="BRH Malayalam Extra" w:cs="BRH Malayalam Extra"/>
@@ -8952,7 +12453,27 @@
                 <w:sz w:val="32"/>
                 <w:szCs w:val="40"/>
               </w:rPr>
-              <w:t>Wxq— i(³§)¥tx</w:t>
+              <w:t>Wxq— i(³</w:t>
+            </w:r>
+            <w:proofErr w:type="gramStart"/>
+            <w:r>
+              <w:rPr>
+                <w:rFonts w:ascii="BRH Malayalam Extra" w:hAnsi="BRH Malayalam Extra" w:cs="BRH Malayalam Extra"/>
+                <w:color w:val="000000"/>
+                <w:sz w:val="32"/>
+                <w:szCs w:val="40"/>
+              </w:rPr>
+              <w:t>§)¥</w:t>
+            </w:r>
+            <w:proofErr w:type="gramEnd"/>
+            <w:r>
+              <w:rPr>
+                <w:rFonts w:ascii="BRH Malayalam Extra" w:hAnsi="BRH Malayalam Extra" w:cs="BRH Malayalam Extra"/>
+                <w:color w:val="000000"/>
+                <w:sz w:val="32"/>
+                <w:szCs w:val="40"/>
+              </w:rPr>
+              <w:t>tx</w:t>
             </w:r>
             <w:r>
               <w:rPr>
@@ -9001,14 +12522,25 @@
               </w:rPr>
               <w:t>„(³</w:t>
             </w:r>
-            <w:r>
-              <w:rPr>
-                <w:rFonts w:ascii="BRH Malayalam Extra" w:hAnsi="BRH Malayalam Extra" w:cs="BRH Malayalam Extra"/>
-                <w:color w:val="000000"/>
-                <w:sz w:val="32"/>
-                <w:szCs w:val="40"/>
-              </w:rPr>
-              <w:t>§)¥tx</w:t>
+            <w:proofErr w:type="gramStart"/>
+            <w:r>
+              <w:rPr>
+                <w:rFonts w:ascii="BRH Malayalam Extra" w:hAnsi="BRH Malayalam Extra" w:cs="BRH Malayalam Extra"/>
+                <w:color w:val="000000"/>
+                <w:sz w:val="32"/>
+                <w:szCs w:val="40"/>
+              </w:rPr>
+              <w:t>§)¥</w:t>
+            </w:r>
+            <w:proofErr w:type="gramEnd"/>
+            <w:r>
+              <w:rPr>
+                <w:rFonts w:ascii="BRH Malayalam Extra" w:hAnsi="BRH Malayalam Extra" w:cs="BRH Malayalam Extra"/>
+                <w:color w:val="000000"/>
+                <w:sz w:val="32"/>
+                <w:szCs w:val="40"/>
+              </w:rPr>
+              <w:t>tx</w:t>
             </w:r>
             <w:r>
               <w:rPr>
@@ -9558,17 +13090,27 @@
                 <w:sz w:val="32"/>
                 <w:szCs w:val="40"/>
               </w:rPr>
-              <w:t>¥ZöÉx—</w:t>
-            </w:r>
-            <w:r>
-              <w:rPr>
-                <w:rFonts w:ascii="BRH Malayalam Extra" w:hAnsi="BRH Malayalam Extra" w:cs="BRH Malayalam Extra"/>
-                <w:color w:val="000000"/>
-                <w:sz w:val="32"/>
-                <w:szCs w:val="40"/>
-              </w:rPr>
-              <w:lastRenderedPageBreak/>
-              <w:t>jx(³§)¥tx</w:t>
+              <w:t>¥ZöÉx—jx(³</w:t>
+            </w:r>
+            <w:proofErr w:type="gramStart"/>
+            <w:r>
+              <w:rPr>
+                <w:rFonts w:ascii="BRH Malayalam Extra" w:hAnsi="BRH Malayalam Extra" w:cs="BRH Malayalam Extra"/>
+                <w:color w:val="000000"/>
+                <w:sz w:val="32"/>
+                <w:szCs w:val="40"/>
+              </w:rPr>
+              <w:t>§)¥</w:t>
+            </w:r>
+            <w:proofErr w:type="gramEnd"/>
+            <w:r>
+              <w:rPr>
+                <w:rFonts w:ascii="BRH Malayalam Extra" w:hAnsi="BRH Malayalam Extra" w:cs="BRH Malayalam Extra"/>
+                <w:color w:val="000000"/>
+                <w:sz w:val="32"/>
+                <w:szCs w:val="40"/>
+              </w:rPr>
+              <w:t>tx</w:t>
             </w:r>
             <w:r>
               <w:rPr>
@@ -9609,6 +13151,7 @@
                 <w:color w:val="000000"/>
                 <w:szCs w:val="40"/>
               </w:rPr>
+              <w:lastRenderedPageBreak/>
               <w:t>20</w:t>
             </w:r>
             <w:r>
@@ -9981,7 +13524,27 @@
                 <w:sz w:val="32"/>
                 <w:szCs w:val="40"/>
               </w:rPr>
-              <w:t xml:space="preserve"> ¥jöÉx—jx(³§)¥tx</w:t>
+              <w:t xml:space="preserve"> ¥jöÉx—jx(³</w:t>
+            </w:r>
+            <w:proofErr w:type="gramStart"/>
+            <w:r>
+              <w:rPr>
+                <w:rFonts w:ascii="BRH Malayalam Extra" w:hAnsi="BRH Malayalam Extra" w:cs="BRH Malayalam Extra"/>
+                <w:color w:val="000000"/>
+                <w:sz w:val="32"/>
+                <w:szCs w:val="40"/>
+              </w:rPr>
+              <w:t>§)¥</w:t>
+            </w:r>
+            <w:proofErr w:type="gramEnd"/>
+            <w:r>
+              <w:rPr>
+                <w:rFonts w:ascii="BRH Malayalam Extra" w:hAnsi="BRH Malayalam Extra" w:cs="BRH Malayalam Extra"/>
+                <w:color w:val="000000"/>
+                <w:sz w:val="32"/>
+                <w:szCs w:val="40"/>
+              </w:rPr>
+              <w:t>tx</w:t>
             </w:r>
             <w:r>
               <w:rPr>
@@ -10035,7 +13598,27 @@
                 <w:sz w:val="32"/>
                 <w:szCs w:val="40"/>
               </w:rPr>
-              <w:t>Wxq— i(³§)¥tx</w:t>
+              <w:t>Wxq— i(³</w:t>
+            </w:r>
+            <w:proofErr w:type="gramStart"/>
+            <w:r>
+              <w:rPr>
+                <w:rFonts w:ascii="BRH Malayalam Extra" w:hAnsi="BRH Malayalam Extra" w:cs="BRH Malayalam Extra"/>
+                <w:color w:val="000000"/>
+                <w:sz w:val="32"/>
+                <w:szCs w:val="40"/>
+              </w:rPr>
+              <w:t>§)¥</w:t>
+            </w:r>
+            <w:proofErr w:type="gramEnd"/>
+            <w:r>
+              <w:rPr>
+                <w:rFonts w:ascii="BRH Malayalam Extra" w:hAnsi="BRH Malayalam Extra" w:cs="BRH Malayalam Extra"/>
+                <w:color w:val="000000"/>
+                <w:sz w:val="32"/>
+                <w:szCs w:val="40"/>
+              </w:rPr>
+              <w:t>tx</w:t>
             </w:r>
             <w:r>
               <w:rPr>
@@ -10089,7 +13672,27 @@
                 <w:sz w:val="32"/>
                 <w:szCs w:val="40"/>
               </w:rPr>
-              <w:t xml:space="preserve"> ¥jöÉx—jx(³§)¥tx</w:t>
+              <w:t xml:space="preserve"> ¥jöÉx—jx(³</w:t>
+            </w:r>
+            <w:proofErr w:type="gramStart"/>
+            <w:r>
+              <w:rPr>
+                <w:rFonts w:ascii="BRH Malayalam Extra" w:hAnsi="BRH Malayalam Extra" w:cs="BRH Malayalam Extra"/>
+                <w:color w:val="000000"/>
+                <w:sz w:val="32"/>
+                <w:szCs w:val="40"/>
+              </w:rPr>
+              <w:t>§)¥</w:t>
+            </w:r>
+            <w:proofErr w:type="gramEnd"/>
+            <w:r>
+              <w:rPr>
+                <w:rFonts w:ascii="BRH Malayalam Extra" w:hAnsi="BRH Malayalam Extra" w:cs="BRH Malayalam Extra"/>
+                <w:color w:val="000000"/>
+                <w:sz w:val="32"/>
+                <w:szCs w:val="40"/>
+              </w:rPr>
+              <w:t>tx</w:t>
             </w:r>
             <w:r>
               <w:rPr>
@@ -10637,7 +14240,27 @@
                 <w:sz w:val="32"/>
                 <w:szCs w:val="40"/>
               </w:rPr>
-              <w:t>Wxq— i(³§)¥tx</w:t>
+              <w:t>Wxq— i(³</w:t>
+            </w:r>
+            <w:proofErr w:type="gramStart"/>
+            <w:r>
+              <w:rPr>
+                <w:rFonts w:ascii="BRH Malayalam Extra" w:hAnsi="BRH Malayalam Extra" w:cs="BRH Malayalam Extra"/>
+                <w:color w:val="000000"/>
+                <w:sz w:val="32"/>
+                <w:szCs w:val="40"/>
+              </w:rPr>
+              <w:t>§)¥</w:t>
+            </w:r>
+            <w:proofErr w:type="gramEnd"/>
+            <w:r>
+              <w:rPr>
+                <w:rFonts w:ascii="BRH Malayalam Extra" w:hAnsi="BRH Malayalam Extra" w:cs="BRH Malayalam Extra"/>
+                <w:color w:val="000000"/>
+                <w:sz w:val="32"/>
+                <w:szCs w:val="40"/>
+              </w:rPr>
+              <w:t>tx</w:t>
             </w:r>
             <w:r>
               <w:rPr>
@@ -11077,8 +14700,20 @@
                 <w:szCs w:val="40"/>
                 <w:highlight w:val="yellow"/>
               </w:rPr>
-              <w:t>¡¥P— „(³§)¥</w:t>
-            </w:r>
+              <w:t>¡¥P— „(³</w:t>
+            </w:r>
+            <w:proofErr w:type="gramStart"/>
+            <w:r>
+              <w:rPr>
+                <w:rFonts w:ascii="BRH Malayalam Extra" w:hAnsi="BRH Malayalam Extra" w:cs="BRH Malayalam Extra"/>
+                <w:color w:val="000000"/>
+                <w:sz w:val="32"/>
+                <w:szCs w:val="40"/>
+                <w:highlight w:val="yellow"/>
+              </w:rPr>
+              <w:t>§)¥</w:t>
+            </w:r>
+            <w:proofErr w:type="gramEnd"/>
             <w:r>
               <w:rPr>
                 <w:rFonts w:ascii="BRH Malayalam Extra" w:hAnsi="BRH Malayalam Extra" w:cs="BRH Malayalam Extra"/>
@@ -11140,7 +14775,27 @@
                 <w:sz w:val="32"/>
                 <w:szCs w:val="40"/>
               </w:rPr>
-              <w:t xml:space="preserve"> jb§ jbyöÉx—jx (³§)¥tx</w:t>
+              <w:t xml:space="preserve"> jb§ jbyöÉx—jx (³</w:t>
+            </w:r>
+            <w:proofErr w:type="gramStart"/>
+            <w:r>
+              <w:rPr>
+                <w:rFonts w:ascii="BRH Malayalam Extra" w:hAnsi="BRH Malayalam Extra" w:cs="BRH Malayalam Extra"/>
+                <w:color w:val="000000"/>
+                <w:sz w:val="32"/>
+                <w:szCs w:val="40"/>
+              </w:rPr>
+              <w:t>§)¥</w:t>
+            </w:r>
+            <w:proofErr w:type="gramEnd"/>
+            <w:r>
+              <w:rPr>
+                <w:rFonts w:ascii="BRH Malayalam Extra" w:hAnsi="BRH Malayalam Extra" w:cs="BRH Malayalam Extra"/>
+                <w:color w:val="000000"/>
+                <w:sz w:val="32"/>
+                <w:szCs w:val="40"/>
+              </w:rPr>
+              <w:t>tx</w:t>
             </w:r>
             <w:r>
               <w:rPr>
@@ -11181,7 +14836,6 @@
                 <w:color w:val="000000"/>
                 <w:szCs w:val="40"/>
               </w:rPr>
-              <w:lastRenderedPageBreak/>
               <w:t>41</w:t>
             </w:r>
             <w:r>
@@ -11383,6 +15037,7 @@
                 <w:sz w:val="32"/>
                 <w:szCs w:val="40"/>
               </w:rPr>
+              <w:lastRenderedPageBreak/>
               <w:t>dy</w:t>
             </w:r>
             <w:r>
@@ -11473,8 +15128,20 @@
                 <w:szCs w:val="40"/>
                 <w:highlight w:val="yellow"/>
               </w:rPr>
-              <w:t>¡¥P— „(³§)¥</w:t>
-            </w:r>
+              <w:t>¡¥P— „(³</w:t>
+            </w:r>
+            <w:proofErr w:type="gramStart"/>
+            <w:r>
+              <w:rPr>
+                <w:rFonts w:ascii="BRH Malayalam Extra" w:hAnsi="BRH Malayalam Extra" w:cs="BRH Malayalam Extra"/>
+                <w:color w:val="000000"/>
+                <w:sz w:val="32"/>
+                <w:szCs w:val="40"/>
+                <w:highlight w:val="yellow"/>
+              </w:rPr>
+              <w:t>§)¥</w:t>
+            </w:r>
+            <w:proofErr w:type="gramEnd"/>
             <w:r>
               <w:rPr>
                 <w:rFonts w:ascii="BRH Malayalam Extra" w:hAnsi="BRH Malayalam Extra" w:cs="BRH Malayalam Extra"/>
@@ -11536,7 +15203,27 @@
                 <w:sz w:val="32"/>
                 <w:szCs w:val="40"/>
               </w:rPr>
-              <w:t xml:space="preserve"> ¥jöÉx—jx (³§)¥tx</w:t>
+              <w:t xml:space="preserve"> ¥jöÉx—jx (³</w:t>
+            </w:r>
+            <w:proofErr w:type="gramStart"/>
+            <w:r>
+              <w:rPr>
+                <w:rFonts w:ascii="BRH Malayalam Extra" w:hAnsi="BRH Malayalam Extra" w:cs="BRH Malayalam Extra"/>
+                <w:color w:val="000000"/>
+                <w:sz w:val="32"/>
+                <w:szCs w:val="40"/>
+              </w:rPr>
+              <w:t>§)¥</w:t>
+            </w:r>
+            <w:proofErr w:type="gramEnd"/>
+            <w:r>
+              <w:rPr>
+                <w:rFonts w:ascii="BRH Malayalam Extra" w:hAnsi="BRH Malayalam Extra" w:cs="BRH Malayalam Extra"/>
+                <w:color w:val="000000"/>
+                <w:sz w:val="32"/>
+                <w:szCs w:val="40"/>
+              </w:rPr>
+              <w:t>tx</w:t>
             </w:r>
             <w:r>
               <w:rPr>
@@ -11590,7 +15277,27 @@
                 <w:sz w:val="32"/>
                 <w:szCs w:val="40"/>
               </w:rPr>
-              <w:t>ªpe— Zõ(³§)¥tx</w:t>
+              <w:t>ªpe— Zõ(³</w:t>
+            </w:r>
+            <w:proofErr w:type="gramStart"/>
+            <w:r>
+              <w:rPr>
+                <w:rFonts w:ascii="BRH Malayalam Extra" w:hAnsi="BRH Malayalam Extra" w:cs="BRH Malayalam Extra"/>
+                <w:color w:val="000000"/>
+                <w:sz w:val="32"/>
+                <w:szCs w:val="40"/>
+              </w:rPr>
+              <w:t>§)¥</w:t>
+            </w:r>
+            <w:proofErr w:type="gramEnd"/>
+            <w:r>
+              <w:rPr>
+                <w:rFonts w:ascii="BRH Malayalam Extra" w:hAnsi="BRH Malayalam Extra" w:cs="BRH Malayalam Extra"/>
+                <w:color w:val="000000"/>
+                <w:sz w:val="32"/>
+                <w:szCs w:val="40"/>
+              </w:rPr>
+              <w:t>tx</w:t>
             </w:r>
             <w:r>
               <w:rPr>
@@ -11644,7 +15351,27 @@
                 <w:sz w:val="32"/>
                 <w:szCs w:val="40"/>
               </w:rPr>
-              <w:t xml:space="preserve"> ¥jöÉx—jx(³§)¥tx</w:t>
+              <w:t xml:space="preserve"> ¥jöÉx—jx(³</w:t>
+            </w:r>
+            <w:proofErr w:type="gramStart"/>
+            <w:r>
+              <w:rPr>
+                <w:rFonts w:ascii="BRH Malayalam Extra" w:hAnsi="BRH Malayalam Extra" w:cs="BRH Malayalam Extra"/>
+                <w:color w:val="000000"/>
+                <w:sz w:val="32"/>
+                <w:szCs w:val="40"/>
+              </w:rPr>
+              <w:t>§)¥</w:t>
+            </w:r>
+            <w:proofErr w:type="gramEnd"/>
+            <w:r>
+              <w:rPr>
+                <w:rFonts w:ascii="BRH Malayalam Extra" w:hAnsi="BRH Malayalam Extra" w:cs="BRH Malayalam Extra"/>
+                <w:color w:val="000000"/>
+                <w:sz w:val="32"/>
+                <w:szCs w:val="40"/>
+              </w:rPr>
+              <w:t>tx</w:t>
             </w:r>
             <w:r>
               <w:rPr>
@@ -11889,7 +15616,27 @@
                 <w:sz w:val="32"/>
                 <w:szCs w:val="40"/>
               </w:rPr>
-              <w:t>ªpe—Zy | A(³§)t—sJ |</w:t>
+              <w:t>ªpe—Zy | A(³</w:t>
+            </w:r>
+            <w:proofErr w:type="gramStart"/>
+            <w:r>
+              <w:rPr>
+                <w:rFonts w:ascii="BRH Malayalam Extra" w:hAnsi="BRH Malayalam Extra" w:cs="BRH Malayalam Extra"/>
+                <w:color w:val="000000"/>
+                <w:sz w:val="32"/>
+                <w:szCs w:val="40"/>
+              </w:rPr>
+              <w:t>§)t</w:t>
+            </w:r>
+            <w:proofErr w:type="gramEnd"/>
+            <w:r>
+              <w:rPr>
+                <w:rFonts w:ascii="BRH Malayalam Extra" w:hAnsi="BRH Malayalam Extra" w:cs="BRH Malayalam Extra"/>
+                <w:color w:val="000000"/>
+                <w:sz w:val="32"/>
+                <w:szCs w:val="40"/>
+              </w:rPr>
+              <w:t>—sJ |</w:t>
             </w:r>
           </w:p>
           <w:p>
@@ -12052,8 +15799,20 @@
                 <w:szCs w:val="40"/>
                 <w:highlight w:val="yellow"/>
               </w:rPr>
-              <w:t>¡¥P— „(³§)¥</w:t>
-            </w:r>
+              <w:t>¡¥P— „(³</w:t>
+            </w:r>
+            <w:proofErr w:type="gramStart"/>
+            <w:r>
+              <w:rPr>
+                <w:rFonts w:ascii="BRH Malayalam Extra" w:hAnsi="BRH Malayalam Extra" w:cs="BRH Malayalam Extra"/>
+                <w:color w:val="000000"/>
+                <w:sz w:val="32"/>
+                <w:szCs w:val="40"/>
+                <w:highlight w:val="yellow"/>
+              </w:rPr>
+              <w:t>§)¥</w:t>
+            </w:r>
+            <w:proofErr w:type="gramEnd"/>
             <w:r>
               <w:rPr>
                 <w:rFonts w:ascii="BRH Malayalam Extra" w:hAnsi="BRH Malayalam Extra" w:cs="BRH Malayalam Extra"/>
@@ -12115,43 +15874,94 @@
                 <w:sz w:val="32"/>
                 <w:szCs w:val="40"/>
               </w:rPr>
-              <w:t xml:space="preserve"> Zõ(³§)t</w:t>
-            </w:r>
-            <w:r>
-              <w:rPr>
-                <w:rFonts w:ascii="BRH Malayalam Extra" w:hAnsi="BRH Malayalam Extra" w:cs="BRH Malayalam Extra"/>
-                <w:color w:val="000000"/>
-                <w:sz w:val="26"/>
-                <w:szCs w:val="40"/>
-              </w:rPr>
-              <w:t>–</w:t>
-            </w:r>
-            <w:r>
-              <w:rPr>
-                <w:rFonts w:ascii="BRH Malayalam Extra" w:hAnsi="BRH Malayalam Extra" w:cs="BRH Malayalam Extra"/>
-                <w:color w:val="000000"/>
-                <w:sz w:val="32"/>
-                <w:szCs w:val="40"/>
-              </w:rPr>
-              <w:t>¥sx „(³§)t—¥sx dy</w:t>
-            </w:r>
-            <w:r>
-              <w:rPr>
-                <w:rFonts w:ascii="BRH Malayalam Extra" w:hAnsi="BRH Malayalam Extra" w:cs="BRH Malayalam Extra"/>
-                <w:color w:val="000000"/>
-                <w:sz w:val="26"/>
-                <w:szCs w:val="40"/>
-              </w:rPr>
-              <w:t>–</w:t>
-            </w:r>
-            <w:r>
-              <w:rPr>
-                <w:rFonts w:ascii="BRH Malayalam Extra" w:hAnsi="BRH Malayalam Extra" w:cs="BRH Malayalam Extra"/>
-                <w:color w:val="000000"/>
-                <w:sz w:val="32"/>
-                <w:szCs w:val="40"/>
-              </w:rPr>
-              <w:t>ªpe— Zõ(³§)¥tx</w:t>
+              <w:t xml:space="preserve"> Zõ(³</w:t>
+            </w:r>
+            <w:proofErr w:type="gramStart"/>
+            <w:r>
+              <w:rPr>
+                <w:rFonts w:ascii="BRH Malayalam Extra" w:hAnsi="BRH Malayalam Extra" w:cs="BRH Malayalam Extra"/>
+                <w:color w:val="000000"/>
+                <w:sz w:val="32"/>
+                <w:szCs w:val="40"/>
+              </w:rPr>
+              <w:t>§)t</w:t>
+            </w:r>
+            <w:proofErr w:type="gramEnd"/>
+            <w:r>
+              <w:rPr>
+                <w:rFonts w:ascii="BRH Malayalam Extra" w:hAnsi="BRH Malayalam Extra" w:cs="BRH Malayalam Extra"/>
+                <w:color w:val="000000"/>
+                <w:sz w:val="26"/>
+                <w:szCs w:val="40"/>
+              </w:rPr>
+              <w:t>–</w:t>
+            </w:r>
+            <w:r>
+              <w:rPr>
+                <w:rFonts w:ascii="BRH Malayalam Extra" w:hAnsi="BRH Malayalam Extra" w:cs="BRH Malayalam Extra"/>
+                <w:color w:val="000000"/>
+                <w:sz w:val="32"/>
+                <w:szCs w:val="40"/>
+              </w:rPr>
+              <w:t>¥sx „(³</w:t>
+            </w:r>
+            <w:proofErr w:type="gramStart"/>
+            <w:r>
+              <w:rPr>
+                <w:rFonts w:ascii="BRH Malayalam Extra" w:hAnsi="BRH Malayalam Extra" w:cs="BRH Malayalam Extra"/>
+                <w:color w:val="000000"/>
+                <w:sz w:val="32"/>
+                <w:szCs w:val="40"/>
+              </w:rPr>
+              <w:t>§)t</w:t>
+            </w:r>
+            <w:proofErr w:type="gramEnd"/>
+            <w:r>
+              <w:rPr>
+                <w:rFonts w:ascii="BRH Malayalam Extra" w:hAnsi="BRH Malayalam Extra" w:cs="BRH Malayalam Extra"/>
+                <w:color w:val="000000"/>
+                <w:sz w:val="32"/>
+                <w:szCs w:val="40"/>
+              </w:rPr>
+              <w:t>—¥sx dy</w:t>
+            </w:r>
+            <w:r>
+              <w:rPr>
+                <w:rFonts w:ascii="BRH Malayalam Extra" w:hAnsi="BRH Malayalam Extra" w:cs="BRH Malayalam Extra"/>
+                <w:color w:val="000000"/>
+                <w:sz w:val="26"/>
+                <w:szCs w:val="40"/>
+              </w:rPr>
+              <w:t>–</w:t>
+            </w:r>
+            <w:r>
+              <w:rPr>
+                <w:rFonts w:ascii="BRH Malayalam Extra" w:hAnsi="BRH Malayalam Extra" w:cs="BRH Malayalam Extra"/>
+                <w:color w:val="000000"/>
+                <w:sz w:val="32"/>
+                <w:szCs w:val="40"/>
+              </w:rPr>
+              <w:t>ªpe— Zõ(³</w:t>
+            </w:r>
+            <w:proofErr w:type="gramStart"/>
+            <w:r>
+              <w:rPr>
+                <w:rFonts w:ascii="BRH Malayalam Extra" w:hAnsi="BRH Malayalam Extra" w:cs="BRH Malayalam Extra"/>
+                <w:color w:val="000000"/>
+                <w:sz w:val="32"/>
+                <w:szCs w:val="40"/>
+              </w:rPr>
+              <w:t>§)¥</w:t>
+            </w:r>
+            <w:proofErr w:type="gramEnd"/>
+            <w:r>
+              <w:rPr>
+                <w:rFonts w:ascii="BRH Malayalam Extra" w:hAnsi="BRH Malayalam Extra" w:cs="BRH Malayalam Extra"/>
+                <w:color w:val="000000"/>
+                <w:sz w:val="32"/>
+                <w:szCs w:val="40"/>
+              </w:rPr>
+              <w:t>tx</w:t>
             </w:r>
             <w:r>
               <w:rPr>
@@ -12278,7 +16088,27 @@
                 <w:sz w:val="32"/>
                 <w:szCs w:val="40"/>
               </w:rPr>
-              <w:t xml:space="preserve"> Zõ(³§)t—sJ | </w:t>
+              <w:t xml:space="preserve"> Zõ(³</w:t>
+            </w:r>
+            <w:proofErr w:type="gramStart"/>
+            <w:r>
+              <w:rPr>
+                <w:rFonts w:ascii="BRH Malayalam Extra" w:hAnsi="BRH Malayalam Extra" w:cs="BRH Malayalam Extra"/>
+                <w:color w:val="000000"/>
+                <w:sz w:val="32"/>
+                <w:szCs w:val="40"/>
+              </w:rPr>
+              <w:t>§)t</w:t>
+            </w:r>
+            <w:proofErr w:type="gramEnd"/>
+            <w:r>
+              <w:rPr>
+                <w:rFonts w:ascii="BRH Malayalam Extra" w:hAnsi="BRH Malayalam Extra" w:cs="BRH Malayalam Extra"/>
+                <w:color w:val="000000"/>
+                <w:sz w:val="32"/>
+                <w:szCs w:val="40"/>
+              </w:rPr>
+              <w:t xml:space="preserve">—sJ | </w:t>
             </w:r>
           </w:p>
         </w:tc>
@@ -12592,8 +16422,20 @@
                 <w:szCs w:val="40"/>
                 <w:highlight w:val="green"/>
               </w:rPr>
-              <w:t>¡¥P— „(³§)¥</w:t>
-            </w:r>
+              <w:t>¡¥P— „(³</w:t>
+            </w:r>
+            <w:proofErr w:type="gramStart"/>
+            <w:r>
+              <w:rPr>
+                <w:rFonts w:ascii="BRH Malayalam Extra" w:hAnsi="BRH Malayalam Extra" w:cs="BRH Malayalam Extra"/>
+                <w:color w:val="000000"/>
+                <w:sz w:val="32"/>
+                <w:szCs w:val="40"/>
+                <w:highlight w:val="green"/>
+              </w:rPr>
+              <w:t>§)¥</w:t>
+            </w:r>
+            <w:proofErr w:type="gramEnd"/>
             <w:r>
               <w:rPr>
                 <w:rFonts w:ascii="BRH Malayalam Extra" w:hAnsi="BRH Malayalam Extra" w:cs="BRH Malayalam Extra"/>
@@ -12655,7 +16497,27 @@
                 <w:sz w:val="32"/>
                 <w:szCs w:val="40"/>
               </w:rPr>
-              <w:t xml:space="preserve"> jb§ jbyöÉx—jx (³§)¥tx</w:t>
+              <w:t xml:space="preserve"> jb§ jbyöÉx—jx (³</w:t>
+            </w:r>
+            <w:proofErr w:type="gramStart"/>
+            <w:r>
+              <w:rPr>
+                <w:rFonts w:ascii="BRH Malayalam Extra" w:hAnsi="BRH Malayalam Extra" w:cs="BRH Malayalam Extra"/>
+                <w:color w:val="000000"/>
+                <w:sz w:val="32"/>
+                <w:szCs w:val="40"/>
+              </w:rPr>
+              <w:t>§)¥</w:t>
+            </w:r>
+            <w:proofErr w:type="gramEnd"/>
+            <w:r>
+              <w:rPr>
+                <w:rFonts w:ascii="BRH Malayalam Extra" w:hAnsi="BRH Malayalam Extra" w:cs="BRH Malayalam Extra"/>
+                <w:color w:val="000000"/>
+                <w:sz w:val="32"/>
+                <w:szCs w:val="40"/>
+              </w:rPr>
+              <w:t>tx</w:t>
             </w:r>
             <w:r>
               <w:rPr>
@@ -12696,7 +16558,6 @@
                 <w:color w:val="000000"/>
                 <w:szCs w:val="40"/>
               </w:rPr>
-              <w:lastRenderedPageBreak/>
               <w:t>41</w:t>
             </w:r>
             <w:r>
@@ -12898,6 +16759,7 @@
                 <w:sz w:val="32"/>
                 <w:szCs w:val="40"/>
               </w:rPr>
+              <w:lastRenderedPageBreak/>
               <w:t>dy</w:t>
             </w:r>
             <w:r>
@@ -13061,7 +16923,27 @@
                 <w:sz w:val="32"/>
                 <w:szCs w:val="40"/>
               </w:rPr>
-              <w:t xml:space="preserve"> ¥jöÉx—jx (³§)¥tx</w:t>
+              <w:t xml:space="preserve"> ¥jöÉx—jx (³</w:t>
+            </w:r>
+            <w:proofErr w:type="gramStart"/>
+            <w:r>
+              <w:rPr>
+                <w:rFonts w:ascii="BRH Malayalam Extra" w:hAnsi="BRH Malayalam Extra" w:cs="BRH Malayalam Extra"/>
+                <w:color w:val="000000"/>
+                <w:sz w:val="32"/>
+                <w:szCs w:val="40"/>
+              </w:rPr>
+              <w:t>§)¥</w:t>
+            </w:r>
+            <w:proofErr w:type="gramEnd"/>
+            <w:r>
+              <w:rPr>
+                <w:rFonts w:ascii="BRH Malayalam Extra" w:hAnsi="BRH Malayalam Extra" w:cs="BRH Malayalam Extra"/>
+                <w:color w:val="000000"/>
+                <w:sz w:val="32"/>
+                <w:szCs w:val="40"/>
+              </w:rPr>
+              <w:t>tx</w:t>
             </w:r>
             <w:r>
               <w:rPr>
@@ -13115,7 +16997,27 @@
                 <w:sz w:val="32"/>
                 <w:szCs w:val="40"/>
               </w:rPr>
-              <w:t>ªpe— Zõ(³§)¥tx</w:t>
+              <w:t>ªpe— Zõ(³</w:t>
+            </w:r>
+            <w:proofErr w:type="gramStart"/>
+            <w:r>
+              <w:rPr>
+                <w:rFonts w:ascii="BRH Malayalam Extra" w:hAnsi="BRH Malayalam Extra" w:cs="BRH Malayalam Extra"/>
+                <w:color w:val="000000"/>
+                <w:sz w:val="32"/>
+                <w:szCs w:val="40"/>
+              </w:rPr>
+              <w:t>§)¥</w:t>
+            </w:r>
+            <w:proofErr w:type="gramEnd"/>
+            <w:r>
+              <w:rPr>
+                <w:rFonts w:ascii="BRH Malayalam Extra" w:hAnsi="BRH Malayalam Extra" w:cs="BRH Malayalam Extra"/>
+                <w:color w:val="000000"/>
+                <w:sz w:val="32"/>
+                <w:szCs w:val="40"/>
+              </w:rPr>
+              <w:t>tx</w:t>
             </w:r>
             <w:r>
               <w:rPr>
@@ -13169,7 +17071,27 @@
                 <w:sz w:val="32"/>
                 <w:szCs w:val="40"/>
               </w:rPr>
-              <w:t xml:space="preserve"> ¥jöÉx—jx(³§)¥tx</w:t>
+              <w:t xml:space="preserve"> ¥jöÉx—jx(³</w:t>
+            </w:r>
+            <w:proofErr w:type="gramStart"/>
+            <w:r>
+              <w:rPr>
+                <w:rFonts w:ascii="BRH Malayalam Extra" w:hAnsi="BRH Malayalam Extra" w:cs="BRH Malayalam Extra"/>
+                <w:color w:val="000000"/>
+                <w:sz w:val="32"/>
+                <w:szCs w:val="40"/>
+              </w:rPr>
+              <w:t>§)¥</w:t>
+            </w:r>
+            <w:proofErr w:type="gramEnd"/>
+            <w:r>
+              <w:rPr>
+                <w:rFonts w:ascii="BRH Malayalam Extra" w:hAnsi="BRH Malayalam Extra" w:cs="BRH Malayalam Extra"/>
+                <w:color w:val="000000"/>
+                <w:sz w:val="32"/>
+                <w:szCs w:val="40"/>
+              </w:rPr>
+              <w:t>tx</w:t>
             </w:r>
             <w:r>
               <w:rPr>
@@ -13414,7 +17336,27 @@
                 <w:sz w:val="32"/>
                 <w:szCs w:val="40"/>
               </w:rPr>
-              <w:t>ªpe—Zy | A(³§)t—sJ |</w:t>
+              <w:t>ªpe—Zy | A(³</w:t>
+            </w:r>
+            <w:proofErr w:type="gramStart"/>
+            <w:r>
+              <w:rPr>
+                <w:rFonts w:ascii="BRH Malayalam Extra" w:hAnsi="BRH Malayalam Extra" w:cs="BRH Malayalam Extra"/>
+                <w:color w:val="000000"/>
+                <w:sz w:val="32"/>
+                <w:szCs w:val="40"/>
+              </w:rPr>
+              <w:t>§)t</w:t>
+            </w:r>
+            <w:proofErr w:type="gramEnd"/>
+            <w:r>
+              <w:rPr>
+                <w:rFonts w:ascii="BRH Malayalam Extra" w:hAnsi="BRH Malayalam Extra" w:cs="BRH Malayalam Extra"/>
+                <w:color w:val="000000"/>
+                <w:sz w:val="32"/>
+                <w:szCs w:val="40"/>
+              </w:rPr>
+              <w:t>—sJ |</w:t>
             </w:r>
           </w:p>
           <w:p>
@@ -13640,43 +17582,94 @@
                 <w:sz w:val="32"/>
                 <w:szCs w:val="40"/>
               </w:rPr>
-              <w:t xml:space="preserve"> Zõ(³§)t</w:t>
-            </w:r>
-            <w:r>
-              <w:rPr>
-                <w:rFonts w:ascii="BRH Malayalam Extra" w:hAnsi="BRH Malayalam Extra" w:cs="BRH Malayalam Extra"/>
-                <w:color w:val="000000"/>
-                <w:sz w:val="26"/>
-                <w:szCs w:val="40"/>
-              </w:rPr>
-              <w:t>–</w:t>
-            </w:r>
-            <w:r>
-              <w:rPr>
-                <w:rFonts w:ascii="BRH Malayalam Extra" w:hAnsi="BRH Malayalam Extra" w:cs="BRH Malayalam Extra"/>
-                <w:color w:val="000000"/>
-                <w:sz w:val="32"/>
-                <w:szCs w:val="40"/>
-              </w:rPr>
-              <w:t>¥sx „(³§)t—¥sx dy</w:t>
-            </w:r>
-            <w:r>
-              <w:rPr>
-                <w:rFonts w:ascii="BRH Malayalam Extra" w:hAnsi="BRH Malayalam Extra" w:cs="BRH Malayalam Extra"/>
-                <w:color w:val="000000"/>
-                <w:sz w:val="26"/>
-                <w:szCs w:val="40"/>
-              </w:rPr>
-              <w:t>–</w:t>
-            </w:r>
-            <w:r>
-              <w:rPr>
-                <w:rFonts w:ascii="BRH Malayalam Extra" w:hAnsi="BRH Malayalam Extra" w:cs="BRH Malayalam Extra"/>
-                <w:color w:val="000000"/>
-                <w:sz w:val="32"/>
-                <w:szCs w:val="40"/>
-              </w:rPr>
-              <w:t>ªpe— Zõ(³§)¥tx</w:t>
+              <w:t xml:space="preserve"> Zõ(³</w:t>
+            </w:r>
+            <w:proofErr w:type="gramStart"/>
+            <w:r>
+              <w:rPr>
+                <w:rFonts w:ascii="BRH Malayalam Extra" w:hAnsi="BRH Malayalam Extra" w:cs="BRH Malayalam Extra"/>
+                <w:color w:val="000000"/>
+                <w:sz w:val="32"/>
+                <w:szCs w:val="40"/>
+              </w:rPr>
+              <w:t>§)t</w:t>
+            </w:r>
+            <w:proofErr w:type="gramEnd"/>
+            <w:r>
+              <w:rPr>
+                <w:rFonts w:ascii="BRH Malayalam Extra" w:hAnsi="BRH Malayalam Extra" w:cs="BRH Malayalam Extra"/>
+                <w:color w:val="000000"/>
+                <w:sz w:val="26"/>
+                <w:szCs w:val="40"/>
+              </w:rPr>
+              <w:t>–</w:t>
+            </w:r>
+            <w:r>
+              <w:rPr>
+                <w:rFonts w:ascii="BRH Malayalam Extra" w:hAnsi="BRH Malayalam Extra" w:cs="BRH Malayalam Extra"/>
+                <w:color w:val="000000"/>
+                <w:sz w:val="32"/>
+                <w:szCs w:val="40"/>
+              </w:rPr>
+              <w:t>¥sx „(³</w:t>
+            </w:r>
+            <w:proofErr w:type="gramStart"/>
+            <w:r>
+              <w:rPr>
+                <w:rFonts w:ascii="BRH Malayalam Extra" w:hAnsi="BRH Malayalam Extra" w:cs="BRH Malayalam Extra"/>
+                <w:color w:val="000000"/>
+                <w:sz w:val="32"/>
+                <w:szCs w:val="40"/>
+              </w:rPr>
+              <w:t>§)t</w:t>
+            </w:r>
+            <w:proofErr w:type="gramEnd"/>
+            <w:r>
+              <w:rPr>
+                <w:rFonts w:ascii="BRH Malayalam Extra" w:hAnsi="BRH Malayalam Extra" w:cs="BRH Malayalam Extra"/>
+                <w:color w:val="000000"/>
+                <w:sz w:val="32"/>
+                <w:szCs w:val="40"/>
+              </w:rPr>
+              <w:t>—¥sx dy</w:t>
+            </w:r>
+            <w:r>
+              <w:rPr>
+                <w:rFonts w:ascii="BRH Malayalam Extra" w:hAnsi="BRH Malayalam Extra" w:cs="BRH Malayalam Extra"/>
+                <w:color w:val="000000"/>
+                <w:sz w:val="26"/>
+                <w:szCs w:val="40"/>
+              </w:rPr>
+              <w:t>–</w:t>
+            </w:r>
+            <w:r>
+              <w:rPr>
+                <w:rFonts w:ascii="BRH Malayalam Extra" w:hAnsi="BRH Malayalam Extra" w:cs="BRH Malayalam Extra"/>
+                <w:color w:val="000000"/>
+                <w:sz w:val="32"/>
+                <w:szCs w:val="40"/>
+              </w:rPr>
+              <w:t>ªpe— Zõ(³</w:t>
+            </w:r>
+            <w:proofErr w:type="gramStart"/>
+            <w:r>
+              <w:rPr>
+                <w:rFonts w:ascii="BRH Malayalam Extra" w:hAnsi="BRH Malayalam Extra" w:cs="BRH Malayalam Extra"/>
+                <w:color w:val="000000"/>
+                <w:sz w:val="32"/>
+                <w:szCs w:val="40"/>
+              </w:rPr>
+              <w:t>§)¥</w:t>
+            </w:r>
+            <w:proofErr w:type="gramEnd"/>
+            <w:r>
+              <w:rPr>
+                <w:rFonts w:ascii="BRH Malayalam Extra" w:hAnsi="BRH Malayalam Extra" w:cs="BRH Malayalam Extra"/>
+                <w:color w:val="000000"/>
+                <w:sz w:val="32"/>
+                <w:szCs w:val="40"/>
+              </w:rPr>
+              <w:t>tx</w:t>
             </w:r>
             <w:r>
               <w:rPr>
@@ -14735,7 +18728,99 @@
                 <w:sz w:val="32"/>
                 <w:szCs w:val="40"/>
               </w:rPr>
-              <w:t xml:space="preserve"> öKi—</w:t>
+              <w:t xml:space="preserve"> öKi—ixYxj ¥cty</w:t>
+            </w:r>
+            <w:r>
+              <w:rPr>
+                <w:rFonts w:ascii="BRH Malayalam Extra" w:hAnsi="BRH Malayalam Extra" w:cs="BRH Malayalam Extra"/>
+                <w:color w:val="000000"/>
+                <w:sz w:val="26"/>
+                <w:szCs w:val="40"/>
+              </w:rPr>
+              <w:t>–</w:t>
+            </w:r>
+            <w:r>
+              <w:rPr>
+                <w:rFonts w:ascii="BRH Malayalam Extra" w:hAnsi="BRH Malayalam Extra" w:cs="BRH Malayalam Extra"/>
+                <w:color w:val="000000"/>
+                <w:sz w:val="32"/>
+                <w:szCs w:val="40"/>
+              </w:rPr>
+              <w:t xml:space="preserve"> </w:t>
+            </w:r>
+            <w:r>
+              <w:rPr>
+                <w:rFonts w:ascii="BRH Malayalam Extra" w:hAnsi="BRH Malayalam Extra" w:cs="BRH Malayalam Extra"/>
+                <w:color w:val="000000"/>
+                <w:sz w:val="32"/>
+                <w:szCs w:val="40"/>
+                <w:highlight w:val="yellow"/>
+              </w:rPr>
+              <w:t>öq</w:t>
+            </w:r>
+            <w:r>
+              <w:rPr>
+                <w:rFonts w:ascii="BRH Malayalam Extra" w:hAnsi="BRH Malayalam Extra" w:cs="BRH Malayalam Extra"/>
+                <w:color w:val="000000"/>
+                <w:sz w:val="32"/>
+                <w:szCs w:val="40"/>
+              </w:rPr>
+              <w:t>rç§jx</w:t>
+            </w:r>
+            <w:r>
+              <w:rPr>
+                <w:rFonts w:ascii="BRH Malayalam Extra" w:hAnsi="BRH Malayalam Extra" w:cs="BRH Malayalam Extra"/>
+                <w:color w:val="000000"/>
+                <w:sz w:val="26"/>
+                <w:szCs w:val="40"/>
+              </w:rPr>
+              <w:t>–</w:t>
+            </w:r>
+            <w:r>
+              <w:rPr>
+                <w:rFonts w:ascii="BRH Malayalam Extra" w:hAnsi="BRH Malayalam Extra" w:cs="BRH Malayalam Extra"/>
+                <w:color w:val="000000"/>
+                <w:sz w:val="32"/>
+                <w:szCs w:val="40"/>
+              </w:rPr>
+              <w:t xml:space="preserve">P§ </w:t>
+            </w:r>
+            <w:r>
+              <w:rPr>
+                <w:rFonts w:ascii="BRH Malayalam Extra" w:hAnsi="BRH Malayalam Extra" w:cs="BRH Malayalam Extra"/>
+                <w:color w:val="000000"/>
+                <w:sz w:val="32"/>
+                <w:szCs w:val="40"/>
+                <w:highlight w:val="yellow"/>
+              </w:rPr>
+              <w:t>öQ</w:t>
+            </w:r>
+            <w:r>
+              <w:rPr>
+                <w:rFonts w:ascii="BRH Malayalam Extra" w:hAnsi="BRH Malayalam Extra" w:cs="BRH Malayalam Extra"/>
+                <w:color w:val="000000"/>
+                <w:sz w:val="32"/>
+                <w:szCs w:val="40"/>
+              </w:rPr>
+              <w:t>rç§jx˜b§ ¥ctõx</w:t>
+            </w:r>
+            <w:r>
+              <w:rPr>
+                <w:rFonts w:ascii="BRH Malayalam Extra" w:hAnsi="BRH Malayalam Extra" w:cs="BRH Malayalam Extra"/>
+                <w:color w:val="000000"/>
+                <w:sz w:val="26"/>
+                <w:szCs w:val="40"/>
+              </w:rPr>
+              <w:t>–</w:t>
+            </w:r>
+            <w:r>
+              <w:rPr>
+                <w:rFonts w:ascii="BRH Malayalam Extra" w:hAnsi="BRH Malayalam Extra" w:cs="BRH Malayalam Extra"/>
+                <w:color w:val="000000"/>
+                <w:sz w:val="32"/>
+                <w:szCs w:val="40"/>
+              </w:rPr>
+              <w:t>öKi—</w:t>
             </w:r>
             <w:r>
               <w:rPr>
@@ -14745,99 +18830,7 @@
                 <w:szCs w:val="40"/>
               </w:rPr>
               <w:lastRenderedPageBreak/>
-              <w:t>ixYxj ¥cty</w:t>
-            </w:r>
-            <w:r>
-              <w:rPr>
-                <w:rFonts w:ascii="BRH Malayalam Extra" w:hAnsi="BRH Malayalam Extra" w:cs="BRH Malayalam Extra"/>
-                <w:color w:val="000000"/>
-                <w:sz w:val="26"/>
-                <w:szCs w:val="40"/>
-              </w:rPr>
-              <w:t>–</w:t>
-            </w:r>
-            <w:r>
-              <w:rPr>
-                <w:rFonts w:ascii="BRH Malayalam Extra" w:hAnsi="BRH Malayalam Extra" w:cs="BRH Malayalam Extra"/>
-                <w:color w:val="000000"/>
-                <w:sz w:val="32"/>
-                <w:szCs w:val="40"/>
-              </w:rPr>
-              <w:t xml:space="preserve"> </w:t>
-            </w:r>
-            <w:r>
-              <w:rPr>
-                <w:rFonts w:ascii="BRH Malayalam Extra" w:hAnsi="BRH Malayalam Extra" w:cs="BRH Malayalam Extra"/>
-                <w:color w:val="000000"/>
-                <w:sz w:val="32"/>
-                <w:szCs w:val="40"/>
-                <w:highlight w:val="yellow"/>
-              </w:rPr>
-              <w:t>öq</w:t>
-            </w:r>
-            <w:r>
-              <w:rPr>
-                <w:rFonts w:ascii="BRH Malayalam Extra" w:hAnsi="BRH Malayalam Extra" w:cs="BRH Malayalam Extra"/>
-                <w:color w:val="000000"/>
-                <w:sz w:val="32"/>
-                <w:szCs w:val="40"/>
-              </w:rPr>
-              <w:t>rç§jx</w:t>
-            </w:r>
-            <w:r>
-              <w:rPr>
-                <w:rFonts w:ascii="BRH Malayalam Extra" w:hAnsi="BRH Malayalam Extra" w:cs="BRH Malayalam Extra"/>
-                <w:color w:val="000000"/>
-                <w:sz w:val="26"/>
-                <w:szCs w:val="40"/>
-              </w:rPr>
-              <w:t>–</w:t>
-            </w:r>
-            <w:r>
-              <w:rPr>
-                <w:rFonts w:ascii="BRH Malayalam Extra" w:hAnsi="BRH Malayalam Extra" w:cs="BRH Malayalam Extra"/>
-                <w:color w:val="000000"/>
-                <w:sz w:val="32"/>
-                <w:szCs w:val="40"/>
-              </w:rPr>
-              <w:t xml:space="preserve">P§ </w:t>
-            </w:r>
-            <w:r>
-              <w:rPr>
-                <w:rFonts w:ascii="BRH Malayalam Extra" w:hAnsi="BRH Malayalam Extra" w:cs="BRH Malayalam Extra"/>
-                <w:color w:val="000000"/>
-                <w:sz w:val="32"/>
-                <w:szCs w:val="40"/>
-                <w:highlight w:val="yellow"/>
-              </w:rPr>
-              <w:t>öQ</w:t>
-            </w:r>
-            <w:r>
-              <w:rPr>
-                <w:rFonts w:ascii="BRH Malayalam Extra" w:hAnsi="BRH Malayalam Extra" w:cs="BRH Malayalam Extra"/>
-                <w:color w:val="000000"/>
-                <w:sz w:val="32"/>
-                <w:szCs w:val="40"/>
-              </w:rPr>
-              <w:t>rç§jx˜b§ ¥ctõx</w:t>
-            </w:r>
-            <w:r>
-              <w:rPr>
-                <w:rFonts w:ascii="BRH Malayalam Extra" w:hAnsi="BRH Malayalam Extra" w:cs="BRH Malayalam Extra"/>
-                <w:color w:val="000000"/>
-                <w:sz w:val="26"/>
-                <w:szCs w:val="40"/>
-              </w:rPr>
-              <w:t>–</w:t>
-            </w:r>
-            <w:r>
-              <w:rPr>
-                <w:rFonts w:ascii="BRH Malayalam Extra" w:hAnsi="BRH Malayalam Extra" w:cs="BRH Malayalam Extra"/>
-                <w:color w:val="000000"/>
-                <w:sz w:val="32"/>
-                <w:szCs w:val="40"/>
-              </w:rPr>
-              <w:t>öKi—ixYxjx</w:t>
+              <w:t>ixYxjx</w:t>
             </w:r>
             <w:r>
               <w:rPr>
@@ -16169,18 +20162,7 @@
                 <w:szCs w:val="40"/>
                 <w:lang w:val="it-IT"/>
               </w:rPr>
-              <w:t xml:space="preserve"> öKi—</w:t>
-            </w:r>
-            <w:r>
-              <w:rPr>
-                <w:rFonts w:ascii="BRH Malayalam Extra" w:hAnsi="BRH Malayalam Extra" w:cs="BRH Malayalam Extra"/>
-                <w:color w:val="000000"/>
-                <w:sz w:val="32"/>
-                <w:szCs w:val="40"/>
-                <w:lang w:val="it-IT"/>
-              </w:rPr>
-              <w:lastRenderedPageBreak/>
-              <w:t>ixYxj ¥cty</w:t>
+              <w:t xml:space="preserve"> öKi—ixYxj ¥cty</w:t>
             </w:r>
             <w:r>
               <w:rPr>
@@ -16304,7 +20286,18 @@
                 <w:szCs w:val="40"/>
                 <w:lang w:val="it-IT"/>
               </w:rPr>
-              <w:t>öKi—ixYxjx</w:t>
+              <w:t>öKi—</w:t>
+            </w:r>
+            <w:r>
+              <w:rPr>
+                <w:rFonts w:ascii="BRH Malayalam Extra" w:hAnsi="BRH Malayalam Extra" w:cs="BRH Malayalam Extra"/>
+                <w:color w:val="000000"/>
+                <w:sz w:val="32"/>
+                <w:szCs w:val="40"/>
+                <w:lang w:val="it-IT"/>
+              </w:rPr>
+              <w:lastRenderedPageBreak/>
+              <w:t>ixYxjx</w:t>
             </w:r>
             <w:r>
               <w:rPr>
@@ -32892,27 +36885,7 @@
           <w:sz w:val="28"/>
           <w:szCs w:val="32"/>
         </w:rPr>
-        <w:t>(</w:t>
-      </w:r>
-      <w:proofErr w:type="gramStart"/>
-      <w:r>
-        <w:rPr>
-          <w:b/>
-          <w:bCs/>
-          <w:sz w:val="28"/>
-          <w:szCs w:val="32"/>
-        </w:rPr>
-        <w:t>ignore</w:t>
-      </w:r>
-      <w:proofErr w:type="gramEnd"/>
-      <w:r>
-        <w:rPr>
-          <w:b/>
-          <w:bCs/>
-          <w:sz w:val="28"/>
-          <w:szCs w:val="32"/>
-        </w:rPr>
-        <w:t xml:space="preserve"> those which are already incorporated in your book’s version and date)</w:t>
+        <w:t>(ignore those which are already incorporated in your book’s version and date)</w:t>
       </w:r>
     </w:p>
     <w:tbl>
@@ -33196,7 +37169,7 @@
 </file>
 
 <file path=word/endnotes.xml><?xml version="1.0" encoding="utf-8"?>
-<w:endnotes xmlns:wpc="http://schemas.microsoft.com/office/word/2010/wordprocessingCanvas" xmlns:cx="http://schemas.microsoft.com/office/drawing/2014/chartex" xmlns:cx1="http://schemas.microsoft.com/office/drawing/2015/9/8/chartex" xmlns:cx2="http://schemas.microsoft.com/office/drawing/2015/10/21/chartex" xmlns:cx3="http://schemas.microsoft.com/office/drawing/2016/5/9/chartex" xmlns:cx4="http://schemas.microsoft.com/office/drawing/2016/5/10/chartex" xmlns:cx5="http://schemas.microsoft.com/office/drawing/2016/5/11/chartex" xmlns:cx6="http://schemas.microsoft.com/office/drawing/2016/5/12/chartex" xmlns:cx7="http://schemas.microsoft.com/office/drawing/2016/5/13/chartex" xmlns:cx8="http://schemas.microsoft.com/office/drawing/2016/5/14/chartex" xmlns:mc="http://schemas.openxmlformats.org/markup-compatibility/2006" xmlns:aink="http://schemas.microsoft.com/office/drawing/2016/ink" xmlns:am3d="http://schemas.microsoft.com/office/drawing/2017/model3d" xmlns:o="urn:schemas-microsoft-com:office:office" xmlns:oel="http://schemas.microsoft.com/office/2019/extlst" xmlns:r="http://schemas.openxmlformats.org/officeDocument/2006/relationships" xmlns:m="http://schemas.openxmlformats.org/officeDocument/2006/math" xmlns:v="urn:schemas-microsoft-com:vml" xmlns:wp14="http://schemas.microsoft.com/office/word/2010/wordprocessingDrawing" xmlns:wp="http://schemas.openxmlformats.org/drawingml/2006/wordprocessingDrawing" xmlns:w10="urn:schemas-microsoft-com:office:word" xmlns:w="http://schemas.openxmlformats.org/wordprocessingml/2006/main" xmlns:w14="http://schemas.microsoft.com/office/word/2010/wordml" xmlns:w15="http://schemas.microsoft.com/office/word/2012/wordml" xmlns:w16cex="http://schemas.microsoft.com/office/word/2018/wordml/cex" xmlns:w16cid="http://schemas.microsoft.com/office/word/2016/wordml/cid" xmlns:w16="http://schemas.microsoft.com/office/word/2018/wordml" xmlns:w16sdtdh="http://schemas.microsoft.com/office/word/2020/wordml/sdtdatahash" xmlns:w16se="http://schemas.microsoft.com/office/word/2015/wordml/symex" xmlns:wpg="http://schemas.microsoft.com/office/word/2010/wordprocessingGroup" xmlns:wpi="http://schemas.microsoft.com/office/word/2010/wordprocessingInk" xmlns:wne="http://schemas.microsoft.com/office/word/2006/wordml" xmlns:wps="http://schemas.microsoft.com/office/word/2010/wordprocessingShape" mc:Ignorable="w14 w15 w16se w16cid w16 w16cex w16sdtdh wp14">
+<w:endnotes xmlns:wpc="http://schemas.microsoft.com/office/word/2010/wordprocessingCanvas" xmlns:cx="http://schemas.microsoft.com/office/drawing/2014/chartex" xmlns:cx1="http://schemas.microsoft.com/office/drawing/2015/9/8/chartex" xmlns:cx2="http://schemas.microsoft.com/office/drawing/2015/10/21/chartex" xmlns:cx3="http://schemas.microsoft.com/office/drawing/2016/5/9/chartex" xmlns:cx4="http://schemas.microsoft.com/office/drawing/2016/5/10/chartex" xmlns:cx5="http://schemas.microsoft.com/office/drawing/2016/5/11/chartex" xmlns:cx6="http://schemas.microsoft.com/office/drawing/2016/5/12/chartex" xmlns:cx7="http://schemas.microsoft.com/office/drawing/2016/5/13/chartex" xmlns:cx8="http://schemas.microsoft.com/office/drawing/2016/5/14/chartex" xmlns:mc="http://schemas.openxmlformats.org/markup-compatibility/2006" xmlns:aink="http://schemas.microsoft.com/office/drawing/2016/ink" xmlns:am3d="http://schemas.microsoft.com/office/drawing/2017/model3d" xmlns:o="urn:schemas-microsoft-com:office:office" xmlns:oel="http://schemas.microsoft.com/office/2019/extlst" xmlns:r="http://schemas.openxmlformats.org/officeDocument/2006/relationships" xmlns:m="http://schemas.openxmlformats.org/officeDocument/2006/math" xmlns:v="urn:schemas-microsoft-com:vml" xmlns:wp14="http://schemas.microsoft.com/office/word/2010/wordprocessingDrawing" xmlns:wp="http://schemas.openxmlformats.org/drawingml/2006/wordprocessingDrawing" xmlns:w10="urn:schemas-microsoft-com:office:word" xmlns:w="http://schemas.openxmlformats.org/wordprocessingml/2006/main" xmlns:w14="http://schemas.microsoft.com/office/word/2010/wordml" xmlns:w15="http://schemas.microsoft.com/office/word/2012/wordml" xmlns:w16cex="http://schemas.microsoft.com/office/word/2018/wordml/cex" xmlns:w16cid="http://schemas.microsoft.com/office/word/2016/wordml/cid" xmlns:w16="http://schemas.microsoft.com/office/word/2018/wordml" xmlns:w16du="http://schemas.microsoft.com/office/word/2023/wordml/word16du" xmlns:w16sdtdh="http://schemas.microsoft.com/office/word/2020/wordml/sdtdatahash" xmlns:w16sdtfl="http://schemas.microsoft.com/office/word/2024/wordml/sdtformatlock" xmlns:w16se="http://schemas.microsoft.com/office/word/2015/wordml/symex" xmlns:wpg="http://schemas.microsoft.com/office/word/2010/wordprocessingGroup" xmlns:wpi="http://schemas.microsoft.com/office/word/2010/wordprocessingInk" xmlns:wne="http://schemas.microsoft.com/office/word/2006/wordml" xmlns:wps="http://schemas.microsoft.com/office/word/2010/wordprocessingShape" mc:Ignorable="w14 w15 w16se w16cid w16 w16cex w16sdtdh w16sdtfl w16du wp14">
   <w:endnote w:type="separator" w:id="-1">
     <w:p>
       <w:pPr>
@@ -33221,7 +37194,7 @@
 </file>
 
 <file path=word/footer1.xml><?xml version="1.0" encoding="utf-8"?>
-<w:ftr xmlns:wpc="http://schemas.microsoft.com/office/word/2010/wordprocessingCanvas" xmlns:cx="http://schemas.microsoft.com/office/drawing/2014/chartex" xmlns:cx1="http://schemas.microsoft.com/office/drawing/2015/9/8/chartex" xmlns:cx2="http://schemas.microsoft.com/office/drawing/2015/10/21/chartex" xmlns:cx3="http://schemas.microsoft.com/office/drawing/2016/5/9/chartex" xmlns:cx4="http://schemas.microsoft.com/office/drawing/2016/5/10/chartex" xmlns:cx5="http://schemas.microsoft.com/office/drawing/2016/5/11/chartex" xmlns:cx6="http://schemas.microsoft.com/office/drawing/2016/5/12/chartex" xmlns:cx7="http://schemas.microsoft.com/office/drawing/2016/5/13/chartex" xmlns:cx8="http://schemas.microsoft.com/office/drawing/2016/5/14/chartex" xmlns:mc="http://schemas.openxmlformats.org/markup-compatibility/2006" xmlns:aink="http://schemas.microsoft.com/office/drawing/2016/ink" xmlns:am3d="http://schemas.microsoft.com/office/drawing/2017/model3d" xmlns:o="urn:schemas-microsoft-com:office:office" xmlns:oel="http://schemas.microsoft.com/office/2019/extlst" xmlns:r="http://schemas.openxmlformats.org/officeDocument/2006/relationships" xmlns:m="http://schemas.openxmlformats.org/officeDocument/2006/math" xmlns:v="urn:schemas-microsoft-com:vml" xmlns:wp14="http://schemas.microsoft.com/office/word/2010/wordprocessingDrawing" xmlns:wp="http://schemas.openxmlformats.org/drawingml/2006/wordprocessingDrawing" xmlns:w10="urn:schemas-microsoft-com:office:word" xmlns:w="http://schemas.openxmlformats.org/wordprocessingml/2006/main" xmlns:w14="http://schemas.microsoft.com/office/word/2010/wordml" xmlns:w15="http://schemas.microsoft.com/office/word/2012/wordml" xmlns:w16cex="http://schemas.microsoft.com/office/word/2018/wordml/cex" xmlns:w16cid="http://schemas.microsoft.com/office/word/2016/wordml/cid" xmlns:w16="http://schemas.microsoft.com/office/word/2018/wordml" xmlns:w16sdtdh="http://schemas.microsoft.com/office/word/2020/wordml/sdtdatahash" xmlns:w16se="http://schemas.microsoft.com/office/word/2015/wordml/symex" xmlns:wpg="http://schemas.microsoft.com/office/word/2010/wordprocessingGroup" xmlns:wpi="http://schemas.microsoft.com/office/word/2010/wordprocessingInk" xmlns:wne="http://schemas.microsoft.com/office/word/2006/wordml" xmlns:wps="http://schemas.microsoft.com/office/word/2010/wordprocessingShape" mc:Ignorable="w14 w15 w16se w16cid w16 w16cex w16sdtdh wp14">
+<w:ftr xmlns:wpc="http://schemas.microsoft.com/office/word/2010/wordprocessingCanvas" xmlns:cx="http://schemas.microsoft.com/office/drawing/2014/chartex" xmlns:cx1="http://schemas.microsoft.com/office/drawing/2015/9/8/chartex" xmlns:cx2="http://schemas.microsoft.com/office/drawing/2015/10/21/chartex" xmlns:cx3="http://schemas.microsoft.com/office/drawing/2016/5/9/chartex" xmlns:cx4="http://schemas.microsoft.com/office/drawing/2016/5/10/chartex" xmlns:cx5="http://schemas.microsoft.com/office/drawing/2016/5/11/chartex" xmlns:cx6="http://schemas.microsoft.com/office/drawing/2016/5/12/chartex" xmlns:cx7="http://schemas.microsoft.com/office/drawing/2016/5/13/chartex" xmlns:cx8="http://schemas.microsoft.com/office/drawing/2016/5/14/chartex" xmlns:mc="http://schemas.openxmlformats.org/markup-compatibility/2006" xmlns:aink="http://schemas.microsoft.com/office/drawing/2016/ink" xmlns:am3d="http://schemas.microsoft.com/office/drawing/2017/model3d" xmlns:o="urn:schemas-microsoft-com:office:office" xmlns:oel="http://schemas.microsoft.com/office/2019/extlst" xmlns:r="http://schemas.openxmlformats.org/officeDocument/2006/relationships" xmlns:m="http://schemas.openxmlformats.org/officeDocument/2006/math" xmlns:v="urn:schemas-microsoft-com:vml" xmlns:wp14="http://schemas.microsoft.com/office/word/2010/wordprocessingDrawing" xmlns:wp="http://schemas.openxmlformats.org/drawingml/2006/wordprocessingDrawing" xmlns:w10="urn:schemas-microsoft-com:office:word" xmlns:w="http://schemas.openxmlformats.org/wordprocessingml/2006/main" xmlns:w14="http://schemas.microsoft.com/office/word/2010/wordml" xmlns:w15="http://schemas.microsoft.com/office/word/2012/wordml" xmlns:w16cex="http://schemas.microsoft.com/office/word/2018/wordml/cex" xmlns:w16cid="http://schemas.microsoft.com/office/word/2016/wordml/cid" xmlns:w16="http://schemas.microsoft.com/office/word/2018/wordml" xmlns:w16du="http://schemas.microsoft.com/office/word/2023/wordml/word16du" xmlns:w16sdtdh="http://schemas.microsoft.com/office/word/2020/wordml/sdtdatahash" xmlns:w16sdtfl="http://schemas.microsoft.com/office/word/2024/wordml/sdtformatlock" xmlns:w16se="http://schemas.microsoft.com/office/word/2015/wordml/symex" xmlns:wpg="http://schemas.microsoft.com/office/word/2010/wordprocessingGroup" xmlns:wpi="http://schemas.microsoft.com/office/word/2010/wordprocessingInk" xmlns:wne="http://schemas.microsoft.com/office/word/2006/wordml" xmlns:wps="http://schemas.microsoft.com/office/word/2010/wordprocessingShape" mc:Ignorable="w14 w15 w16se w16cid w16 w16cex w16sdtdh w16sdtfl w16du wp14">
   <w:p>
     <w:pPr>
       <w:pBdr>
@@ -33403,7 +37376,7 @@
 </file>
 
 <file path=word/footer2.xml><?xml version="1.0" encoding="utf-8"?>
-<w:ftr xmlns:wpc="http://schemas.microsoft.com/office/word/2010/wordprocessingCanvas" xmlns:cx="http://schemas.microsoft.com/office/drawing/2014/chartex" xmlns:cx1="http://schemas.microsoft.com/office/drawing/2015/9/8/chartex" xmlns:cx2="http://schemas.microsoft.com/office/drawing/2015/10/21/chartex" xmlns:cx3="http://schemas.microsoft.com/office/drawing/2016/5/9/chartex" xmlns:cx4="http://schemas.microsoft.com/office/drawing/2016/5/10/chartex" xmlns:cx5="http://schemas.microsoft.com/office/drawing/2016/5/11/chartex" xmlns:cx6="http://schemas.microsoft.com/office/drawing/2016/5/12/chartex" xmlns:cx7="http://schemas.microsoft.com/office/drawing/2016/5/13/chartex" xmlns:cx8="http://schemas.microsoft.com/office/drawing/2016/5/14/chartex" xmlns:mc="http://schemas.openxmlformats.org/markup-compatibility/2006" xmlns:aink="http://schemas.microsoft.com/office/drawing/2016/ink" xmlns:am3d="http://schemas.microsoft.com/office/drawing/2017/model3d" xmlns:o="urn:schemas-microsoft-com:office:office" xmlns:oel="http://schemas.microsoft.com/office/2019/extlst" xmlns:r="http://schemas.openxmlformats.org/officeDocument/2006/relationships" xmlns:m="http://schemas.openxmlformats.org/officeDocument/2006/math" xmlns:v="urn:schemas-microsoft-com:vml" xmlns:wp14="http://schemas.microsoft.com/office/word/2010/wordprocessingDrawing" xmlns:wp="http://schemas.openxmlformats.org/drawingml/2006/wordprocessingDrawing" xmlns:w10="urn:schemas-microsoft-com:office:word" xmlns:w="http://schemas.openxmlformats.org/wordprocessingml/2006/main" xmlns:w14="http://schemas.microsoft.com/office/word/2010/wordml" xmlns:w15="http://schemas.microsoft.com/office/word/2012/wordml" xmlns:w16cex="http://schemas.microsoft.com/office/word/2018/wordml/cex" xmlns:w16cid="http://schemas.microsoft.com/office/word/2016/wordml/cid" xmlns:w16="http://schemas.microsoft.com/office/word/2018/wordml" xmlns:w16sdtdh="http://schemas.microsoft.com/office/word/2020/wordml/sdtdatahash" xmlns:w16se="http://schemas.microsoft.com/office/word/2015/wordml/symex" xmlns:wpg="http://schemas.microsoft.com/office/word/2010/wordprocessingGroup" xmlns:wpi="http://schemas.microsoft.com/office/word/2010/wordprocessingInk" xmlns:wne="http://schemas.microsoft.com/office/word/2006/wordml" xmlns:wps="http://schemas.microsoft.com/office/word/2010/wordprocessingShape" mc:Ignorable="w14 w15 w16se w16cid w16 w16cex w16sdtdh wp14">
+<w:ftr xmlns:wpc="http://schemas.microsoft.com/office/word/2010/wordprocessingCanvas" xmlns:cx="http://schemas.microsoft.com/office/drawing/2014/chartex" xmlns:cx1="http://schemas.microsoft.com/office/drawing/2015/9/8/chartex" xmlns:cx2="http://schemas.microsoft.com/office/drawing/2015/10/21/chartex" xmlns:cx3="http://schemas.microsoft.com/office/drawing/2016/5/9/chartex" xmlns:cx4="http://schemas.microsoft.com/office/drawing/2016/5/10/chartex" xmlns:cx5="http://schemas.microsoft.com/office/drawing/2016/5/11/chartex" xmlns:cx6="http://schemas.microsoft.com/office/drawing/2016/5/12/chartex" xmlns:cx7="http://schemas.microsoft.com/office/drawing/2016/5/13/chartex" xmlns:cx8="http://schemas.microsoft.com/office/drawing/2016/5/14/chartex" xmlns:mc="http://schemas.openxmlformats.org/markup-compatibility/2006" xmlns:aink="http://schemas.microsoft.com/office/drawing/2016/ink" xmlns:am3d="http://schemas.microsoft.com/office/drawing/2017/model3d" xmlns:o="urn:schemas-microsoft-com:office:office" xmlns:oel="http://schemas.microsoft.com/office/2019/extlst" xmlns:r="http://schemas.openxmlformats.org/officeDocument/2006/relationships" xmlns:m="http://schemas.openxmlformats.org/officeDocument/2006/math" xmlns:v="urn:schemas-microsoft-com:vml" xmlns:wp14="http://schemas.microsoft.com/office/word/2010/wordprocessingDrawing" xmlns:wp="http://schemas.openxmlformats.org/drawingml/2006/wordprocessingDrawing" xmlns:w10="urn:schemas-microsoft-com:office:word" xmlns:w="http://schemas.openxmlformats.org/wordprocessingml/2006/main" xmlns:w14="http://schemas.microsoft.com/office/word/2010/wordml" xmlns:w15="http://schemas.microsoft.com/office/word/2012/wordml" xmlns:w16cex="http://schemas.microsoft.com/office/word/2018/wordml/cex" xmlns:w16cid="http://schemas.microsoft.com/office/word/2016/wordml/cid" xmlns:w16="http://schemas.microsoft.com/office/word/2018/wordml" xmlns:w16du="http://schemas.microsoft.com/office/word/2023/wordml/word16du" xmlns:w16sdtdh="http://schemas.microsoft.com/office/word/2020/wordml/sdtdatahash" xmlns:w16sdtfl="http://schemas.microsoft.com/office/word/2024/wordml/sdtformatlock" xmlns:w16se="http://schemas.microsoft.com/office/word/2015/wordml/symex" xmlns:wpg="http://schemas.microsoft.com/office/word/2010/wordprocessingGroup" xmlns:wpi="http://schemas.microsoft.com/office/word/2010/wordprocessingInk" xmlns:wne="http://schemas.microsoft.com/office/word/2006/wordml" xmlns:wps="http://schemas.microsoft.com/office/word/2010/wordprocessingShape" mc:Ignorable="w14 w15 w16se w16cid w16 w16cex w16sdtdh w16sdtfl w16du wp14">
   <w:p>
     <w:pPr>
       <w:pBdr>
@@ -33609,7 +37582,7 @@
 </file>
 
 <file path=word/footnotes.xml><?xml version="1.0" encoding="utf-8"?>
-<w:footnotes xmlns:wpc="http://schemas.microsoft.com/office/word/2010/wordprocessingCanvas" xmlns:cx="http://schemas.microsoft.com/office/drawing/2014/chartex" xmlns:cx1="http://schemas.microsoft.com/office/drawing/2015/9/8/chartex" xmlns:cx2="http://schemas.microsoft.com/office/drawing/2015/10/21/chartex" xmlns:cx3="http://schemas.microsoft.com/office/drawing/2016/5/9/chartex" xmlns:cx4="http://schemas.microsoft.com/office/drawing/2016/5/10/chartex" xmlns:cx5="http://schemas.microsoft.com/office/drawing/2016/5/11/chartex" xmlns:cx6="http://schemas.microsoft.com/office/drawing/2016/5/12/chartex" xmlns:cx7="http://schemas.microsoft.com/office/drawing/2016/5/13/chartex" xmlns:cx8="http://schemas.microsoft.com/office/drawing/2016/5/14/chartex" xmlns:mc="http://schemas.openxmlformats.org/markup-compatibility/2006" xmlns:aink="http://schemas.microsoft.com/office/drawing/2016/ink" xmlns:am3d="http://schemas.microsoft.com/office/drawing/2017/model3d" xmlns:o="urn:schemas-microsoft-com:office:office" xmlns:oel="http://schemas.microsoft.com/office/2019/extlst" xmlns:r="http://schemas.openxmlformats.org/officeDocument/2006/relationships" xmlns:m="http://schemas.openxmlformats.org/officeDocument/2006/math" xmlns:v="urn:schemas-microsoft-com:vml" xmlns:wp14="http://schemas.microsoft.com/office/word/2010/wordprocessingDrawing" xmlns:wp="http://schemas.openxmlformats.org/drawingml/2006/wordprocessingDrawing" xmlns:w10="urn:schemas-microsoft-com:office:word" xmlns:w="http://schemas.openxmlformats.org/wordprocessingml/2006/main" xmlns:w14="http://schemas.microsoft.com/office/word/2010/wordml" xmlns:w15="http://schemas.microsoft.com/office/word/2012/wordml" xmlns:w16cex="http://schemas.microsoft.com/office/word/2018/wordml/cex" xmlns:w16cid="http://schemas.microsoft.com/office/word/2016/wordml/cid" xmlns:w16="http://schemas.microsoft.com/office/word/2018/wordml" xmlns:w16sdtdh="http://schemas.microsoft.com/office/word/2020/wordml/sdtdatahash" xmlns:w16se="http://schemas.microsoft.com/office/word/2015/wordml/symex" xmlns:wpg="http://schemas.microsoft.com/office/word/2010/wordprocessingGroup" xmlns:wpi="http://schemas.microsoft.com/office/word/2010/wordprocessingInk" xmlns:wne="http://schemas.microsoft.com/office/word/2006/wordml" xmlns:wps="http://schemas.microsoft.com/office/word/2010/wordprocessingShape" mc:Ignorable="w14 w15 w16se w16cid w16 w16cex w16sdtdh wp14">
+<w:footnotes xmlns:wpc="http://schemas.microsoft.com/office/word/2010/wordprocessingCanvas" xmlns:cx="http://schemas.microsoft.com/office/drawing/2014/chartex" xmlns:cx1="http://schemas.microsoft.com/office/drawing/2015/9/8/chartex" xmlns:cx2="http://schemas.microsoft.com/office/drawing/2015/10/21/chartex" xmlns:cx3="http://schemas.microsoft.com/office/drawing/2016/5/9/chartex" xmlns:cx4="http://schemas.microsoft.com/office/drawing/2016/5/10/chartex" xmlns:cx5="http://schemas.microsoft.com/office/drawing/2016/5/11/chartex" xmlns:cx6="http://schemas.microsoft.com/office/drawing/2016/5/12/chartex" xmlns:cx7="http://schemas.microsoft.com/office/drawing/2016/5/13/chartex" xmlns:cx8="http://schemas.microsoft.com/office/drawing/2016/5/14/chartex" xmlns:mc="http://schemas.openxmlformats.org/markup-compatibility/2006" xmlns:aink="http://schemas.microsoft.com/office/drawing/2016/ink" xmlns:am3d="http://schemas.microsoft.com/office/drawing/2017/model3d" xmlns:o="urn:schemas-microsoft-com:office:office" xmlns:oel="http://schemas.microsoft.com/office/2019/extlst" xmlns:r="http://schemas.openxmlformats.org/officeDocument/2006/relationships" xmlns:m="http://schemas.openxmlformats.org/officeDocument/2006/math" xmlns:v="urn:schemas-microsoft-com:vml" xmlns:wp14="http://schemas.microsoft.com/office/word/2010/wordprocessingDrawing" xmlns:wp="http://schemas.openxmlformats.org/drawingml/2006/wordprocessingDrawing" xmlns:w10="urn:schemas-microsoft-com:office:word" xmlns:w="http://schemas.openxmlformats.org/wordprocessingml/2006/main" xmlns:w14="http://schemas.microsoft.com/office/word/2010/wordml" xmlns:w15="http://schemas.microsoft.com/office/word/2012/wordml" xmlns:w16cex="http://schemas.microsoft.com/office/word/2018/wordml/cex" xmlns:w16cid="http://schemas.microsoft.com/office/word/2016/wordml/cid" xmlns:w16="http://schemas.microsoft.com/office/word/2018/wordml" xmlns:w16du="http://schemas.microsoft.com/office/word/2023/wordml/word16du" xmlns:w16sdtdh="http://schemas.microsoft.com/office/word/2020/wordml/sdtdatahash" xmlns:w16sdtfl="http://schemas.microsoft.com/office/word/2024/wordml/sdtformatlock" xmlns:w16se="http://schemas.microsoft.com/office/word/2015/wordml/symex" xmlns:wpg="http://schemas.microsoft.com/office/word/2010/wordprocessingGroup" xmlns:wpi="http://schemas.microsoft.com/office/word/2010/wordprocessingInk" xmlns:wne="http://schemas.microsoft.com/office/word/2006/wordml" xmlns:wps="http://schemas.microsoft.com/office/word/2010/wordprocessingShape" mc:Ignorable="w14 w15 w16se w16cid w16 w16cex w16sdtdh w16sdtfl w16du wp14">
   <w:footnote w:type="separator" w:id="-1">
     <w:p>
       <w:pPr>
@@ -33634,7 +37607,7 @@
 </file>
 
 <file path=word/header1.xml><?xml version="1.0" encoding="utf-8"?>
-<w:hdr xmlns:wpc="http://schemas.microsoft.com/office/word/2010/wordprocessingCanvas" xmlns:cx="http://schemas.microsoft.com/office/drawing/2014/chartex" xmlns:cx1="http://schemas.microsoft.com/office/drawing/2015/9/8/chartex" xmlns:cx2="http://schemas.microsoft.com/office/drawing/2015/10/21/chartex" xmlns:cx3="http://schemas.microsoft.com/office/drawing/2016/5/9/chartex" xmlns:cx4="http://schemas.microsoft.com/office/drawing/2016/5/10/chartex" xmlns:cx5="http://schemas.microsoft.com/office/drawing/2016/5/11/chartex" xmlns:cx6="http://schemas.microsoft.com/office/drawing/2016/5/12/chartex" xmlns:cx7="http://schemas.microsoft.com/office/drawing/2016/5/13/chartex" xmlns:cx8="http://schemas.microsoft.com/office/drawing/2016/5/14/chartex" xmlns:mc="http://schemas.openxmlformats.org/markup-compatibility/2006" xmlns:aink="http://schemas.microsoft.com/office/drawing/2016/ink" xmlns:am3d="http://schemas.microsoft.com/office/drawing/2017/model3d" xmlns:o="urn:schemas-microsoft-com:office:office" xmlns:oel="http://schemas.microsoft.com/office/2019/extlst" xmlns:r="http://schemas.openxmlformats.org/officeDocument/2006/relationships" xmlns:m="http://schemas.openxmlformats.org/officeDocument/2006/math" xmlns:v="urn:schemas-microsoft-com:vml" xmlns:wp14="http://schemas.microsoft.com/office/word/2010/wordprocessingDrawing" xmlns:wp="http://schemas.openxmlformats.org/drawingml/2006/wordprocessingDrawing" xmlns:w10="urn:schemas-microsoft-com:office:word" xmlns:w="http://schemas.openxmlformats.org/wordprocessingml/2006/main" xmlns:w14="http://schemas.microsoft.com/office/word/2010/wordml" xmlns:w15="http://schemas.microsoft.com/office/word/2012/wordml" xmlns:w16cex="http://schemas.microsoft.com/office/word/2018/wordml/cex" xmlns:w16cid="http://schemas.microsoft.com/office/word/2016/wordml/cid" xmlns:w16="http://schemas.microsoft.com/office/word/2018/wordml" xmlns:w16sdtdh="http://schemas.microsoft.com/office/word/2020/wordml/sdtdatahash" xmlns:w16se="http://schemas.microsoft.com/office/word/2015/wordml/symex" xmlns:wpg="http://schemas.microsoft.com/office/word/2010/wordprocessingGroup" xmlns:wpi="http://schemas.microsoft.com/office/word/2010/wordprocessingInk" xmlns:wne="http://schemas.microsoft.com/office/word/2006/wordml" xmlns:wps="http://schemas.microsoft.com/office/word/2010/wordprocessingShape" mc:Ignorable="w14 w15 w16se w16cid w16 w16cex w16sdtdh wp14">
+<w:hdr xmlns:wpc="http://schemas.microsoft.com/office/word/2010/wordprocessingCanvas" xmlns:cx="http://schemas.microsoft.com/office/drawing/2014/chartex" xmlns:cx1="http://schemas.microsoft.com/office/drawing/2015/9/8/chartex" xmlns:cx2="http://schemas.microsoft.com/office/drawing/2015/10/21/chartex" xmlns:cx3="http://schemas.microsoft.com/office/drawing/2016/5/9/chartex" xmlns:cx4="http://schemas.microsoft.com/office/drawing/2016/5/10/chartex" xmlns:cx5="http://schemas.microsoft.com/office/drawing/2016/5/11/chartex" xmlns:cx6="http://schemas.microsoft.com/office/drawing/2016/5/12/chartex" xmlns:cx7="http://schemas.microsoft.com/office/drawing/2016/5/13/chartex" xmlns:cx8="http://schemas.microsoft.com/office/drawing/2016/5/14/chartex" xmlns:mc="http://schemas.openxmlformats.org/markup-compatibility/2006" xmlns:aink="http://schemas.microsoft.com/office/drawing/2016/ink" xmlns:am3d="http://schemas.microsoft.com/office/drawing/2017/model3d" xmlns:o="urn:schemas-microsoft-com:office:office" xmlns:oel="http://schemas.microsoft.com/office/2019/extlst" xmlns:r="http://schemas.openxmlformats.org/officeDocument/2006/relationships" xmlns:m="http://schemas.openxmlformats.org/officeDocument/2006/math" xmlns:v="urn:schemas-microsoft-com:vml" xmlns:wp14="http://schemas.microsoft.com/office/word/2010/wordprocessingDrawing" xmlns:wp="http://schemas.openxmlformats.org/drawingml/2006/wordprocessingDrawing" xmlns:w10="urn:schemas-microsoft-com:office:word" xmlns:w="http://schemas.openxmlformats.org/wordprocessingml/2006/main" xmlns:w14="http://schemas.microsoft.com/office/word/2010/wordml" xmlns:w15="http://schemas.microsoft.com/office/word/2012/wordml" xmlns:w16cex="http://schemas.microsoft.com/office/word/2018/wordml/cex" xmlns:w16cid="http://schemas.microsoft.com/office/word/2016/wordml/cid" xmlns:w16="http://schemas.microsoft.com/office/word/2018/wordml" xmlns:w16du="http://schemas.microsoft.com/office/word/2023/wordml/word16du" xmlns:w16sdtdh="http://schemas.microsoft.com/office/word/2020/wordml/sdtdatahash" xmlns:w16sdtfl="http://schemas.microsoft.com/office/word/2024/wordml/sdtformatlock" xmlns:w16se="http://schemas.microsoft.com/office/word/2015/wordml/symex" xmlns:wpg="http://schemas.microsoft.com/office/word/2010/wordprocessingGroup" xmlns:wpi="http://schemas.microsoft.com/office/word/2010/wordprocessingInk" xmlns:wne="http://schemas.microsoft.com/office/word/2006/wordml" xmlns:wps="http://schemas.microsoft.com/office/word/2010/wordprocessingShape" mc:Ignorable="w14 w15 w16se w16cid w16 w16cex w16sdtdh w16sdtfl w16du wp14">
   <w:p>
     <w:pPr>
       <w:pStyle w:val="Header"/>
@@ -33655,7 +37628,7 @@
 </file>
 
 <file path=word/header2.xml><?xml version="1.0" encoding="utf-8"?>
-<w:hdr xmlns:wpc="http://schemas.microsoft.com/office/word/2010/wordprocessingCanvas" xmlns:cx="http://schemas.microsoft.com/office/drawing/2014/chartex" xmlns:cx1="http://schemas.microsoft.com/office/drawing/2015/9/8/chartex" xmlns:cx2="http://schemas.microsoft.com/office/drawing/2015/10/21/chartex" xmlns:cx3="http://schemas.microsoft.com/office/drawing/2016/5/9/chartex" xmlns:cx4="http://schemas.microsoft.com/office/drawing/2016/5/10/chartex" xmlns:cx5="http://schemas.microsoft.com/office/drawing/2016/5/11/chartex" xmlns:cx6="http://schemas.microsoft.com/office/drawing/2016/5/12/chartex" xmlns:cx7="http://schemas.microsoft.com/office/drawing/2016/5/13/chartex" xmlns:cx8="http://schemas.microsoft.com/office/drawing/2016/5/14/chartex" xmlns:mc="http://schemas.openxmlformats.org/markup-compatibility/2006" xmlns:aink="http://schemas.microsoft.com/office/drawing/2016/ink" xmlns:am3d="http://schemas.microsoft.com/office/drawing/2017/model3d" xmlns:o="urn:schemas-microsoft-com:office:office" xmlns:oel="http://schemas.microsoft.com/office/2019/extlst" xmlns:r="http://schemas.openxmlformats.org/officeDocument/2006/relationships" xmlns:m="http://schemas.openxmlformats.org/officeDocument/2006/math" xmlns:v="urn:schemas-microsoft-com:vml" xmlns:wp14="http://schemas.microsoft.com/office/word/2010/wordprocessingDrawing" xmlns:wp="http://schemas.openxmlformats.org/drawingml/2006/wordprocessingDrawing" xmlns:w10="urn:schemas-microsoft-com:office:word" xmlns:w="http://schemas.openxmlformats.org/wordprocessingml/2006/main" xmlns:w14="http://schemas.microsoft.com/office/word/2010/wordml" xmlns:w15="http://schemas.microsoft.com/office/word/2012/wordml" xmlns:w16cex="http://schemas.microsoft.com/office/word/2018/wordml/cex" xmlns:w16cid="http://schemas.microsoft.com/office/word/2016/wordml/cid" xmlns:w16="http://schemas.microsoft.com/office/word/2018/wordml" xmlns:w16sdtdh="http://schemas.microsoft.com/office/word/2020/wordml/sdtdatahash" xmlns:w16se="http://schemas.microsoft.com/office/word/2015/wordml/symex" xmlns:wpg="http://schemas.microsoft.com/office/word/2010/wordprocessingGroup" xmlns:wpi="http://schemas.microsoft.com/office/word/2010/wordprocessingInk" xmlns:wne="http://schemas.microsoft.com/office/word/2006/wordml" xmlns:wps="http://schemas.microsoft.com/office/word/2010/wordprocessingShape" mc:Ignorable="w14 w15 w16se w16cid w16 w16cex w16sdtdh wp14">
+<w:hdr xmlns:wpc="http://schemas.microsoft.com/office/word/2010/wordprocessingCanvas" xmlns:cx="http://schemas.microsoft.com/office/drawing/2014/chartex" xmlns:cx1="http://schemas.microsoft.com/office/drawing/2015/9/8/chartex" xmlns:cx2="http://schemas.microsoft.com/office/drawing/2015/10/21/chartex" xmlns:cx3="http://schemas.microsoft.com/office/drawing/2016/5/9/chartex" xmlns:cx4="http://schemas.microsoft.com/office/drawing/2016/5/10/chartex" xmlns:cx5="http://schemas.microsoft.com/office/drawing/2016/5/11/chartex" xmlns:cx6="http://schemas.microsoft.com/office/drawing/2016/5/12/chartex" xmlns:cx7="http://schemas.microsoft.com/office/drawing/2016/5/13/chartex" xmlns:cx8="http://schemas.microsoft.com/office/drawing/2016/5/14/chartex" xmlns:mc="http://schemas.openxmlformats.org/markup-compatibility/2006" xmlns:aink="http://schemas.microsoft.com/office/drawing/2016/ink" xmlns:am3d="http://schemas.microsoft.com/office/drawing/2017/model3d" xmlns:o="urn:schemas-microsoft-com:office:office" xmlns:oel="http://schemas.microsoft.com/office/2019/extlst" xmlns:r="http://schemas.openxmlformats.org/officeDocument/2006/relationships" xmlns:m="http://schemas.openxmlformats.org/officeDocument/2006/math" xmlns:v="urn:schemas-microsoft-com:vml" xmlns:wp14="http://schemas.microsoft.com/office/word/2010/wordprocessingDrawing" xmlns:wp="http://schemas.openxmlformats.org/drawingml/2006/wordprocessingDrawing" xmlns:w10="urn:schemas-microsoft-com:office:word" xmlns:w="http://schemas.openxmlformats.org/wordprocessingml/2006/main" xmlns:w14="http://schemas.microsoft.com/office/word/2010/wordml" xmlns:w15="http://schemas.microsoft.com/office/word/2012/wordml" xmlns:w16cex="http://schemas.microsoft.com/office/word/2018/wordml/cex" xmlns:w16cid="http://schemas.microsoft.com/office/word/2016/wordml/cid" xmlns:w16="http://schemas.microsoft.com/office/word/2018/wordml" xmlns:w16du="http://schemas.microsoft.com/office/word/2023/wordml/word16du" xmlns:w16sdtdh="http://schemas.microsoft.com/office/word/2020/wordml/sdtdatahash" xmlns:w16sdtfl="http://schemas.microsoft.com/office/word/2024/wordml/sdtformatlock" xmlns:w16se="http://schemas.microsoft.com/office/word/2015/wordml/symex" xmlns:wpg="http://schemas.microsoft.com/office/word/2010/wordprocessingGroup" xmlns:wpi="http://schemas.microsoft.com/office/word/2010/wordprocessingInk" xmlns:wne="http://schemas.microsoft.com/office/word/2006/wordml" xmlns:wps="http://schemas.microsoft.com/office/word/2010/wordprocessingShape" mc:Ignorable="w14 w15 w16se w16cid w16 w16cex w16sdtdh w16sdtfl w16du wp14">
   <w:p>
     <w:pPr>
       <w:pStyle w:val="Header"/>
@@ -33668,7 +37641,7 @@
 </file>
 
 <file path=word/styles.xml><?xml version="1.0" encoding="utf-8"?>
-<w:styles xmlns:mc="http://schemas.openxmlformats.org/markup-compatibility/2006" xmlns:r="http://schemas.openxmlformats.org/officeDocument/2006/relationships" xmlns:w="http://schemas.openxmlformats.org/wordprocessingml/2006/main" xmlns:w14="http://schemas.microsoft.com/office/word/2010/wordml" xmlns:w15="http://schemas.microsoft.com/office/word/2012/wordml" xmlns:w16cex="http://schemas.microsoft.com/office/word/2018/wordml/cex" xmlns:w16cid="http://schemas.microsoft.com/office/word/2016/wordml/cid" xmlns:w16="http://schemas.microsoft.com/office/word/2018/wordml" xmlns:w16sdtdh="http://schemas.microsoft.com/office/word/2020/wordml/sdtdatahash" xmlns:w16se="http://schemas.microsoft.com/office/word/2015/wordml/symex" mc:Ignorable="w14 w15 w16se w16cid w16 w16cex w16sdtdh">
+<w:styles xmlns:mc="http://schemas.openxmlformats.org/markup-compatibility/2006" xmlns:r="http://schemas.openxmlformats.org/officeDocument/2006/relationships" xmlns:w="http://schemas.openxmlformats.org/wordprocessingml/2006/main" xmlns:w14="http://schemas.microsoft.com/office/word/2010/wordml" xmlns:w15="http://schemas.microsoft.com/office/word/2012/wordml" xmlns:w16cex="http://schemas.microsoft.com/office/word/2018/wordml/cex" xmlns:w16cid="http://schemas.microsoft.com/office/word/2016/wordml/cid" xmlns:w16="http://schemas.microsoft.com/office/word/2018/wordml" xmlns:w16du="http://schemas.microsoft.com/office/word/2023/wordml/word16du" xmlns:w16sdtdh="http://schemas.microsoft.com/office/word/2020/wordml/sdtdatahash" xmlns:w16sdtfl="http://schemas.microsoft.com/office/word/2024/wordml/sdtformatlock" xmlns:w16se="http://schemas.microsoft.com/office/word/2015/wordml/symex" mc:Ignorable="w14 w15 w16se w16cid w16 w16cex w16sdtdh w16sdtfl w16du">
   <w:docDefaults>
     <w:rPrDefault>
       <w:rPr>

--- a/TS Jatai Ghanam Project/TS 2.4/TS 2.4 Ghanam Malayalam Corrections.docx
+++ b/TS Jatai Ghanam Project/TS 2.4/TS 2.4 Ghanam Malayalam Corrections.docx
@@ -1,6 +1,6 @@
 
 <file path=word/document.xml><?xml version="1.0" encoding="utf-8"?>
-<w:document xmlns:wpc="http://schemas.microsoft.com/office/word/2010/wordprocessingCanvas" xmlns:cx="http://schemas.microsoft.com/office/drawing/2014/chartex" xmlns:cx1="http://schemas.microsoft.com/office/drawing/2015/9/8/chartex" xmlns:cx2="http://schemas.microsoft.com/office/drawing/2015/10/21/chartex" xmlns:cx3="http://schemas.microsoft.com/office/drawing/2016/5/9/chartex" xmlns:cx4="http://schemas.microsoft.com/office/drawing/2016/5/10/chartex" xmlns:cx5="http://schemas.microsoft.com/office/drawing/2016/5/11/chartex" xmlns:cx6="http://schemas.microsoft.com/office/drawing/2016/5/12/chartex" xmlns:cx7="http://schemas.microsoft.com/office/drawing/2016/5/13/chartex" xmlns:cx8="http://schemas.microsoft.com/office/drawing/2016/5/14/chartex" xmlns:mc="http://schemas.openxmlformats.org/markup-compatibility/2006" xmlns:aink="http://schemas.microsoft.com/office/drawing/2016/ink" xmlns:am3d="http://schemas.microsoft.com/office/drawing/2017/model3d" xmlns:o="urn:schemas-microsoft-com:office:office" xmlns:oel="http://schemas.microsoft.com/office/2019/extlst" xmlns:r="http://schemas.openxmlformats.org/officeDocument/2006/relationships" xmlns:m="http://schemas.openxmlformats.org/officeDocument/2006/math" xmlns:v="urn:schemas-microsoft-com:vml" xmlns:wp14="http://schemas.microsoft.com/office/word/2010/wordprocessingDrawing" xmlns:wp="http://schemas.openxmlformats.org/drawingml/2006/wordprocessingDrawing" xmlns:w10="urn:schemas-microsoft-com:office:word" xmlns:w="http://schemas.openxmlformats.org/wordprocessingml/2006/main" xmlns:w14="http://schemas.microsoft.com/office/word/2010/wordml" xmlns:w15="http://schemas.microsoft.com/office/word/2012/wordml" xmlns:w16cex="http://schemas.microsoft.com/office/word/2018/wordml/cex" xmlns:w16cid="http://schemas.microsoft.com/office/word/2016/wordml/cid" xmlns:w16="http://schemas.microsoft.com/office/word/2018/wordml" xmlns:w16du="http://schemas.microsoft.com/office/word/2023/wordml/word16du" xmlns:w16sdtdh="http://schemas.microsoft.com/office/word/2020/wordml/sdtdatahash" xmlns:w16sdtfl="http://schemas.microsoft.com/office/word/2024/wordml/sdtformatlock" xmlns:w16se="http://schemas.microsoft.com/office/word/2015/wordml/symex" xmlns:wpg="http://schemas.microsoft.com/office/word/2010/wordprocessingGroup" xmlns:wpi="http://schemas.microsoft.com/office/word/2010/wordprocessingInk" xmlns:wne="http://schemas.microsoft.com/office/word/2006/wordml" xmlns:wps="http://schemas.microsoft.com/office/word/2010/wordprocessingShape" mc:Ignorable="w14 w15 w16se w16cid w16 w16cex w16sdtdh w16sdtfl w16du wp14">
+<w:document xmlns:wpc="http://schemas.microsoft.com/office/word/2010/wordprocessingCanvas" xmlns:cx="http://schemas.microsoft.com/office/drawing/2014/chartex" xmlns:cx1="http://schemas.microsoft.com/office/drawing/2015/9/8/chartex" xmlns:cx2="http://schemas.microsoft.com/office/drawing/2015/10/21/chartex" xmlns:cx3="http://schemas.microsoft.com/office/drawing/2016/5/9/chartex" xmlns:cx4="http://schemas.microsoft.com/office/drawing/2016/5/10/chartex" xmlns:cx5="http://schemas.microsoft.com/office/drawing/2016/5/11/chartex" xmlns:cx6="http://schemas.microsoft.com/office/drawing/2016/5/12/chartex" xmlns:cx7="http://schemas.microsoft.com/office/drawing/2016/5/13/chartex" xmlns:cx8="http://schemas.microsoft.com/office/drawing/2016/5/14/chartex" xmlns:mc="http://schemas.openxmlformats.org/markup-compatibility/2006" xmlns:aink="http://schemas.microsoft.com/office/drawing/2016/ink" xmlns:am3d="http://schemas.microsoft.com/office/drawing/2017/model3d" xmlns:o="urn:schemas-microsoft-com:office:office" xmlns:oel="http://schemas.microsoft.com/office/2019/extlst" xmlns:r="http://schemas.openxmlformats.org/officeDocument/2006/relationships" xmlns:m="http://schemas.openxmlformats.org/officeDocument/2006/math" xmlns:v="urn:schemas-microsoft-com:vml" xmlns:wp14="http://schemas.microsoft.com/office/word/2010/wordprocessingDrawing" xmlns:wp="http://schemas.openxmlformats.org/drawingml/2006/wordprocessingDrawing" xmlns:w10="urn:schemas-microsoft-com:office:word" xmlns:w="http://schemas.openxmlformats.org/wordprocessingml/2006/main" xmlns:w14="http://schemas.microsoft.com/office/word/2010/wordml" xmlns:w15="http://schemas.microsoft.com/office/word/2012/wordml" xmlns:w16cei="http://schemas.microsoft.com/office/word/2026/wordml/cei" xmlns:w16cex="http://schemas.microsoft.com/office/word/2018/wordml/cex" xmlns:w16cid="http://schemas.microsoft.com/office/word/2016/wordml/cid" xmlns:w16="http://schemas.microsoft.com/office/word/2018/wordml" xmlns:w16du="http://schemas.microsoft.com/office/word/2023/wordml/word16du" xmlns:w16sdtdh="http://schemas.microsoft.com/office/word/2020/wordml/sdtdatahash" xmlns:w16sdtfl="http://schemas.microsoft.com/office/word/2024/wordml/sdtformatlock" xmlns:w16se="http://schemas.microsoft.com/office/word/2015/wordml/symex" xmlns:wpg="http://schemas.microsoft.com/office/word/2010/wordprocessingGroup" xmlns:wpi="http://schemas.microsoft.com/office/word/2010/wordprocessingInk" xmlns:wne="http://schemas.microsoft.com/office/word/2006/wordml" xmlns:wps="http://schemas.microsoft.com/office/word/2010/wordprocessingShape" mc:Ignorable="w14 w15 w16se w16cid w16 w16cex w16sdtdh w16sdtfl w16du wp14">
   <w:body>
     <w:p>
       <w:pPr>
@@ -42,9 +42,8 @@
           <w:szCs w:val="32"/>
           <w:u w:val="single"/>
         </w:rPr>
-        <w:t xml:space="preserve"> – TS 2.4 Malayalam Corrections – Observed </w:t>
+        <w:t xml:space="preserve"> – TS 2.4 Malayalam Corrections – Observed till </w:t>
       </w:r>
-      <w:proofErr w:type="gramStart"/>
       <w:r>
         <w:rPr>
           <w:b/>
@@ -53,20 +52,8 @@
           <w:szCs w:val="32"/>
           <w:u w:val="single"/>
         </w:rPr>
-        <w:t xml:space="preserve">till </w:t>
+        <w:t>31st July 2026</w:t>
       </w:r>
-      <w:r>
-        <w:rPr>
-          <w:b/>
-          <w:bCs/>
-          <w:sz w:val="32"/>
-          <w:szCs w:val="32"/>
-          <w:highlight w:val="red"/>
-          <w:u w:val="single"/>
-        </w:rPr>
-        <w:t>??????</w:t>
-      </w:r>
-      <w:proofErr w:type="gramEnd"/>
     </w:p>
     <w:p>
       <w:pPr>
@@ -2954,51 +2941,56 @@
           </w:p>
         </w:tc>
       </w:tr>
-      <w:tr>
-        <w:trPr>
-          <w:trHeight w:val="1227"/>
-        </w:trPr>
-        <w:tc>
-          <w:tcPr>
-            <w:tcW w:w="7308" w:type="dxa"/>
-          </w:tcPr>
-          <w:p>
-            <w:pPr>
-              <w:widowControl w:val="0"/>
-              <w:autoSpaceDE w:val="0"/>
-              <w:autoSpaceDN w:val="0"/>
-              <w:adjustRightInd w:val="0"/>
-              <w:spacing w:before="0" w:line="240" w:lineRule="auto"/>
-              <w:rPr>
-                <w:rFonts w:cs="BRH Malayalam Extra"/>
-                <w:color w:val="000000"/>
-                <w:szCs w:val="40"/>
-              </w:rPr>
-            </w:pPr>
-          </w:p>
-        </w:tc>
-        <w:tc>
-          <w:tcPr>
-            <w:tcW w:w="7513" w:type="dxa"/>
-            <w:gridSpan w:val="2"/>
-          </w:tcPr>
-          <w:p>
-            <w:pPr>
-              <w:widowControl w:val="0"/>
-              <w:autoSpaceDE w:val="0"/>
-              <w:autoSpaceDN w:val="0"/>
-              <w:adjustRightInd w:val="0"/>
-              <w:spacing w:before="0" w:line="240" w:lineRule="auto"/>
-              <w:rPr>
-                <w:rFonts w:cs="BRH Malayalam Extra"/>
-                <w:color w:val="000000"/>
-                <w:szCs w:val="40"/>
-              </w:rPr>
-            </w:pPr>
-          </w:p>
-        </w:tc>
-      </w:tr>
     </w:tbl>
+    <w:p>
+      <w:pPr>
+        <w:spacing w:before="0" w:line="240" w:lineRule="auto"/>
+        <w:jc w:val="center"/>
+        <w:rPr>
+          <w:b/>
+          <w:bCs/>
+          <w:sz w:val="32"/>
+          <w:szCs w:val="32"/>
+          <w:u w:val="single"/>
+        </w:rPr>
+      </w:pPr>
+      <w:r>
+        <w:rPr>
+          <w:b/>
+          <w:bCs/>
+          <w:sz w:val="32"/>
+          <w:szCs w:val="32"/>
+          <w:u w:val="single"/>
+        </w:rPr>
+        <w:t>===========</w:t>
+      </w:r>
+    </w:p>
+    <w:p>
+      <w:pPr>
+        <w:spacing w:before="0" w:line="240" w:lineRule="auto"/>
+        <w:jc w:val="center"/>
+        <w:rPr>
+          <w:b/>
+          <w:bCs/>
+          <w:sz w:val="32"/>
+          <w:szCs w:val="32"/>
+          <w:u w:val="single"/>
+        </w:rPr>
+      </w:pPr>
+    </w:p>
+    <w:p>
+      <w:pPr>
+        <w:spacing w:before="0" w:line="240" w:lineRule="auto"/>
+        <w:jc w:val="center"/>
+        <w:rPr>
+          <w:b/>
+          <w:bCs/>
+          <w:sz w:val="32"/>
+          <w:szCs w:val="32"/>
+          <w:u w:val="single"/>
+        </w:rPr>
+      </w:pPr>
+    </w:p>
     <w:p>
       <w:pPr>
         <w:spacing w:before="0" w:line="240" w:lineRule="auto"/>
@@ -37169,7 +37161,7 @@
 </file>
 
 <file path=word/endnotes.xml><?xml version="1.0" encoding="utf-8"?>
-<w:endnotes xmlns:wpc="http://schemas.microsoft.com/office/word/2010/wordprocessingCanvas" xmlns:cx="http://schemas.microsoft.com/office/drawing/2014/chartex" xmlns:cx1="http://schemas.microsoft.com/office/drawing/2015/9/8/chartex" xmlns:cx2="http://schemas.microsoft.com/office/drawing/2015/10/21/chartex" xmlns:cx3="http://schemas.microsoft.com/office/drawing/2016/5/9/chartex" xmlns:cx4="http://schemas.microsoft.com/office/drawing/2016/5/10/chartex" xmlns:cx5="http://schemas.microsoft.com/office/drawing/2016/5/11/chartex" xmlns:cx6="http://schemas.microsoft.com/office/drawing/2016/5/12/chartex" xmlns:cx7="http://schemas.microsoft.com/office/drawing/2016/5/13/chartex" xmlns:cx8="http://schemas.microsoft.com/office/drawing/2016/5/14/chartex" xmlns:mc="http://schemas.openxmlformats.org/markup-compatibility/2006" xmlns:aink="http://schemas.microsoft.com/office/drawing/2016/ink" xmlns:am3d="http://schemas.microsoft.com/office/drawing/2017/model3d" xmlns:o="urn:schemas-microsoft-com:office:office" xmlns:oel="http://schemas.microsoft.com/office/2019/extlst" xmlns:r="http://schemas.openxmlformats.org/officeDocument/2006/relationships" xmlns:m="http://schemas.openxmlformats.org/officeDocument/2006/math" xmlns:v="urn:schemas-microsoft-com:vml" xmlns:wp14="http://schemas.microsoft.com/office/word/2010/wordprocessingDrawing" xmlns:wp="http://schemas.openxmlformats.org/drawingml/2006/wordprocessingDrawing" xmlns:w10="urn:schemas-microsoft-com:office:word" xmlns:w="http://schemas.openxmlformats.org/wordprocessingml/2006/main" xmlns:w14="http://schemas.microsoft.com/office/word/2010/wordml" xmlns:w15="http://schemas.microsoft.com/office/word/2012/wordml" xmlns:w16cex="http://schemas.microsoft.com/office/word/2018/wordml/cex" xmlns:w16cid="http://schemas.microsoft.com/office/word/2016/wordml/cid" xmlns:w16="http://schemas.microsoft.com/office/word/2018/wordml" xmlns:w16du="http://schemas.microsoft.com/office/word/2023/wordml/word16du" xmlns:w16sdtdh="http://schemas.microsoft.com/office/word/2020/wordml/sdtdatahash" xmlns:w16sdtfl="http://schemas.microsoft.com/office/word/2024/wordml/sdtformatlock" xmlns:w16se="http://schemas.microsoft.com/office/word/2015/wordml/symex" xmlns:wpg="http://schemas.microsoft.com/office/word/2010/wordprocessingGroup" xmlns:wpi="http://schemas.microsoft.com/office/word/2010/wordprocessingInk" xmlns:wne="http://schemas.microsoft.com/office/word/2006/wordml" xmlns:wps="http://schemas.microsoft.com/office/word/2010/wordprocessingShape" mc:Ignorable="w14 w15 w16se w16cid w16 w16cex w16sdtdh w16sdtfl w16du wp14">
+<w:endnotes xmlns:wpc="http://schemas.microsoft.com/office/word/2010/wordprocessingCanvas" xmlns:cx="http://schemas.microsoft.com/office/drawing/2014/chartex" xmlns:cx1="http://schemas.microsoft.com/office/drawing/2015/9/8/chartex" xmlns:cx2="http://schemas.microsoft.com/office/drawing/2015/10/21/chartex" xmlns:cx3="http://schemas.microsoft.com/office/drawing/2016/5/9/chartex" xmlns:cx4="http://schemas.microsoft.com/office/drawing/2016/5/10/chartex" xmlns:cx5="http://schemas.microsoft.com/office/drawing/2016/5/11/chartex" xmlns:cx6="http://schemas.microsoft.com/office/drawing/2016/5/12/chartex" xmlns:cx7="http://schemas.microsoft.com/office/drawing/2016/5/13/chartex" xmlns:cx8="http://schemas.microsoft.com/office/drawing/2016/5/14/chartex" xmlns:mc="http://schemas.openxmlformats.org/markup-compatibility/2006" xmlns:aink="http://schemas.microsoft.com/office/drawing/2016/ink" xmlns:am3d="http://schemas.microsoft.com/office/drawing/2017/model3d" xmlns:o="urn:schemas-microsoft-com:office:office" xmlns:oel="http://schemas.microsoft.com/office/2019/extlst" xmlns:r="http://schemas.openxmlformats.org/officeDocument/2006/relationships" xmlns:m="http://schemas.openxmlformats.org/officeDocument/2006/math" xmlns:v="urn:schemas-microsoft-com:vml" xmlns:wp14="http://schemas.microsoft.com/office/word/2010/wordprocessingDrawing" xmlns:wp="http://schemas.openxmlformats.org/drawingml/2006/wordprocessingDrawing" xmlns:w10="urn:schemas-microsoft-com:office:word" xmlns:w="http://schemas.openxmlformats.org/wordprocessingml/2006/main" xmlns:w14="http://schemas.microsoft.com/office/word/2010/wordml" xmlns:w15="http://schemas.microsoft.com/office/word/2012/wordml" xmlns:w16cei="http://schemas.microsoft.com/office/word/2026/wordml/cei" xmlns:w16cex="http://schemas.microsoft.com/office/word/2018/wordml/cex" xmlns:w16cid="http://schemas.microsoft.com/office/word/2016/wordml/cid" xmlns:w16="http://schemas.microsoft.com/office/word/2018/wordml" xmlns:w16du="http://schemas.microsoft.com/office/word/2023/wordml/word16du" xmlns:w16sdtdh="http://schemas.microsoft.com/office/word/2020/wordml/sdtdatahash" xmlns:w16sdtfl="http://schemas.microsoft.com/office/word/2024/wordml/sdtformatlock" xmlns:w16se="http://schemas.microsoft.com/office/word/2015/wordml/symex" xmlns:wpg="http://schemas.microsoft.com/office/word/2010/wordprocessingGroup" xmlns:wpi="http://schemas.microsoft.com/office/word/2010/wordprocessingInk" xmlns:wne="http://schemas.microsoft.com/office/word/2006/wordml" xmlns:wps="http://schemas.microsoft.com/office/word/2010/wordprocessingShape" mc:Ignorable="w14 w15 w16se w16cid w16 w16cex w16sdtdh w16sdtfl w16du wp14">
   <w:endnote w:type="separator" w:id="-1">
     <w:p>
       <w:pPr>
@@ -37194,7 +37186,7 @@
 </file>
 
 <file path=word/footer1.xml><?xml version="1.0" encoding="utf-8"?>
-<w:ftr xmlns:wpc="http://schemas.microsoft.com/office/word/2010/wordprocessingCanvas" xmlns:cx="http://schemas.microsoft.com/office/drawing/2014/chartex" xmlns:cx1="http://schemas.microsoft.com/office/drawing/2015/9/8/chartex" xmlns:cx2="http://schemas.microsoft.com/office/drawing/2015/10/21/chartex" xmlns:cx3="http://schemas.microsoft.com/office/drawing/2016/5/9/chartex" xmlns:cx4="http://schemas.microsoft.com/office/drawing/2016/5/10/chartex" xmlns:cx5="http://schemas.microsoft.com/office/drawing/2016/5/11/chartex" xmlns:cx6="http://schemas.microsoft.com/office/drawing/2016/5/12/chartex" xmlns:cx7="http://schemas.microsoft.com/office/drawing/2016/5/13/chartex" xmlns:cx8="http://schemas.microsoft.com/office/drawing/2016/5/14/chartex" xmlns:mc="http://schemas.openxmlformats.org/markup-compatibility/2006" xmlns:aink="http://schemas.microsoft.com/office/drawing/2016/ink" xmlns:am3d="http://schemas.microsoft.com/office/drawing/2017/model3d" xmlns:o="urn:schemas-microsoft-com:office:office" xmlns:oel="http://schemas.microsoft.com/office/2019/extlst" xmlns:r="http://schemas.openxmlformats.org/officeDocument/2006/relationships" xmlns:m="http://schemas.openxmlformats.org/officeDocument/2006/math" xmlns:v="urn:schemas-microsoft-com:vml" xmlns:wp14="http://schemas.microsoft.com/office/word/2010/wordprocessingDrawing" xmlns:wp="http://schemas.openxmlformats.org/drawingml/2006/wordprocessingDrawing" xmlns:w10="urn:schemas-microsoft-com:office:word" xmlns:w="http://schemas.openxmlformats.org/wordprocessingml/2006/main" xmlns:w14="http://schemas.microsoft.com/office/word/2010/wordml" xmlns:w15="http://schemas.microsoft.com/office/word/2012/wordml" xmlns:w16cex="http://schemas.microsoft.com/office/word/2018/wordml/cex" xmlns:w16cid="http://schemas.microsoft.com/office/word/2016/wordml/cid" xmlns:w16="http://schemas.microsoft.com/office/word/2018/wordml" xmlns:w16du="http://schemas.microsoft.com/office/word/2023/wordml/word16du" xmlns:w16sdtdh="http://schemas.microsoft.com/office/word/2020/wordml/sdtdatahash" xmlns:w16sdtfl="http://schemas.microsoft.com/office/word/2024/wordml/sdtformatlock" xmlns:w16se="http://schemas.microsoft.com/office/word/2015/wordml/symex" xmlns:wpg="http://schemas.microsoft.com/office/word/2010/wordprocessingGroup" xmlns:wpi="http://schemas.microsoft.com/office/word/2010/wordprocessingInk" xmlns:wne="http://schemas.microsoft.com/office/word/2006/wordml" xmlns:wps="http://schemas.microsoft.com/office/word/2010/wordprocessingShape" mc:Ignorable="w14 w15 w16se w16cid w16 w16cex w16sdtdh w16sdtfl w16du wp14">
+<w:ftr xmlns:wpc="http://schemas.microsoft.com/office/word/2010/wordprocessingCanvas" xmlns:cx="http://schemas.microsoft.com/office/drawing/2014/chartex" xmlns:cx1="http://schemas.microsoft.com/office/drawing/2015/9/8/chartex" xmlns:cx2="http://schemas.microsoft.com/office/drawing/2015/10/21/chartex" xmlns:cx3="http://schemas.microsoft.com/office/drawing/2016/5/9/chartex" xmlns:cx4="http://schemas.microsoft.com/office/drawing/2016/5/10/chartex" xmlns:cx5="http://schemas.microsoft.com/office/drawing/2016/5/11/chartex" xmlns:cx6="http://schemas.microsoft.com/office/drawing/2016/5/12/chartex" xmlns:cx7="http://schemas.microsoft.com/office/drawing/2016/5/13/chartex" xmlns:cx8="http://schemas.microsoft.com/office/drawing/2016/5/14/chartex" xmlns:mc="http://schemas.openxmlformats.org/markup-compatibility/2006" xmlns:aink="http://schemas.microsoft.com/office/drawing/2016/ink" xmlns:am3d="http://schemas.microsoft.com/office/drawing/2017/model3d" xmlns:o="urn:schemas-microsoft-com:office:office" xmlns:oel="http://schemas.microsoft.com/office/2019/extlst" xmlns:r="http://schemas.openxmlformats.org/officeDocument/2006/relationships" xmlns:m="http://schemas.openxmlformats.org/officeDocument/2006/math" xmlns:v="urn:schemas-microsoft-com:vml" xmlns:wp14="http://schemas.microsoft.com/office/word/2010/wordprocessingDrawing" xmlns:wp="http://schemas.openxmlformats.org/drawingml/2006/wordprocessingDrawing" xmlns:w10="urn:schemas-microsoft-com:office:word" xmlns:w="http://schemas.openxmlformats.org/wordprocessingml/2006/main" xmlns:w14="http://schemas.microsoft.com/office/word/2010/wordml" xmlns:w15="http://schemas.microsoft.com/office/word/2012/wordml" xmlns:w16cei="http://schemas.microsoft.com/office/word/2026/wordml/cei" xmlns:w16cex="http://schemas.microsoft.com/office/word/2018/wordml/cex" xmlns:w16cid="http://schemas.microsoft.com/office/word/2016/wordml/cid" xmlns:w16="http://schemas.microsoft.com/office/word/2018/wordml" xmlns:w16du="http://schemas.microsoft.com/office/word/2023/wordml/word16du" xmlns:w16sdtdh="http://schemas.microsoft.com/office/word/2020/wordml/sdtdatahash" xmlns:w16sdtfl="http://schemas.microsoft.com/office/word/2024/wordml/sdtformatlock" xmlns:w16se="http://schemas.microsoft.com/office/word/2015/wordml/symex" xmlns:wpg="http://schemas.microsoft.com/office/word/2010/wordprocessingGroup" xmlns:wpi="http://schemas.microsoft.com/office/word/2010/wordprocessingInk" xmlns:wne="http://schemas.microsoft.com/office/word/2006/wordml" xmlns:wps="http://schemas.microsoft.com/office/word/2010/wordprocessingShape" mc:Ignorable="w14 w15 w16se w16cid w16 w16cex w16sdtdh w16sdtfl w16du wp14">
   <w:p>
     <w:pPr>
       <w:pBdr>
@@ -37376,7 +37368,7 @@
 </file>
 
 <file path=word/footer2.xml><?xml version="1.0" encoding="utf-8"?>
-<w:ftr xmlns:wpc="http://schemas.microsoft.com/office/word/2010/wordprocessingCanvas" xmlns:cx="http://schemas.microsoft.com/office/drawing/2014/chartex" xmlns:cx1="http://schemas.microsoft.com/office/drawing/2015/9/8/chartex" xmlns:cx2="http://schemas.microsoft.com/office/drawing/2015/10/21/chartex" xmlns:cx3="http://schemas.microsoft.com/office/drawing/2016/5/9/chartex" xmlns:cx4="http://schemas.microsoft.com/office/drawing/2016/5/10/chartex" xmlns:cx5="http://schemas.microsoft.com/office/drawing/2016/5/11/chartex" xmlns:cx6="http://schemas.microsoft.com/office/drawing/2016/5/12/chartex" xmlns:cx7="http://schemas.microsoft.com/office/drawing/2016/5/13/chartex" xmlns:cx8="http://schemas.microsoft.com/office/drawing/2016/5/14/chartex" xmlns:mc="http://schemas.openxmlformats.org/markup-compatibility/2006" xmlns:aink="http://schemas.microsoft.com/office/drawing/2016/ink" xmlns:am3d="http://schemas.microsoft.com/office/drawing/2017/model3d" xmlns:o="urn:schemas-microsoft-com:office:office" xmlns:oel="http://schemas.microsoft.com/office/2019/extlst" xmlns:r="http://schemas.openxmlformats.org/officeDocument/2006/relationships" xmlns:m="http://schemas.openxmlformats.org/officeDocument/2006/math" xmlns:v="urn:schemas-microsoft-com:vml" xmlns:wp14="http://schemas.microsoft.com/office/word/2010/wordprocessingDrawing" xmlns:wp="http://schemas.openxmlformats.org/drawingml/2006/wordprocessingDrawing" xmlns:w10="urn:schemas-microsoft-com:office:word" xmlns:w="http://schemas.openxmlformats.org/wordprocessingml/2006/main" xmlns:w14="http://schemas.microsoft.com/office/word/2010/wordml" xmlns:w15="http://schemas.microsoft.com/office/word/2012/wordml" xmlns:w16cex="http://schemas.microsoft.com/office/word/2018/wordml/cex" xmlns:w16cid="http://schemas.microsoft.com/office/word/2016/wordml/cid" xmlns:w16="http://schemas.microsoft.com/office/word/2018/wordml" xmlns:w16du="http://schemas.microsoft.com/office/word/2023/wordml/word16du" xmlns:w16sdtdh="http://schemas.microsoft.com/office/word/2020/wordml/sdtdatahash" xmlns:w16sdtfl="http://schemas.microsoft.com/office/word/2024/wordml/sdtformatlock" xmlns:w16se="http://schemas.microsoft.com/office/word/2015/wordml/symex" xmlns:wpg="http://schemas.microsoft.com/office/word/2010/wordprocessingGroup" xmlns:wpi="http://schemas.microsoft.com/office/word/2010/wordprocessingInk" xmlns:wne="http://schemas.microsoft.com/office/word/2006/wordml" xmlns:wps="http://schemas.microsoft.com/office/word/2010/wordprocessingShape" mc:Ignorable="w14 w15 w16se w16cid w16 w16cex w16sdtdh w16sdtfl w16du wp14">
+<w:ftr xmlns:wpc="http://schemas.microsoft.com/office/word/2010/wordprocessingCanvas" xmlns:cx="http://schemas.microsoft.com/office/drawing/2014/chartex" xmlns:cx1="http://schemas.microsoft.com/office/drawing/2015/9/8/chartex" xmlns:cx2="http://schemas.microsoft.com/office/drawing/2015/10/21/chartex" xmlns:cx3="http://schemas.microsoft.com/office/drawing/2016/5/9/chartex" xmlns:cx4="http://schemas.microsoft.com/office/drawing/2016/5/10/chartex" xmlns:cx5="http://schemas.microsoft.com/office/drawing/2016/5/11/chartex" xmlns:cx6="http://schemas.microsoft.com/office/drawing/2016/5/12/chartex" xmlns:cx7="http://schemas.microsoft.com/office/drawing/2016/5/13/chartex" xmlns:cx8="http://schemas.microsoft.com/office/drawing/2016/5/14/chartex" xmlns:mc="http://schemas.openxmlformats.org/markup-compatibility/2006" xmlns:aink="http://schemas.microsoft.com/office/drawing/2016/ink" xmlns:am3d="http://schemas.microsoft.com/office/drawing/2017/model3d" xmlns:o="urn:schemas-microsoft-com:office:office" xmlns:oel="http://schemas.microsoft.com/office/2019/extlst" xmlns:r="http://schemas.openxmlformats.org/officeDocument/2006/relationships" xmlns:m="http://schemas.openxmlformats.org/officeDocument/2006/math" xmlns:v="urn:schemas-microsoft-com:vml" xmlns:wp14="http://schemas.microsoft.com/office/word/2010/wordprocessingDrawing" xmlns:wp="http://schemas.openxmlformats.org/drawingml/2006/wordprocessingDrawing" xmlns:w10="urn:schemas-microsoft-com:office:word" xmlns:w="http://schemas.openxmlformats.org/wordprocessingml/2006/main" xmlns:w14="http://schemas.microsoft.com/office/word/2010/wordml" xmlns:w15="http://schemas.microsoft.com/office/word/2012/wordml" xmlns:w16cei="http://schemas.microsoft.com/office/word/2026/wordml/cei" xmlns:w16cex="http://schemas.microsoft.com/office/word/2018/wordml/cex" xmlns:w16cid="http://schemas.microsoft.com/office/word/2016/wordml/cid" xmlns:w16="http://schemas.microsoft.com/office/word/2018/wordml" xmlns:w16du="http://schemas.microsoft.com/office/word/2023/wordml/word16du" xmlns:w16sdtdh="http://schemas.microsoft.com/office/word/2020/wordml/sdtdatahash" xmlns:w16sdtfl="http://schemas.microsoft.com/office/word/2024/wordml/sdtformatlock" xmlns:w16se="http://schemas.microsoft.com/office/word/2015/wordml/symex" xmlns:wpg="http://schemas.microsoft.com/office/word/2010/wordprocessingGroup" xmlns:wpi="http://schemas.microsoft.com/office/word/2010/wordprocessingInk" xmlns:wne="http://schemas.microsoft.com/office/word/2006/wordml" xmlns:wps="http://schemas.microsoft.com/office/word/2010/wordprocessingShape" mc:Ignorable="w14 w15 w16se w16cid w16 w16cex w16sdtdh w16sdtfl w16du wp14">
   <w:p>
     <w:pPr>
       <w:pBdr>
@@ -37582,7 +37574,7 @@
 </file>
 
 <file path=word/footnotes.xml><?xml version="1.0" encoding="utf-8"?>
-<w:footnotes xmlns:wpc="http://schemas.microsoft.com/office/word/2010/wordprocessingCanvas" xmlns:cx="http://schemas.microsoft.com/office/drawing/2014/chartex" xmlns:cx1="http://schemas.microsoft.com/office/drawing/2015/9/8/chartex" xmlns:cx2="http://schemas.microsoft.com/office/drawing/2015/10/21/chartex" xmlns:cx3="http://schemas.microsoft.com/office/drawing/2016/5/9/chartex" xmlns:cx4="http://schemas.microsoft.com/office/drawing/2016/5/10/chartex" xmlns:cx5="http://schemas.microsoft.com/office/drawing/2016/5/11/chartex" xmlns:cx6="http://schemas.microsoft.com/office/drawing/2016/5/12/chartex" xmlns:cx7="http://schemas.microsoft.com/office/drawing/2016/5/13/chartex" xmlns:cx8="http://schemas.microsoft.com/office/drawing/2016/5/14/chartex" xmlns:mc="http://schemas.openxmlformats.org/markup-compatibility/2006" xmlns:aink="http://schemas.microsoft.com/office/drawing/2016/ink" xmlns:am3d="http://schemas.microsoft.com/office/drawing/2017/model3d" xmlns:o="urn:schemas-microsoft-com:office:office" xmlns:oel="http://schemas.microsoft.com/office/2019/extlst" xmlns:r="http://schemas.openxmlformats.org/officeDocument/2006/relationships" xmlns:m="http://schemas.openxmlformats.org/officeDocument/2006/math" xmlns:v="urn:schemas-microsoft-com:vml" xmlns:wp14="http://schemas.microsoft.com/office/word/2010/wordprocessingDrawing" xmlns:wp="http://schemas.openxmlformats.org/drawingml/2006/wordprocessingDrawing" xmlns:w10="urn:schemas-microsoft-com:office:word" xmlns:w="http://schemas.openxmlformats.org/wordprocessingml/2006/main" xmlns:w14="http://schemas.microsoft.com/office/word/2010/wordml" xmlns:w15="http://schemas.microsoft.com/office/word/2012/wordml" xmlns:w16cex="http://schemas.microsoft.com/office/word/2018/wordml/cex" xmlns:w16cid="http://schemas.microsoft.com/office/word/2016/wordml/cid" xmlns:w16="http://schemas.microsoft.com/office/word/2018/wordml" xmlns:w16du="http://schemas.microsoft.com/office/word/2023/wordml/word16du" xmlns:w16sdtdh="http://schemas.microsoft.com/office/word/2020/wordml/sdtdatahash" xmlns:w16sdtfl="http://schemas.microsoft.com/office/word/2024/wordml/sdtformatlock" xmlns:w16se="http://schemas.microsoft.com/office/word/2015/wordml/symex" xmlns:wpg="http://schemas.microsoft.com/office/word/2010/wordprocessingGroup" xmlns:wpi="http://schemas.microsoft.com/office/word/2010/wordprocessingInk" xmlns:wne="http://schemas.microsoft.com/office/word/2006/wordml" xmlns:wps="http://schemas.microsoft.com/office/word/2010/wordprocessingShape" mc:Ignorable="w14 w15 w16se w16cid w16 w16cex w16sdtdh w16sdtfl w16du wp14">
+<w:footnotes xmlns:wpc="http://schemas.microsoft.com/office/word/2010/wordprocessingCanvas" xmlns:cx="http://schemas.microsoft.com/office/drawing/2014/chartex" xmlns:cx1="http://schemas.microsoft.com/office/drawing/2015/9/8/chartex" xmlns:cx2="http://schemas.microsoft.com/office/drawing/2015/10/21/chartex" xmlns:cx3="http://schemas.microsoft.com/office/drawing/2016/5/9/chartex" xmlns:cx4="http://schemas.microsoft.com/office/drawing/2016/5/10/chartex" xmlns:cx5="http://schemas.microsoft.com/office/drawing/2016/5/11/chartex" xmlns:cx6="http://schemas.microsoft.com/office/drawing/2016/5/12/chartex" xmlns:cx7="http://schemas.microsoft.com/office/drawing/2016/5/13/chartex" xmlns:cx8="http://schemas.microsoft.com/office/drawing/2016/5/14/chartex" xmlns:mc="http://schemas.openxmlformats.org/markup-compatibility/2006" xmlns:aink="http://schemas.microsoft.com/office/drawing/2016/ink" xmlns:am3d="http://schemas.microsoft.com/office/drawing/2017/model3d" xmlns:o="urn:schemas-microsoft-com:office:office" xmlns:oel="http://schemas.microsoft.com/office/2019/extlst" xmlns:r="http://schemas.openxmlformats.org/officeDocument/2006/relationships" xmlns:m="http://schemas.openxmlformats.org/officeDocument/2006/math" xmlns:v="urn:schemas-microsoft-com:vml" xmlns:wp14="http://schemas.microsoft.com/office/word/2010/wordprocessingDrawing" xmlns:wp="http://schemas.openxmlformats.org/drawingml/2006/wordprocessingDrawing" xmlns:w10="urn:schemas-microsoft-com:office:word" xmlns:w="http://schemas.openxmlformats.org/wordprocessingml/2006/main" xmlns:w14="http://schemas.microsoft.com/office/word/2010/wordml" xmlns:w15="http://schemas.microsoft.com/office/word/2012/wordml" xmlns:w16cei="http://schemas.microsoft.com/office/word/2026/wordml/cei" xmlns:w16cex="http://schemas.microsoft.com/office/word/2018/wordml/cex" xmlns:w16cid="http://schemas.microsoft.com/office/word/2016/wordml/cid" xmlns:w16="http://schemas.microsoft.com/office/word/2018/wordml" xmlns:w16du="http://schemas.microsoft.com/office/word/2023/wordml/word16du" xmlns:w16sdtdh="http://schemas.microsoft.com/office/word/2020/wordml/sdtdatahash" xmlns:w16sdtfl="http://schemas.microsoft.com/office/word/2024/wordml/sdtformatlock" xmlns:w16se="http://schemas.microsoft.com/office/word/2015/wordml/symex" xmlns:wpg="http://schemas.microsoft.com/office/word/2010/wordprocessingGroup" xmlns:wpi="http://schemas.microsoft.com/office/word/2010/wordprocessingInk" xmlns:wne="http://schemas.microsoft.com/office/word/2006/wordml" xmlns:wps="http://schemas.microsoft.com/office/word/2010/wordprocessingShape" mc:Ignorable="w14 w15 w16se w16cid w16 w16cex w16sdtdh w16sdtfl w16du wp14">
   <w:footnote w:type="separator" w:id="-1">
     <w:p>
       <w:pPr>
@@ -37607,7 +37599,7 @@
 </file>
 
 <file path=word/header1.xml><?xml version="1.0" encoding="utf-8"?>
-<w:hdr xmlns:wpc="http://schemas.microsoft.com/office/word/2010/wordprocessingCanvas" xmlns:cx="http://schemas.microsoft.com/office/drawing/2014/chartex" xmlns:cx1="http://schemas.microsoft.com/office/drawing/2015/9/8/chartex" xmlns:cx2="http://schemas.microsoft.com/office/drawing/2015/10/21/chartex" xmlns:cx3="http://schemas.microsoft.com/office/drawing/2016/5/9/chartex" xmlns:cx4="http://schemas.microsoft.com/office/drawing/2016/5/10/chartex" xmlns:cx5="http://schemas.microsoft.com/office/drawing/2016/5/11/chartex" xmlns:cx6="http://schemas.microsoft.com/office/drawing/2016/5/12/chartex" xmlns:cx7="http://schemas.microsoft.com/office/drawing/2016/5/13/chartex" xmlns:cx8="http://schemas.microsoft.com/office/drawing/2016/5/14/chartex" xmlns:mc="http://schemas.openxmlformats.org/markup-compatibility/2006" xmlns:aink="http://schemas.microsoft.com/office/drawing/2016/ink" xmlns:am3d="http://schemas.microsoft.com/office/drawing/2017/model3d" xmlns:o="urn:schemas-microsoft-com:office:office" xmlns:oel="http://schemas.microsoft.com/office/2019/extlst" xmlns:r="http://schemas.openxmlformats.org/officeDocument/2006/relationships" xmlns:m="http://schemas.openxmlformats.org/officeDocument/2006/math" xmlns:v="urn:schemas-microsoft-com:vml" xmlns:wp14="http://schemas.microsoft.com/office/word/2010/wordprocessingDrawing" xmlns:wp="http://schemas.openxmlformats.org/drawingml/2006/wordprocessingDrawing" xmlns:w10="urn:schemas-microsoft-com:office:word" xmlns:w="http://schemas.openxmlformats.org/wordprocessingml/2006/main" xmlns:w14="http://schemas.microsoft.com/office/word/2010/wordml" xmlns:w15="http://schemas.microsoft.com/office/word/2012/wordml" xmlns:w16cex="http://schemas.microsoft.com/office/word/2018/wordml/cex" xmlns:w16cid="http://schemas.microsoft.com/office/word/2016/wordml/cid" xmlns:w16="http://schemas.microsoft.com/office/word/2018/wordml" xmlns:w16du="http://schemas.microsoft.com/office/word/2023/wordml/word16du" xmlns:w16sdtdh="http://schemas.microsoft.com/office/word/2020/wordml/sdtdatahash" xmlns:w16sdtfl="http://schemas.microsoft.com/office/word/2024/wordml/sdtformatlock" xmlns:w16se="http://schemas.microsoft.com/office/word/2015/wordml/symex" xmlns:wpg="http://schemas.microsoft.com/office/word/2010/wordprocessingGroup" xmlns:wpi="http://schemas.microsoft.com/office/word/2010/wordprocessingInk" xmlns:wne="http://schemas.microsoft.com/office/word/2006/wordml" xmlns:wps="http://schemas.microsoft.com/office/word/2010/wordprocessingShape" mc:Ignorable="w14 w15 w16se w16cid w16 w16cex w16sdtdh w16sdtfl w16du wp14">
+<w:hdr xmlns:wpc="http://schemas.microsoft.com/office/word/2010/wordprocessingCanvas" xmlns:cx="http://schemas.microsoft.com/office/drawing/2014/chartex" xmlns:cx1="http://schemas.microsoft.com/office/drawing/2015/9/8/chartex" xmlns:cx2="http://schemas.microsoft.com/office/drawing/2015/10/21/chartex" xmlns:cx3="http://schemas.microsoft.com/office/drawing/2016/5/9/chartex" xmlns:cx4="http://schemas.microsoft.com/office/drawing/2016/5/10/chartex" xmlns:cx5="http://schemas.microsoft.com/office/drawing/2016/5/11/chartex" xmlns:cx6="http://schemas.microsoft.com/office/drawing/2016/5/12/chartex" xmlns:cx7="http://schemas.microsoft.com/office/drawing/2016/5/13/chartex" xmlns:cx8="http://schemas.microsoft.com/office/drawing/2016/5/14/chartex" xmlns:mc="http://schemas.openxmlformats.org/markup-compatibility/2006" xmlns:aink="http://schemas.microsoft.com/office/drawing/2016/ink" xmlns:am3d="http://schemas.microsoft.com/office/drawing/2017/model3d" xmlns:o="urn:schemas-microsoft-com:office:office" xmlns:oel="http://schemas.microsoft.com/office/2019/extlst" xmlns:r="http://schemas.openxmlformats.org/officeDocument/2006/relationships" xmlns:m="http://schemas.openxmlformats.org/officeDocument/2006/math" xmlns:v="urn:schemas-microsoft-com:vml" xmlns:wp14="http://schemas.microsoft.com/office/word/2010/wordprocessingDrawing" xmlns:wp="http://schemas.openxmlformats.org/drawingml/2006/wordprocessingDrawing" xmlns:w10="urn:schemas-microsoft-com:office:word" xmlns:w="http://schemas.openxmlformats.org/wordprocessingml/2006/main" xmlns:w14="http://schemas.microsoft.com/office/word/2010/wordml" xmlns:w15="http://schemas.microsoft.com/office/word/2012/wordml" xmlns:w16cei="http://schemas.microsoft.com/office/word/2026/wordml/cei" xmlns:w16cex="http://schemas.microsoft.com/office/word/2018/wordml/cex" xmlns:w16cid="http://schemas.microsoft.com/office/word/2016/wordml/cid" xmlns:w16="http://schemas.microsoft.com/office/word/2018/wordml" xmlns:w16du="http://schemas.microsoft.com/office/word/2023/wordml/word16du" xmlns:w16sdtdh="http://schemas.microsoft.com/office/word/2020/wordml/sdtdatahash" xmlns:w16sdtfl="http://schemas.microsoft.com/office/word/2024/wordml/sdtformatlock" xmlns:w16se="http://schemas.microsoft.com/office/word/2015/wordml/symex" xmlns:wpg="http://schemas.microsoft.com/office/word/2010/wordprocessingGroup" xmlns:wpi="http://schemas.microsoft.com/office/word/2010/wordprocessingInk" xmlns:wne="http://schemas.microsoft.com/office/word/2006/wordml" xmlns:wps="http://schemas.microsoft.com/office/word/2010/wordprocessingShape" mc:Ignorable="w14 w15 w16se w16cid w16 w16cex w16sdtdh w16sdtfl w16du wp14">
   <w:p>
     <w:pPr>
       <w:pStyle w:val="Header"/>
@@ -37628,7 +37620,7 @@
 </file>
 
 <file path=word/header2.xml><?xml version="1.0" encoding="utf-8"?>
-<w:hdr xmlns:wpc="http://schemas.microsoft.com/office/word/2010/wordprocessingCanvas" xmlns:cx="http://schemas.microsoft.com/office/drawing/2014/chartex" xmlns:cx1="http://schemas.microsoft.com/office/drawing/2015/9/8/chartex" xmlns:cx2="http://schemas.microsoft.com/office/drawing/2015/10/21/chartex" xmlns:cx3="http://schemas.microsoft.com/office/drawing/2016/5/9/chartex" xmlns:cx4="http://schemas.microsoft.com/office/drawing/2016/5/10/chartex" xmlns:cx5="http://schemas.microsoft.com/office/drawing/2016/5/11/chartex" xmlns:cx6="http://schemas.microsoft.com/office/drawing/2016/5/12/chartex" xmlns:cx7="http://schemas.microsoft.com/office/drawing/2016/5/13/chartex" xmlns:cx8="http://schemas.microsoft.com/office/drawing/2016/5/14/chartex" xmlns:mc="http://schemas.openxmlformats.org/markup-compatibility/2006" xmlns:aink="http://schemas.microsoft.com/office/drawing/2016/ink" xmlns:am3d="http://schemas.microsoft.com/office/drawing/2017/model3d" xmlns:o="urn:schemas-microsoft-com:office:office" xmlns:oel="http://schemas.microsoft.com/office/2019/extlst" xmlns:r="http://schemas.openxmlformats.org/officeDocument/2006/relationships" xmlns:m="http://schemas.openxmlformats.org/officeDocument/2006/math" xmlns:v="urn:schemas-microsoft-com:vml" xmlns:wp14="http://schemas.microsoft.com/office/word/2010/wordprocessingDrawing" xmlns:wp="http://schemas.openxmlformats.org/drawingml/2006/wordprocessingDrawing" xmlns:w10="urn:schemas-microsoft-com:office:word" xmlns:w="http://schemas.openxmlformats.org/wordprocessingml/2006/main" xmlns:w14="http://schemas.microsoft.com/office/word/2010/wordml" xmlns:w15="http://schemas.microsoft.com/office/word/2012/wordml" xmlns:w16cex="http://schemas.microsoft.com/office/word/2018/wordml/cex" xmlns:w16cid="http://schemas.microsoft.com/office/word/2016/wordml/cid" xmlns:w16="http://schemas.microsoft.com/office/word/2018/wordml" xmlns:w16du="http://schemas.microsoft.com/office/word/2023/wordml/word16du" xmlns:w16sdtdh="http://schemas.microsoft.com/office/word/2020/wordml/sdtdatahash" xmlns:w16sdtfl="http://schemas.microsoft.com/office/word/2024/wordml/sdtformatlock" xmlns:w16se="http://schemas.microsoft.com/office/word/2015/wordml/symex" xmlns:wpg="http://schemas.microsoft.com/office/word/2010/wordprocessingGroup" xmlns:wpi="http://schemas.microsoft.com/office/word/2010/wordprocessingInk" xmlns:wne="http://schemas.microsoft.com/office/word/2006/wordml" xmlns:wps="http://schemas.microsoft.com/office/word/2010/wordprocessingShape" mc:Ignorable="w14 w15 w16se w16cid w16 w16cex w16sdtdh w16sdtfl w16du wp14">
+<w:hdr xmlns:wpc="http://schemas.microsoft.com/office/word/2010/wordprocessingCanvas" xmlns:cx="http://schemas.microsoft.com/office/drawing/2014/chartex" xmlns:cx1="http://schemas.microsoft.com/office/drawing/2015/9/8/chartex" xmlns:cx2="http://schemas.microsoft.com/office/drawing/2015/10/21/chartex" xmlns:cx3="http://schemas.microsoft.com/office/drawing/2016/5/9/chartex" xmlns:cx4="http://schemas.microsoft.com/office/drawing/2016/5/10/chartex" xmlns:cx5="http://schemas.microsoft.com/office/drawing/2016/5/11/chartex" xmlns:cx6="http://schemas.microsoft.com/office/drawing/2016/5/12/chartex" xmlns:cx7="http://schemas.microsoft.com/office/drawing/2016/5/13/chartex" xmlns:cx8="http://schemas.microsoft.com/office/drawing/2016/5/14/chartex" xmlns:mc="http://schemas.openxmlformats.org/markup-compatibility/2006" xmlns:aink="http://schemas.microsoft.com/office/drawing/2016/ink" xmlns:am3d="http://schemas.microsoft.com/office/drawing/2017/model3d" xmlns:o="urn:schemas-microsoft-com:office:office" xmlns:oel="http://schemas.microsoft.com/office/2019/extlst" xmlns:r="http://schemas.openxmlformats.org/officeDocument/2006/relationships" xmlns:m="http://schemas.openxmlformats.org/officeDocument/2006/math" xmlns:v="urn:schemas-microsoft-com:vml" xmlns:wp14="http://schemas.microsoft.com/office/word/2010/wordprocessingDrawing" xmlns:wp="http://schemas.openxmlformats.org/drawingml/2006/wordprocessingDrawing" xmlns:w10="urn:schemas-microsoft-com:office:word" xmlns:w="http://schemas.openxmlformats.org/wordprocessingml/2006/main" xmlns:w14="http://schemas.microsoft.com/office/word/2010/wordml" xmlns:w15="http://schemas.microsoft.com/office/word/2012/wordml" xmlns:w16cei="http://schemas.microsoft.com/office/word/2026/wordml/cei" xmlns:w16cex="http://schemas.microsoft.com/office/word/2018/wordml/cex" xmlns:w16cid="http://schemas.microsoft.com/office/word/2016/wordml/cid" xmlns:w16="http://schemas.microsoft.com/office/word/2018/wordml" xmlns:w16du="http://schemas.microsoft.com/office/word/2023/wordml/word16du" xmlns:w16sdtdh="http://schemas.microsoft.com/office/word/2020/wordml/sdtdatahash" xmlns:w16sdtfl="http://schemas.microsoft.com/office/word/2024/wordml/sdtformatlock" xmlns:w16se="http://schemas.microsoft.com/office/word/2015/wordml/symex" xmlns:wpg="http://schemas.microsoft.com/office/word/2010/wordprocessingGroup" xmlns:wpi="http://schemas.microsoft.com/office/word/2010/wordprocessingInk" xmlns:wne="http://schemas.microsoft.com/office/word/2006/wordml" xmlns:wps="http://schemas.microsoft.com/office/word/2010/wordprocessingShape" mc:Ignorable="w14 w15 w16se w16cid w16 w16cex w16sdtdh w16sdtfl w16du wp14">
   <w:p>
     <w:pPr>
       <w:pStyle w:val="Header"/>
